--- a/L3 Web Application Development Log.docx
+++ b/L3 Web Application Development Log.docx
@@ -756,8 +756,8 @@
               </w:rPr>
             </w:pPr>
             <w:r>
-              <w:object w:dxaOrig="8747" w:dyaOrig="5223">
-                <v:rect xmlns:o="urn:schemas-microsoft-com:office:office" xmlns:v="urn:schemas-microsoft-com:vml" id="rectole0000000000" style="width:437.350000pt;height:261.150000pt" o:preferrelative="t" o:ole="">
+              <w:object w:dxaOrig="8949" w:dyaOrig="5345">
+                <v:rect xmlns:o="urn:schemas-microsoft-com:office:office" xmlns:v="urn:schemas-microsoft-com:vml" id="rectole0000000000" style="width:447.450000pt;height:267.250000pt" o:preferrelative="t" o:ole="">
                   <o:lock v:ext="edit"/>
                   <v:imagedata xmlns:r="http://schemas.openxmlformats.org/officeDocument/2006/relationships" r:id="docRId2" o:title=""/>
                 </v:rect>
@@ -1308,8 +1308,8 @@
               </w:rPr>
             </w:pPr>
             <w:r>
-              <w:object w:dxaOrig="8640" w:dyaOrig="5580">
-                <v:rect xmlns:o="urn:schemas-microsoft-com:office:office" xmlns:v="urn:schemas-microsoft-com:vml" id="rectole0000000001" style="width:432.000000pt;height:279.000000pt" o:preferrelative="t" o:ole="">
+              <w:object w:dxaOrig="8848" w:dyaOrig="5709">
+                <v:rect xmlns:o="urn:schemas-microsoft-com:office:office" xmlns:v="urn:schemas-microsoft-com:vml" id="rectole0000000001" style="width:442.400000pt;height:285.450000pt" o:preferrelative="t" o:ole="">
                   <o:lock v:ext="edit"/>
                   <v:imagedata xmlns:r="http://schemas.openxmlformats.org/officeDocument/2006/relationships" r:id="docRId4" o:title=""/>
                 </v:rect>
@@ -1687,7 +1687,85 @@
                 <w:sz w:val="22"/>
                 <w:shd w:fill="auto" w:val="clear"/>
               </w:rPr>
-              <w:t xml:space="preserve">useful, Aesthetics, praivacy and functional </w:t>
+              <w:t xml:space="preserve">useful</w:t>
+            </w:r>
+          </w:p>
+          <w:p>
+            <w:pPr>
+              <w:spacing w:before="0" w:after="0" w:line="240"/>
+              <w:ind w:right="0" w:left="0" w:firstLine="0"/>
+              <w:jc w:val="left"/>
+              <w:rPr>
+                <w:rFonts w:ascii="Calibri" w:hAnsi="Calibri" w:cs="Calibri" w:eastAsia="Calibri"/>
+                <w:color w:val="auto"/>
+                <w:spacing w:val="0"/>
+                <w:position w:val="0"/>
+                <w:sz w:val="22"/>
+                <w:shd w:fill="auto" w:val="clear"/>
+              </w:rPr>
+            </w:pPr>
+            <w:r>
+              <w:rPr>
+                <w:rFonts w:ascii="Calibri" w:hAnsi="Calibri" w:cs="Calibri" w:eastAsia="Calibri"/>
+                <w:color w:val="auto"/>
+                <w:spacing w:val="0"/>
+                <w:position w:val="0"/>
+                <w:sz w:val="22"/>
+                <w:shd w:fill="auto" w:val="clear"/>
+              </w:rPr>
+              <w:t xml:space="preserve">when it comes to my website i would want to prititoize the need for it to be useful to the users. the idea for my website is to make it useful by being able to hold infomation for the user</w:t>
+            </w:r>
+          </w:p>
+          <w:p>
+            <w:pPr>
+              <w:spacing w:before="0" w:after="0" w:line="240"/>
+              <w:ind w:right="0" w:left="0" w:firstLine="0"/>
+              <w:jc w:val="left"/>
+              <w:rPr>
+                <w:rFonts w:ascii="Calibri" w:hAnsi="Calibri" w:cs="Calibri" w:eastAsia="Calibri"/>
+                <w:color w:val="auto"/>
+                <w:spacing w:val="0"/>
+                <w:position w:val="0"/>
+                <w:sz w:val="22"/>
+                <w:shd w:fill="auto" w:val="clear"/>
+              </w:rPr>
+            </w:pPr>
+            <w:r>
+              <w:rPr>
+                <w:rFonts w:ascii="Calibri" w:hAnsi="Calibri" w:cs="Calibri" w:eastAsia="Calibri"/>
+                <w:color w:val="auto"/>
+                <w:spacing w:val="0"/>
+                <w:position w:val="0"/>
+                <w:sz w:val="22"/>
+                <w:shd w:fill="auto" w:val="clear"/>
+              </w:rPr>
+              <w:t xml:space="preserve">Aesthetics</w:t>
+            </w:r>
+          </w:p>
+          <w:p>
+            <w:pPr>
+              <w:spacing w:before="0" w:after="0" w:line="240"/>
+              <w:ind w:right="0" w:left="0" w:firstLine="0"/>
+              <w:jc w:val="left"/>
+              <w:rPr>
+                <w:rFonts w:ascii="Calibri" w:hAnsi="Calibri" w:cs="Calibri" w:eastAsia="Calibri"/>
+                <w:color w:val="auto"/>
+                <w:spacing w:val="0"/>
+                <w:position w:val="0"/>
+                <w:sz w:val="22"/>
+                <w:shd w:fill="auto" w:val="clear"/>
+              </w:rPr>
+            </w:pPr>
+            <w:r>
+              <w:rPr>
+                <w:rFonts w:ascii="Calibri" w:hAnsi="Calibri" w:cs="Calibri" w:eastAsia="Calibri"/>
+                <w:color w:val="auto"/>
+                <w:spacing w:val="0"/>
+                <w:position w:val="0"/>
+                <w:sz w:val="22"/>
+                <w:shd w:fill="auto" w:val="clear"/>
+              </w:rPr>
+              <w:t xml:space="preserve">privacy and functional </w:t>
             </w:r>
           </w:p>
           <w:p>
@@ -2623,8 +2701,8 @@
               </w:rPr>
             </w:pPr>
             <w:r>
-              <w:object w:dxaOrig="5025" w:dyaOrig="1574">
-                <v:rect xmlns:o="urn:schemas-microsoft-com:office:office" xmlns:v="urn:schemas-microsoft-com:vml" id="rectole0000000002" style="width:251.250000pt;height:78.700000pt" o:preferrelative="t" o:ole="">
+              <w:object w:dxaOrig="5142" w:dyaOrig="1619">
+                <v:rect xmlns:o="urn:schemas-microsoft-com:office:office" xmlns:v="urn:schemas-microsoft-com:vml" id="rectole0000000002" style="width:257.100000pt;height:80.950000pt" o:preferrelative="t" o:ole="">
                   <o:lock v:ext="edit"/>
                   <v:imagedata xmlns:r="http://schemas.openxmlformats.org/officeDocument/2006/relationships" r:id="docRId6" o:title=""/>
                 </v:rect>
@@ -2643,7 +2721,6 @@
                 <w:spacing w:val="0"/>
                 <w:position w:val="0"/>
                 <w:sz w:val="22"/>
-                <w:shd w:fill="auto" w:val="clear"/>
               </w:rPr>
             </w:pPr>
           </w:p>
@@ -2675,7 +2752,6 @@
                 <w:spacing w:val="0"/>
                 <w:position w:val="0"/>
                 <w:sz w:val="22"/>
-                <w:shd w:fill="auto" w:val="clear"/>
               </w:rPr>
             </w:pPr>
             <w:r>
@@ -2744,7 +2820,6 @@
                 <w:spacing w:val="0"/>
                 <w:position w:val="0"/>
                 <w:sz w:val="22"/>
-                <w:shd w:fill="auto" w:val="clear"/>
               </w:rPr>
             </w:pPr>
             <w:r>
@@ -2813,7 +2888,6 @@
                 <w:spacing w:val="0"/>
                 <w:position w:val="0"/>
                 <w:sz w:val="22"/>
-                <w:shd w:fill="auto" w:val="clear"/>
               </w:rPr>
             </w:pPr>
             <w:r>
@@ -2892,8 +2966,8 @@
               </w:rPr>
             </w:pPr>
             <w:r>
-              <w:object w:dxaOrig="5325" w:dyaOrig="299">
-                <v:rect xmlns:o="urn:schemas-microsoft-com:office:office" xmlns:v="urn:schemas-microsoft-com:vml" id="rectole0000000003" style="width:266.250000pt;height:14.950000pt" o:preferrelative="t" o:ole="">
+              <w:object w:dxaOrig="5446" w:dyaOrig="303">
+                <v:rect xmlns:o="urn:schemas-microsoft-com:office:office" xmlns:v="urn:schemas-microsoft-com:vml" id="rectole0000000003" style="width:272.300000pt;height:15.150000pt" o:preferrelative="t" o:ole="">
                   <o:lock v:ext="edit"/>
                   <v:imagedata xmlns:r="http://schemas.openxmlformats.org/officeDocument/2006/relationships" r:id="docRId8" o:title=""/>
                 </v:rect>
@@ -2912,7 +2986,6 @@
                 <w:spacing w:val="0"/>
                 <w:position w:val="0"/>
                 <w:sz w:val="22"/>
-                <w:shd w:fill="auto" w:val="clear"/>
               </w:rPr>
             </w:pPr>
           </w:p>
@@ -2944,7 +3017,6 @@
                 <w:spacing w:val="0"/>
                 <w:position w:val="0"/>
                 <w:sz w:val="22"/>
-                <w:shd w:fill="auto" w:val="clear"/>
               </w:rPr>
             </w:pPr>
             <w:r>
@@ -2987,7 +3059,6 @@
                 <w:spacing w:val="0"/>
                 <w:position w:val="0"/>
                 <w:sz w:val="22"/>
-                <w:shd w:fill="auto" w:val="clear"/>
               </w:rPr>
             </w:pPr>
             <w:r>
@@ -3056,7 +3127,6 @@
                 <w:spacing w:val="0"/>
                 <w:position w:val="0"/>
                 <w:sz w:val="22"/>
-                <w:shd w:fill="auto" w:val="clear"/>
               </w:rPr>
             </w:pPr>
             <w:r>
@@ -3135,8 +3205,8 @@
               </w:rPr>
             </w:pPr>
             <w:r>
-              <w:object w:dxaOrig="3509" w:dyaOrig="329">
-                <v:rect xmlns:o="urn:schemas-microsoft-com:office:office" xmlns:v="urn:schemas-microsoft-com:vml" id="rectole0000000004" style="width:175.450000pt;height:16.450000pt" o:preferrelative="t" o:ole="">
+              <w:object w:dxaOrig="3583" w:dyaOrig="323">
+                <v:rect xmlns:o="urn:schemas-microsoft-com:office:office" xmlns:v="urn:schemas-microsoft-com:vml" id="rectole0000000004" style="width:179.150000pt;height:16.150000pt" o:preferrelative="t" o:ole="">
                   <o:lock v:ext="edit"/>
                   <v:imagedata xmlns:r="http://schemas.openxmlformats.org/officeDocument/2006/relationships" r:id="docRId10" o:title=""/>
                 </v:rect>
@@ -3174,8 +3244,8 @@
               </w:rPr>
             </w:pPr>
             <w:r>
-              <w:object w:dxaOrig="6029" w:dyaOrig="734">
-                <v:rect xmlns:o="urn:schemas-microsoft-com:office:office" xmlns:v="urn:schemas-microsoft-com:vml" id="rectole0000000005" style="width:301.450000pt;height:36.700000pt" o:preferrelative="t" o:ole="">
+              <w:object w:dxaOrig="6175" w:dyaOrig="748">
+                <v:rect xmlns:o="urn:schemas-microsoft-com:office:office" xmlns:v="urn:schemas-microsoft-com:vml" id="rectole0000000005" style="width:308.750000pt;height:37.400000pt" o:preferrelative="t" o:ole="">
                   <o:lock v:ext="edit"/>
                   <v:imagedata xmlns:r="http://schemas.openxmlformats.org/officeDocument/2006/relationships" r:id="docRId12" o:title=""/>
                 </v:rect>
@@ -3194,7 +3264,6 @@
                 <w:spacing w:val="0"/>
                 <w:position w:val="0"/>
                 <w:sz w:val="22"/>
-                <w:shd w:fill="auto" w:val="clear"/>
               </w:rPr>
             </w:pPr>
           </w:p>
@@ -3226,7 +3295,6 @@
                 <w:spacing w:val="0"/>
                 <w:position w:val="0"/>
                 <w:sz w:val="22"/>
-                <w:shd w:fill="auto" w:val="clear"/>
               </w:rPr>
             </w:pPr>
             <w:r>
@@ -3295,7 +3363,6 @@
                 <w:spacing w:val="0"/>
                 <w:position w:val="0"/>
                 <w:sz w:val="22"/>
-                <w:shd w:fill="auto" w:val="clear"/>
               </w:rPr>
             </w:pPr>
             <w:r>
@@ -3390,7 +3457,6 @@
                 <w:spacing w:val="0"/>
                 <w:position w:val="0"/>
                 <w:sz w:val="22"/>
-                <w:shd w:fill="auto" w:val="clear"/>
               </w:rPr>
             </w:pPr>
           </w:p>
@@ -4426,6 +4492,30 @@
                 <w:shd w:fill="auto" w:val="clear"/>
               </w:rPr>
             </w:pPr>
+            <w:r>
+              <w:object w:dxaOrig="8747" w:dyaOrig="5163">
+                <v:rect xmlns:o="urn:schemas-microsoft-com:office:office" xmlns:v="urn:schemas-microsoft-com:vml" id="rectole0000000006" style="width:437.350000pt;height:258.150000pt" o:preferrelative="t" o:ole="">
+                  <o:lock v:ext="edit"/>
+                  <v:imagedata xmlns:r="http://schemas.openxmlformats.org/officeDocument/2006/relationships" r:id="docRId14" o:title=""/>
+                </v:rect>
+                <o:OLEObject xmlns:r="http://schemas.openxmlformats.org/officeDocument/2006/relationships" xmlns:o="urn:schemas-microsoft-com:office:office" Type="Embed" ProgID="StaticMetafile" DrawAspect="Content" ObjectID="0000000006" ShapeID="rectole0000000006" r:id="docRId13"/>
+              </w:object>
+            </w:r>
+          </w:p>
+          <w:p>
+            <w:pPr>
+              <w:spacing w:before="0" w:after="0" w:line="240"/>
+              <w:ind w:right="0" w:left="0" w:firstLine="0"/>
+              <w:jc w:val="left"/>
+              <w:rPr>
+                <w:rFonts w:ascii="Calibri" w:hAnsi="Calibri" w:cs="Calibri" w:eastAsia="Calibri"/>
+                <w:color w:val="auto"/>
+                <w:spacing w:val="0"/>
+                <w:position w:val="0"/>
+                <w:sz w:val="22"/>
+                <w:shd w:fill="auto" w:val="clear"/>
+              </w:rPr>
+            </w:pPr>
           </w:p>
           <w:p>
             <w:pPr>
@@ -4887,6 +4977,30 @@
                 <w:shd w:fill="auto" w:val="clear"/>
               </w:rPr>
             </w:pPr>
+          </w:p>
+          <w:p>
+            <w:pPr>
+              <w:spacing w:before="0" w:after="0" w:line="240"/>
+              <w:ind w:right="0" w:left="0" w:firstLine="0"/>
+              <w:jc w:val="left"/>
+              <w:rPr>
+                <w:rFonts w:ascii="Arial" w:hAnsi="Arial" w:cs="Arial" w:eastAsia="Arial"/>
+                <w:color w:val="auto"/>
+                <w:spacing w:val="0"/>
+                <w:position w:val="0"/>
+                <w:sz w:val="22"/>
+                <w:shd w:fill="auto" w:val="clear"/>
+              </w:rPr>
+            </w:pPr>
+            <w:r>
+              <w:object w:dxaOrig="8747" w:dyaOrig="5426">
+                <v:rect xmlns:o="urn:schemas-microsoft-com:office:office" xmlns:v="urn:schemas-microsoft-com:vml" id="rectole0000000007" style="width:437.350000pt;height:271.300000pt" o:preferrelative="t" o:ole="">
+                  <o:lock v:ext="edit"/>
+                  <v:imagedata xmlns:r="http://schemas.openxmlformats.org/officeDocument/2006/relationships" r:id="docRId16" o:title=""/>
+                </v:rect>
+                <o:OLEObject xmlns:r="http://schemas.openxmlformats.org/officeDocument/2006/relationships" xmlns:o="urn:schemas-microsoft-com:office:office" Type="Embed" ProgID="StaticMetafile" DrawAspect="Content" ObjectID="0000000007" ShapeID="rectole0000000007" r:id="docRId15"/>
+              </w:object>
+            </w:r>
           </w:p>
           <w:p>
             <w:pPr>
@@ -7047,6 +7161,15 @@
                 <w:shd w:fill="auto" w:val="clear"/>
               </w:rPr>
             </w:pPr>
+            <w:r>
+              <w:object w:dxaOrig="8747" w:dyaOrig="5163">
+                <v:rect xmlns:o="urn:schemas-microsoft-com:office:office" xmlns:v="urn:schemas-microsoft-com:vml" id="rectole0000000008" style="width:437.350000pt;height:258.150000pt" o:preferrelative="t" o:ole="">
+                  <o:lock v:ext="edit"/>
+                  <v:imagedata xmlns:r="http://schemas.openxmlformats.org/officeDocument/2006/relationships" r:id="docRId18" o:title=""/>
+                </v:rect>
+                <o:OLEObject xmlns:r="http://schemas.openxmlformats.org/officeDocument/2006/relationships" xmlns:o="urn:schemas-microsoft-com:office:office" Type="Embed" ProgID="StaticMetafile" DrawAspect="Content" ObjectID="0000000008" ShapeID="rectole0000000008" r:id="docRId17"/>
+              </w:object>
+            </w:r>
           </w:p>
           <w:p>
             <w:pPr>
@@ -7448,6 +7571,60 @@
                 <w:shd w:fill="auto" w:val="clear"/>
               </w:rPr>
             </w:pPr>
+          </w:p>
+          <w:p>
+            <w:pPr>
+              <w:spacing w:before="0" w:after="0" w:line="240"/>
+              <w:ind w:right="0" w:left="0" w:firstLine="0"/>
+              <w:jc w:val="left"/>
+              <w:rPr>
+                <w:rFonts w:ascii="Arial" w:hAnsi="Arial" w:cs="Arial" w:eastAsia="Arial"/>
+                <w:color w:val="auto"/>
+                <w:spacing w:val="0"/>
+                <w:position w:val="0"/>
+                <w:sz w:val="22"/>
+                <w:shd w:fill="auto" w:val="clear"/>
+              </w:rPr>
+            </w:pPr>
+          </w:p>
+          <w:p>
+            <w:pPr>
+              <w:spacing w:before="0" w:after="0" w:line="240"/>
+              <w:ind w:right="0" w:left="0" w:firstLine="0"/>
+              <w:jc w:val="left"/>
+              <w:rPr>
+                <w:rFonts w:ascii="Arial" w:hAnsi="Arial" w:cs="Arial" w:eastAsia="Arial"/>
+                <w:color w:val="auto"/>
+                <w:spacing w:val="0"/>
+                <w:position w:val="0"/>
+                <w:sz w:val="22"/>
+                <w:shd w:fill="auto" w:val="clear"/>
+              </w:rPr>
+            </w:pPr>
+          </w:p>
+          <w:p>
+            <w:pPr>
+              <w:spacing w:before="0" w:after="0" w:line="240"/>
+              <w:ind w:right="0" w:left="0" w:firstLine="0"/>
+              <w:jc w:val="left"/>
+              <w:rPr>
+                <w:rFonts w:ascii="Arial" w:hAnsi="Arial" w:cs="Arial" w:eastAsia="Arial"/>
+                <w:color w:val="auto"/>
+                <w:spacing w:val="0"/>
+                <w:position w:val="0"/>
+                <w:sz w:val="22"/>
+                <w:shd w:fill="auto" w:val="clear"/>
+              </w:rPr>
+            </w:pPr>
+            <w:r>
+              <w:object w:dxaOrig="8747" w:dyaOrig="5426">
+                <v:rect xmlns:o="urn:schemas-microsoft-com:office:office" xmlns:v="urn:schemas-microsoft-com:vml" id="rectole0000000009" style="width:437.350000pt;height:271.300000pt" o:preferrelative="t" o:ole="">
+                  <o:lock v:ext="edit"/>
+                  <v:imagedata xmlns:r="http://schemas.openxmlformats.org/officeDocument/2006/relationships" r:id="docRId20" o:title=""/>
+                </v:rect>
+                <o:OLEObject xmlns:r="http://schemas.openxmlformats.org/officeDocument/2006/relationships" xmlns:o="urn:schemas-microsoft-com:office:office" Type="Embed" ProgID="StaticDib" DrawAspect="Content" ObjectID="0000000009" ShapeID="rectole0000000009" r:id="docRId19"/>
+              </w:object>
+            </w:r>
           </w:p>
           <w:p>
             <w:pPr>
@@ -9843,7 +10020,7 @@
         </w:rPr>
         <w:tab/>
       </w:r>
-      <w:hyperlink xmlns:r="http://schemas.openxmlformats.org/officeDocument/2006/relationships" r:id="docRId13">
+      <w:hyperlink xmlns:r="http://schemas.openxmlformats.org/officeDocument/2006/relationships" r:id="docRId21">
         <w:r>
           <w:rPr>
             <w:rFonts w:ascii="Arial" w:hAnsi="Arial" w:cs="Arial" w:eastAsia="Arial"/>
@@ -11578,7 +11755,7 @@
         </w:rPr>
         <w:tab/>
       </w:r>
-      <w:hyperlink xmlns:r="http://schemas.openxmlformats.org/officeDocument/2006/relationships" r:id="docRId14">
+      <w:hyperlink xmlns:r="http://schemas.openxmlformats.org/officeDocument/2006/relationships" r:id="docRId22">
         <w:r>
           <w:rPr>
             <w:rFonts w:ascii="Arial" w:hAnsi="Arial" w:cs="Arial" w:eastAsia="Arial"/>
@@ -13098,7 +13275,7 @@
         </w:rPr>
         <w:tab/>
       </w:r>
-      <w:hyperlink xmlns:r="http://schemas.openxmlformats.org/officeDocument/2006/relationships" r:id="docRId15">
+      <w:hyperlink xmlns:r="http://schemas.openxmlformats.org/officeDocument/2006/relationships" r:id="docRId23">
         <w:r>
           <w:rPr>
             <w:rFonts w:ascii="Arial" w:hAnsi="Arial" w:cs="Arial" w:eastAsia="Arial"/>

--- a/L3 Web Application Development Log.docx
+++ b/L3 Web Application Development Log.docx
@@ -112,7 +112,6 @@
                 <w:color w:val="auto"/>
                 <w:spacing w:val="0"/>
                 <w:position w:val="0"/>
-                <w:sz w:val="20"/>
               </w:rPr>
             </w:pPr>
             <w:r>
@@ -161,7 +160,6 @@
                 <w:color w:val="auto"/>
                 <w:spacing w:val="0"/>
                 <w:position w:val="0"/>
-                <w:sz w:val="20"/>
               </w:rPr>
             </w:pPr>
             <w:hyperlink xmlns:r="http://schemas.openxmlformats.org/officeDocument/2006/relationships" r:id="docRId0">
@@ -247,7 +245,6 @@
                 <w:color w:val="auto"/>
                 <w:spacing w:val="0"/>
                 <w:position w:val="0"/>
-                <w:sz w:val="20"/>
               </w:rPr>
             </w:pPr>
             <w:r>
@@ -296,7 +293,6 @@
                 <w:color w:val="auto"/>
                 <w:spacing w:val="0"/>
                 <w:position w:val="0"/>
-                <w:sz w:val="20"/>
               </w:rPr>
             </w:pPr>
             <w:r>
@@ -366,7 +362,6 @@
                 <w:color w:val="auto"/>
                 <w:spacing w:val="0"/>
                 <w:position w:val="0"/>
-                <w:sz w:val="20"/>
               </w:rPr>
             </w:pPr>
             <w:r>
@@ -429,7 +424,6 @@
                 <w:color w:val="auto"/>
                 <w:spacing w:val="0"/>
                 <w:position w:val="0"/>
-                <w:sz w:val="20"/>
               </w:rPr>
             </w:pPr>
             <w:r>
@@ -441,7 +435,7 @@
                 <w:sz w:val="20"/>
                 <w:shd w:fill="auto" w:val="clear"/>
               </w:rPr>
-              <w:t xml:space="preserve">the purpose behind my website is to help those who are in the literature and creative area orinize and keep track of their characters and locations in one sorted area. as someone who loves to make and write new stories i have trouble keeping remebeerin it and keeping it all in store i have talked to people with the same problem so to take advatage of this problem i have decided to create this website to help not only keep it in one place but also to help it all in track to help writters remeber all their characters info and backstory. my target audince is writer, authers and creativie people so they have a place to store and revisit infomation of their characters like backstory, personalitiy, apperance and locations. </w:t>
+              <w:t xml:space="preserve">the purpose behind my website is to help those who are in the literature and creative area organize and keep track of their characters and locations in one sorted area. as someone who loves to make and write new stories i have trouble keeping remembering it and keeping it all in store i have talked to people with the same problem so to take advantage of this problem i have decided to create this website to help not only keep it in one place but also to help it all in track to help writers remember all their characters info and backstory. my target audience is writer, authors and creative people so they have a place to store and revisit information of their characters like backstory, personality, appearance and locations. </w:t>
             </w:r>
           </w:p>
         </w:tc>
@@ -499,7 +493,6 @@
                 <w:color w:val="auto"/>
                 <w:spacing w:val="0"/>
                 <w:position w:val="0"/>
-                <w:sz w:val="20"/>
               </w:rPr>
             </w:pPr>
             <w:r>
@@ -569,8 +562,8 @@
               </w:rPr>
             </w:pPr>
             <w:r>
-              <w:object w:dxaOrig="9050" w:dyaOrig="5406">
-                <v:rect xmlns:o="urn:schemas-microsoft-com:office:office" xmlns:v="urn:schemas-microsoft-com:vml" id="rectole0000000000" style="width:452.500000pt;height:270.300000pt" o:preferrelative="t" o:ole="">
+              <w:object w:dxaOrig="9172" w:dyaOrig="5466">
+                <v:rect xmlns:o="urn:schemas-microsoft-com:office:office" xmlns:v="urn:schemas-microsoft-com:vml" id="rectole0000000000" style="width:458.600000pt;height:273.300000pt" o:preferrelative="t" o:ole="">
                   <o:lock v:ext="edit"/>
                   <v:imagedata xmlns:r="http://schemas.openxmlformats.org/officeDocument/2006/relationships" r:id="docRId2" o:title=""/>
                 </v:rect>
@@ -903,7 +896,6 @@
                 <w:color w:val="auto"/>
                 <w:spacing w:val="0"/>
                 <w:position w:val="0"/>
-                <w:sz w:val="20"/>
               </w:rPr>
             </w:pPr>
           </w:p>
@@ -962,7 +954,6 @@
                 <w:color w:val="auto"/>
                 <w:spacing w:val="0"/>
                 <w:position w:val="0"/>
-                <w:sz w:val="20"/>
               </w:rPr>
             </w:pPr>
             <w:r>
@@ -1121,8 +1112,8 @@
               </w:rPr>
             </w:pPr>
             <w:r>
-              <w:object w:dxaOrig="8949" w:dyaOrig="5770">
-                <v:rect xmlns:o="urn:schemas-microsoft-com:office:office" xmlns:v="urn:schemas-microsoft-com:vml" id="rectole0000000001" style="width:447.450000pt;height:288.500000pt" o:preferrelative="t" o:ole="">
+              <w:object w:dxaOrig="9050" w:dyaOrig="5851">
+                <v:rect xmlns:o="urn:schemas-microsoft-com:office:office" xmlns:v="urn:schemas-microsoft-com:vml" id="rectole0000000001" style="width:452.500000pt;height:292.550000pt" o:preferrelative="t" o:ole="">
                   <o:lock v:ext="edit"/>
                   <v:imagedata xmlns:r="http://schemas.openxmlformats.org/officeDocument/2006/relationships" r:id="docRId4" o:title=""/>
                 </v:rect>
@@ -1364,7 +1355,6 @@
                 <w:color w:val="auto"/>
                 <w:spacing w:val="0"/>
                 <w:position w:val="0"/>
-                <w:sz w:val="20"/>
               </w:rPr>
             </w:pPr>
           </w:p>
@@ -1423,7 +1413,6 @@
                 <w:color w:val="auto"/>
                 <w:spacing w:val="0"/>
                 <w:position w:val="0"/>
-                <w:sz w:val="20"/>
               </w:rPr>
             </w:pPr>
             <w:r>
@@ -1658,7 +1647,6 @@
                 <w:color w:val="auto"/>
                 <w:spacing w:val="0"/>
                 <w:position w:val="0"/>
-                <w:sz w:val="20"/>
               </w:rPr>
             </w:pPr>
           </w:p>
@@ -1933,7 +1921,6 @@
                 <w:color w:val="auto"/>
                 <w:spacing w:val="0"/>
                 <w:position w:val="0"/>
-                <w:sz w:val="20"/>
               </w:rPr>
             </w:pPr>
           </w:p>
@@ -2052,7 +2039,6 @@
                 <w:color w:val="auto"/>
                 <w:spacing w:val="0"/>
                 <w:position w:val="0"/>
-                <w:sz w:val="20"/>
               </w:rPr>
             </w:pPr>
             <w:r>
@@ -2095,7 +2081,7 @@
                 <w:color w:val="auto"/>
                 <w:spacing w:val="0"/>
                 <w:position w:val="0"/>
-                <w:sz w:val="20"/>
+                <w:sz w:val="22"/>
                 <w:shd w:fill="auto" w:val="clear"/>
               </w:rPr>
             </w:pPr>
@@ -2127,7 +2113,7 @@
                 <w:color w:val="auto"/>
                 <w:spacing w:val="0"/>
                 <w:position w:val="0"/>
-                <w:sz w:val="20"/>
+                <w:sz w:val="22"/>
                 <w:shd w:fill="auto" w:val="clear"/>
               </w:rPr>
             </w:pPr>
@@ -2159,7 +2145,7 @@
                 <w:color w:val="auto"/>
                 <w:spacing w:val="0"/>
                 <w:position w:val="0"/>
-                <w:sz w:val="20"/>
+                <w:sz w:val="22"/>
                 <w:shd w:fill="auto" w:val="clear"/>
               </w:rPr>
             </w:pPr>
@@ -2197,7 +2183,6 @@
                 <w:color w:val="auto"/>
                 <w:spacing w:val="0"/>
                 <w:position w:val="0"/>
-                <w:sz w:val="20"/>
               </w:rPr>
             </w:pPr>
             <w:r>
@@ -2240,7 +2225,6 @@
                 <w:color w:val="auto"/>
                 <w:spacing w:val="0"/>
                 <w:position w:val="0"/>
-                <w:sz w:val="20"/>
               </w:rPr>
             </w:pPr>
             <w:r>
@@ -2283,7 +2267,6 @@
                 <w:color w:val="auto"/>
                 <w:spacing w:val="0"/>
                 <w:position w:val="0"/>
-                <w:sz w:val="20"/>
               </w:rPr>
             </w:pPr>
             <w:r>
@@ -2326,7 +2309,6 @@
                 <w:color w:val="auto"/>
                 <w:spacing w:val="0"/>
                 <w:position w:val="0"/>
-                <w:sz w:val="20"/>
               </w:rPr>
             </w:pPr>
             <w:r>
@@ -2432,8 +2414,8 @@
               </w:rPr>
             </w:pPr>
             <w:r>
-              <w:object w:dxaOrig="1035" w:dyaOrig="645">
-                <v:rect xmlns:o="urn:schemas-microsoft-com:office:office" xmlns:v="urn:schemas-microsoft-com:vml" id="rectole0000000002" style="width:51.750000pt;height:32.250000pt" o:preferrelative="t" o:ole="">
+              <w:object w:dxaOrig="1052" w:dyaOrig="648">
+                <v:rect xmlns:o="urn:schemas-microsoft-com:office:office" xmlns:v="urn:schemas-microsoft-com:vml" id="rectole0000000002" style="width:52.600000pt;height:32.400000pt" o:preferrelative="t" o:ole="">
                   <o:lock v:ext="edit"/>
                   <v:imagedata xmlns:r="http://schemas.openxmlformats.org/officeDocument/2006/relationships" r:id="docRId6" o:title=""/>
                 </v:rect>
@@ -2451,12 +2433,11 @@
                 <w:color w:val="auto"/>
                 <w:spacing w:val="0"/>
                 <w:position w:val="0"/>
-                <w:sz w:val="20"/>
-              </w:rPr>
-            </w:pPr>
-            <w:r>
-              <w:object w:dxaOrig="4169" w:dyaOrig="285">
-                <v:rect xmlns:o="urn:schemas-microsoft-com:office:office" xmlns:v="urn:schemas-microsoft-com:vml" id="rectole0000000003" style="width:208.450000pt;height:14.250000pt" o:preferrelative="t" o:ole="">
+              </w:rPr>
+            </w:pPr>
+            <w:r>
+              <w:object w:dxaOrig="4211" w:dyaOrig="283">
+                <v:rect xmlns:o="urn:schemas-microsoft-com:office:office" xmlns:v="urn:schemas-microsoft-com:vml" id="rectole0000000003" style="width:210.550000pt;height:14.150000pt" o:preferrelative="t" o:ole="">
                   <o:lock v:ext="edit"/>
                   <v:imagedata xmlns:r="http://schemas.openxmlformats.org/officeDocument/2006/relationships" r:id="docRId8" o:title=""/>
                 </v:rect>
@@ -2532,7 +2513,6 @@
                 <w:color w:val="auto"/>
                 <w:spacing w:val="0"/>
                 <w:position w:val="0"/>
-                <w:sz w:val="20"/>
               </w:rPr>
             </w:pPr>
           </w:p>
@@ -2589,7 +2569,6 @@
                 <w:color w:val="auto"/>
                 <w:spacing w:val="0"/>
                 <w:position w:val="0"/>
-                <w:sz w:val="20"/>
               </w:rPr>
             </w:pPr>
           </w:p>
@@ -2738,8 +2717,8 @@
               </w:rPr>
             </w:pPr>
             <w:r>
-              <w:object w:dxaOrig="1200" w:dyaOrig="540">
-                <v:rect xmlns:o="urn:schemas-microsoft-com:office:office" xmlns:v="urn:schemas-microsoft-com:vml" id="rectole0000000004" style="width:60.000000pt;height:27.000000pt" o:preferrelative="t" o:ole="">
+              <w:object w:dxaOrig="1214" w:dyaOrig="546">
+                <v:rect xmlns:o="urn:schemas-microsoft-com:office:office" xmlns:v="urn:schemas-microsoft-com:vml" id="rectole0000000004" style="width:60.700000pt;height:27.300000pt" o:preferrelative="t" o:ole="">
                   <o:lock v:ext="edit"/>
                   <v:imagedata xmlns:r="http://schemas.openxmlformats.org/officeDocument/2006/relationships" r:id="docRId10" o:title=""/>
                 </v:rect>
@@ -2757,12 +2736,11 @@
                 <w:color w:val="auto"/>
                 <w:spacing w:val="0"/>
                 <w:position w:val="0"/>
-                <w:sz w:val="20"/>
-              </w:rPr>
-            </w:pPr>
-            <w:r>
-              <w:object w:dxaOrig="5999" w:dyaOrig="360">
-                <v:rect xmlns:o="urn:schemas-microsoft-com:office:office" xmlns:v="urn:schemas-microsoft-com:vml" id="rectole0000000005" style="width:299.950000pt;height:18.000000pt" o:preferrelative="t" o:ole="">
+              </w:rPr>
+            </w:pPr>
+            <w:r>
+              <w:object w:dxaOrig="6074" w:dyaOrig="364">
+                <v:rect xmlns:o="urn:schemas-microsoft-com:office:office" xmlns:v="urn:schemas-microsoft-com:vml" id="rectole0000000005" style="width:303.700000pt;height:18.200000pt" o:preferrelative="t" o:ole="">
                   <o:lock v:ext="edit"/>
                   <v:imagedata xmlns:r="http://schemas.openxmlformats.org/officeDocument/2006/relationships" r:id="docRId12" o:title=""/>
                 </v:rect>
@@ -2797,7 +2775,6 @@
                 <w:color w:val="auto"/>
                 <w:spacing w:val="0"/>
                 <w:position w:val="0"/>
-                <w:sz w:val="20"/>
               </w:rPr>
             </w:pPr>
             <w:r>
@@ -2839,7 +2816,6 @@
                 <w:color w:val="auto"/>
                 <w:spacing w:val="0"/>
                 <w:position w:val="0"/>
-                <w:sz w:val="20"/>
               </w:rPr>
             </w:pPr>
             <w:r>
@@ -2880,7 +2856,6 @@
                 <w:rFonts w:ascii="Calibri" w:hAnsi="Calibri" w:cs="Calibri" w:eastAsia="Calibri"/>
                 <w:spacing w:val="0"/>
                 <w:position w:val="0"/>
-                <w:shd w:fill="auto" w:val="clear"/>
               </w:rPr>
             </w:pPr>
             <w:r>
@@ -2985,8 +2960,8 @@
               </w:rPr>
             </w:pPr>
             <w:r>
-              <w:object w:dxaOrig="1140" w:dyaOrig="464">
-                <v:rect xmlns:o="urn:schemas-microsoft-com:office:office" xmlns:v="urn:schemas-microsoft-com:vml" id="rectole0000000006" style="width:57.000000pt;height:23.200000pt" o:preferrelative="t" o:ole="">
+              <w:object w:dxaOrig="1154" w:dyaOrig="465">
+                <v:rect xmlns:o="urn:schemas-microsoft-com:office:office" xmlns:v="urn:schemas-microsoft-com:vml" id="rectole0000000006" style="width:57.700000pt;height:23.250000pt" o:preferrelative="t" o:ole="">
                   <o:lock v:ext="edit"/>
                   <v:imagedata xmlns:r="http://schemas.openxmlformats.org/officeDocument/2006/relationships" r:id="docRId14" o:title=""/>
                 </v:rect>
@@ -3004,12 +2979,11 @@
                 <w:color w:val="auto"/>
                 <w:spacing w:val="0"/>
                 <w:position w:val="0"/>
-                <w:sz w:val="20"/>
-              </w:rPr>
-            </w:pPr>
-            <w:r>
-              <w:object w:dxaOrig="4004" w:dyaOrig="360">
-                <v:rect xmlns:o="urn:schemas-microsoft-com:office:office" xmlns:v="urn:schemas-microsoft-com:vml" id="rectole0000000007" style="width:200.200000pt;height:18.000000pt" o:preferrelative="t" o:ole="">
+              </w:rPr>
+            </w:pPr>
+            <w:r>
+              <w:object w:dxaOrig="4049" w:dyaOrig="364">
+                <v:rect xmlns:o="urn:schemas-microsoft-com:office:office" xmlns:v="urn:schemas-microsoft-com:vml" id="rectole0000000007" style="width:202.450000pt;height:18.200000pt" o:preferrelative="t" o:ole="">
                   <o:lock v:ext="edit"/>
                   <v:imagedata xmlns:r="http://schemas.openxmlformats.org/officeDocument/2006/relationships" r:id="docRId16" o:title=""/>
                 </v:rect>
@@ -3044,8 +3018,6 @@
                 <w:color w:val="auto"/>
                 <w:spacing w:val="0"/>
                 <w:position w:val="0"/>
-                <w:sz w:val="20"/>
-                <w:shd w:fill="auto" w:val="clear"/>
               </w:rPr>
             </w:pPr>
             <w:r>
@@ -3087,8 +3059,6 @@
                 <w:color w:val="auto"/>
                 <w:spacing w:val="0"/>
                 <w:position w:val="0"/>
-                <w:sz w:val="20"/>
-                <w:shd w:fill="auto" w:val="clear"/>
               </w:rPr>
             </w:pPr>
             <w:r>
@@ -3129,7 +3099,6 @@
                 <w:rFonts w:ascii="Calibri" w:hAnsi="Calibri" w:cs="Calibri" w:eastAsia="Calibri"/>
                 <w:spacing w:val="0"/>
                 <w:position w:val="0"/>
-                <w:shd w:fill="auto" w:val="clear"/>
               </w:rPr>
             </w:pPr>
             <w:r>
@@ -3177,7 +3146,7 @@
                 <w:color w:val="auto"/>
                 <w:spacing w:val="0"/>
                 <w:position w:val="0"/>
-                <w:sz w:val="20"/>
+                <w:sz w:val="22"/>
                 <w:shd w:fill="auto" w:val="clear"/>
               </w:rPr>
             </w:pPr>
@@ -3209,7 +3178,7 @@
                 <w:color w:val="auto"/>
                 <w:spacing w:val="0"/>
                 <w:position w:val="0"/>
-                <w:sz w:val="20"/>
+                <w:sz w:val="22"/>
                 <w:shd w:fill="auto" w:val="clear"/>
               </w:rPr>
             </w:pPr>
@@ -3241,7 +3210,7 @@
                 <w:color w:val="auto"/>
                 <w:spacing w:val="0"/>
                 <w:position w:val="0"/>
-                <w:sz w:val="20"/>
+                <w:sz w:val="22"/>
                 <w:shd w:fill="auto" w:val="clear"/>
               </w:rPr>
             </w:pPr>
@@ -3273,7 +3242,7 @@
                 <w:color w:val="auto"/>
                 <w:spacing w:val="0"/>
                 <w:position w:val="0"/>
-                <w:sz w:val="20"/>
+                <w:sz w:val="22"/>
                 <w:shd w:fill="auto" w:val="clear"/>
               </w:rPr>
             </w:pPr>
@@ -3391,8 +3360,6 @@
                 <w:color w:val="auto"/>
                 <w:spacing w:val="0"/>
                 <w:position w:val="0"/>
-                <w:sz w:val="20"/>
-                <w:shd w:fill="auto" w:val="clear"/>
               </w:rPr>
             </w:pPr>
             <w:r>
@@ -3435,8 +3402,6 @@
                 <w:color w:val="auto"/>
                 <w:spacing w:val="0"/>
                 <w:position w:val="0"/>
-                <w:sz w:val="20"/>
-                <w:shd w:fill="auto" w:val="clear"/>
               </w:rPr>
             </w:pPr>
             <w:r>
@@ -3479,8 +3444,6 @@
                 <w:color w:val="auto"/>
                 <w:spacing w:val="0"/>
                 <w:position w:val="0"/>
-                <w:sz w:val="20"/>
-                <w:shd w:fill="auto" w:val="clear"/>
               </w:rPr>
             </w:pPr>
             <w:r>
@@ -3523,8 +3486,6 @@
                 <w:color w:val="auto"/>
                 <w:spacing w:val="0"/>
                 <w:position w:val="0"/>
-                <w:sz w:val="20"/>
-                <w:shd w:fill="auto" w:val="clear"/>
               </w:rPr>
             </w:pPr>
             <w:r>
@@ -3578,8 +3539,8 @@
               </w:rPr>
             </w:pPr>
             <w:r>
-              <w:object w:dxaOrig="2940" w:dyaOrig="255">
-                <v:rect xmlns:o="urn:schemas-microsoft-com:office:office" xmlns:v="urn:schemas-microsoft-com:vml" id="rectole0000000008" style="width:147.000000pt;height:12.750000pt" o:preferrelative="t" o:ole="">
+              <w:object w:dxaOrig="2976" w:dyaOrig="263">
+                <v:rect xmlns:o="urn:schemas-microsoft-com:office:office" xmlns:v="urn:schemas-microsoft-com:vml" id="rectole0000000008" style="width:148.800000pt;height:13.150000pt" o:preferrelative="t" o:ole="">
                   <o:lock v:ext="edit"/>
                   <v:imagedata xmlns:r="http://schemas.openxmlformats.org/officeDocument/2006/relationships" r:id="docRId18" o:title=""/>
                 </v:rect>
@@ -3602,8 +3563,8 @@
               </w:rPr>
             </w:pPr>
             <w:r>
-              <w:object w:dxaOrig="4320" w:dyaOrig="480">
-                <v:rect xmlns:o="urn:schemas-microsoft-com:office:office" xmlns:v="urn:schemas-microsoft-com:vml" id="rectole0000000009" style="width:216.000000pt;height:24.000000pt" o:preferrelative="t" o:ole="">
+              <w:object w:dxaOrig="4373" w:dyaOrig="485">
+                <v:rect xmlns:o="urn:schemas-microsoft-com:office:office" xmlns:v="urn:schemas-microsoft-com:vml" id="rectole0000000009" style="width:218.650000pt;height:24.250000pt" o:preferrelative="t" o:ole="">
                   <o:lock v:ext="edit"/>
                   <v:imagedata xmlns:r="http://schemas.openxmlformats.org/officeDocument/2006/relationships" r:id="docRId20" o:title=""/>
                 </v:rect>
@@ -3677,8 +3638,6 @@
                 <w:color w:val="auto"/>
                 <w:spacing w:val="0"/>
                 <w:position w:val="0"/>
-                <w:sz w:val="20"/>
-                <w:shd w:fill="auto" w:val="clear"/>
               </w:rPr>
             </w:pPr>
           </w:p>
@@ -3728,19 +3687,28 @@
                 <w:shd w:fill="auto" w:val="clear"/>
               </w:rPr>
             </w:pPr>
-          </w:p>
-          <w:p>
-            <w:pPr>
-              <w:spacing w:before="0" w:after="0" w:line="240"/>
-              <w:ind w:right="0" w:left="0" w:firstLine="0"/>
-              <w:jc w:val="left"/>
-              <w:rPr>
-                <w:rFonts w:ascii="Calibri" w:hAnsi="Calibri" w:cs="Calibri" w:eastAsia="Calibri"/>
-                <w:color w:val="auto"/>
-                <w:spacing w:val="0"/>
-                <w:position w:val="0"/>
-                <w:sz w:val="20"/>
-                <w:shd w:fill="auto" w:val="clear"/>
+            <w:r>
+              <w:rPr>
+                <w:rFonts w:ascii="Calibri" w:hAnsi="Calibri" w:cs="Calibri" w:eastAsia="Calibri"/>
+                <w:color w:val="auto"/>
+                <w:spacing w:val="0"/>
+                <w:position w:val="0"/>
+                <w:sz w:val="20"/>
+                <w:shd w:fill="auto" w:val="clear"/>
+              </w:rPr>
+              <w:t xml:space="preserve">testing it by pressing the link to see if it goes to the page </w:t>
+            </w:r>
+          </w:p>
+          <w:p>
+            <w:pPr>
+              <w:spacing w:before="0" w:after="0" w:line="240"/>
+              <w:ind w:right="0" w:left="0" w:firstLine="0"/>
+              <w:jc w:val="left"/>
+              <w:rPr>
+                <w:rFonts w:ascii="Calibri" w:hAnsi="Calibri" w:cs="Calibri" w:eastAsia="Calibri"/>
+                <w:color w:val="auto"/>
+                <w:spacing w:val="0"/>
+                <w:position w:val="0"/>
               </w:rPr>
             </w:pPr>
           </w:p>
@@ -3797,8 +3765,6 @@
                 <w:color w:val="auto"/>
                 <w:spacing w:val="0"/>
                 <w:position w:val="0"/>
-                <w:sz w:val="20"/>
-                <w:shd w:fill="auto" w:val="clear"/>
               </w:rPr>
             </w:pPr>
           </w:p>
@@ -3828,7 +3794,6 @@
                 <w:rFonts w:ascii="Calibri" w:hAnsi="Calibri" w:cs="Calibri" w:eastAsia="Calibri"/>
                 <w:spacing w:val="0"/>
                 <w:position w:val="0"/>
-                <w:shd w:fill="auto" w:val="clear"/>
               </w:rPr>
             </w:pPr>
             <w:r>
@@ -3922,8 +3887,8 @@
               </w:rPr>
             </w:pPr>
             <w:r>
-              <w:object w:dxaOrig="8444" w:dyaOrig="3885">
-                <v:rect xmlns:o="urn:schemas-microsoft-com:office:office" xmlns:v="urn:schemas-microsoft-com:vml" id="rectole0000000010" style="width:422.200000pt;height:194.250000pt" o:preferrelative="t" o:ole="">
+              <w:object w:dxaOrig="8544" w:dyaOrig="3928">
+                <v:rect xmlns:o="urn:schemas-microsoft-com:office:office" xmlns:v="urn:schemas-microsoft-com:vml" id="rectole0000000010" style="width:427.200000pt;height:196.400000pt" o:preferrelative="t" o:ole="">
                   <o:lock v:ext="edit"/>
                   <v:imagedata xmlns:r="http://schemas.openxmlformats.org/officeDocument/2006/relationships" r:id="docRId22" o:title=""/>
                 </v:rect>
@@ -3961,8 +3926,8 @@
               </w:rPr>
             </w:pPr>
             <w:r>
-              <w:object w:dxaOrig="6120" w:dyaOrig="1365">
-                <v:rect xmlns:o="urn:schemas-microsoft-com:office:office" xmlns:v="urn:schemas-microsoft-com:vml" id="rectole0000000011" style="width:306.000000pt;height:68.250000pt" o:preferrelative="t" o:ole="">
+              <w:object w:dxaOrig="6195" w:dyaOrig="1377">
+                <v:rect xmlns:o="urn:schemas-microsoft-com:office:office" xmlns:v="urn:schemas-microsoft-com:vml" id="rectole0000000011" style="width:309.750000pt;height:68.850000pt" o:preferrelative="t" o:ole="">
                   <o:lock v:ext="edit"/>
                   <v:imagedata xmlns:r="http://schemas.openxmlformats.org/officeDocument/2006/relationships" r:id="docRId24" o:title=""/>
                 </v:rect>
@@ -3995,8 +3960,6 @@
                 <w:color w:val="auto"/>
                 <w:spacing w:val="0"/>
                 <w:position w:val="0"/>
-                <w:sz w:val="20"/>
-                <w:shd w:fill="auto" w:val="clear"/>
               </w:rPr>
             </w:pPr>
           </w:p>
@@ -4027,10 +3990,21 @@
                 <w:color w:val="auto"/>
                 <w:spacing w:val="0"/>
                 <w:position w:val="0"/>
-                <w:sz w:val="20"/>
-                <w:shd w:fill="auto" w:val="clear"/>
-              </w:rPr>
-            </w:pPr>
+                <w:sz w:val="22"/>
+                <w:shd w:fill="auto" w:val="clear"/>
+              </w:rPr>
+            </w:pPr>
+            <w:r>
+              <w:rPr>
+                <w:rFonts w:ascii="Calibri" w:hAnsi="Calibri" w:cs="Calibri" w:eastAsia="Calibri"/>
+                <w:color w:val="auto"/>
+                <w:spacing w:val="0"/>
+                <w:position w:val="0"/>
+                <w:sz w:val="22"/>
+                <w:shd w:fill="auto" w:val="clear"/>
+              </w:rPr>
+              <w:t xml:space="preserve">by refreshing my about me page to test if the text would move from side to center </w:t>
+            </w:r>
           </w:p>
         </w:tc>
         <w:tc>
@@ -4059,8 +4033,6 @@
                 <w:color w:val="auto"/>
                 <w:spacing w:val="0"/>
                 <w:position w:val="0"/>
-                <w:sz w:val="20"/>
-                <w:shd w:fill="auto" w:val="clear"/>
               </w:rPr>
             </w:pPr>
             <w:r>
@@ -4101,7 +4073,6 @@
                 <w:rFonts w:ascii="Calibri" w:hAnsi="Calibri" w:cs="Calibri" w:eastAsia="Calibri"/>
                 <w:spacing w:val="0"/>
                 <w:position w:val="0"/>
-                <w:shd w:fill="auto" w:val="clear"/>
               </w:rPr>
             </w:pPr>
             <w:r>
@@ -4154,8 +4125,8 @@
               </w:rPr>
             </w:pPr>
             <w:r>
-              <w:object w:dxaOrig="9494" w:dyaOrig="2670">
-                <v:rect xmlns:o="urn:schemas-microsoft-com:office:office" xmlns:v="urn:schemas-microsoft-com:vml" id="rectole0000000012" style="width:474.700000pt;height:133.500000pt" o:preferrelative="t" o:ole="">
+              <w:object w:dxaOrig="9617" w:dyaOrig="2713">
+                <v:rect xmlns:o="urn:schemas-microsoft-com:office:office" xmlns:v="urn:schemas-microsoft-com:vml" id="rectole0000000012" style="width:480.850000pt;height:135.650000pt" o:preferrelative="t" o:ole="">
                   <o:lock v:ext="edit"/>
                   <v:imagedata xmlns:r="http://schemas.openxmlformats.org/officeDocument/2006/relationships" r:id="docRId26" o:title=""/>
                 </v:rect>
@@ -4173,8 +4144,6 @@
                 <w:color w:val="auto"/>
                 <w:spacing w:val="0"/>
                 <w:position w:val="0"/>
-                <w:sz w:val="20"/>
-                <w:shd w:fill="auto" w:val="clear"/>
               </w:rPr>
             </w:pPr>
           </w:p>
@@ -4205,10 +4174,21 @@
                 <w:color w:val="auto"/>
                 <w:spacing w:val="0"/>
                 <w:position w:val="0"/>
-                <w:sz w:val="20"/>
-                <w:shd w:fill="auto" w:val="clear"/>
-              </w:rPr>
-            </w:pPr>
+                <w:sz w:val="22"/>
+                <w:shd w:fill="auto" w:val="clear"/>
+              </w:rPr>
+            </w:pPr>
+            <w:r>
+              <w:rPr>
+                <w:rFonts w:ascii="Calibri" w:hAnsi="Calibri" w:cs="Calibri" w:eastAsia="Calibri"/>
+                <w:color w:val="auto"/>
+                <w:spacing w:val="0"/>
+                <w:position w:val="0"/>
+                <w:sz w:val="22"/>
+                <w:shd w:fill="auto" w:val="clear"/>
+              </w:rPr>
+              <w:t xml:space="preserve">by putting the link into the url it will change the background into the url image </w:t>
+            </w:r>
           </w:p>
         </w:tc>
         <w:tc>
@@ -4237,8 +4217,6 @@
                 <w:color w:val="auto"/>
                 <w:spacing w:val="0"/>
                 <w:position w:val="0"/>
-                <w:sz w:val="20"/>
-                <w:shd w:fill="auto" w:val="clear"/>
               </w:rPr>
             </w:pPr>
             <w:r>
@@ -4279,7 +4257,6 @@
                 <w:rFonts w:ascii="Calibri" w:hAnsi="Calibri" w:cs="Calibri" w:eastAsia="Calibri"/>
                 <w:spacing w:val="0"/>
                 <w:position w:val="0"/>
-                <w:shd w:fill="auto" w:val="clear"/>
               </w:rPr>
             </w:pPr>
             <w:r>
@@ -4332,8 +4309,8 @@
               </w:rPr>
             </w:pPr>
             <w:r>
-              <w:object w:dxaOrig="6405" w:dyaOrig="3915">
-                <v:rect xmlns:o="urn:schemas-microsoft-com:office:office" xmlns:v="urn:schemas-microsoft-com:vml" id="rectole0000000013" style="width:320.250000pt;height:195.750000pt" o:preferrelative="t" o:ole="">
+              <w:object w:dxaOrig="6479" w:dyaOrig="3968">
+                <v:rect xmlns:o="urn:schemas-microsoft-com:office:office" xmlns:v="urn:schemas-microsoft-com:vml" id="rectole0000000013" style="width:323.950000pt;height:198.400000pt" o:preferrelative="t" o:ole="">
                   <o:lock v:ext="edit"/>
                   <v:imagedata xmlns:r="http://schemas.openxmlformats.org/officeDocument/2006/relationships" r:id="docRId28" o:title=""/>
                 </v:rect>
@@ -4351,8 +4328,6 @@
                 <w:color w:val="auto"/>
                 <w:spacing w:val="0"/>
                 <w:position w:val="0"/>
-                <w:sz w:val="20"/>
-                <w:shd w:fill="auto" w:val="clear"/>
               </w:rPr>
             </w:pPr>
           </w:p>
@@ -4383,10 +4358,21 @@
                 <w:color w:val="auto"/>
                 <w:spacing w:val="0"/>
                 <w:position w:val="0"/>
-                <w:sz w:val="20"/>
-                <w:shd w:fill="auto" w:val="clear"/>
-              </w:rPr>
-            </w:pPr>
+                <w:sz w:val="22"/>
+                <w:shd w:fill="auto" w:val="clear"/>
+              </w:rPr>
+            </w:pPr>
+            <w:r>
+              <w:rPr>
+                <w:rFonts w:ascii="Calibri" w:hAnsi="Calibri" w:cs="Calibri" w:eastAsia="Calibri"/>
+                <w:color w:val="auto"/>
+                <w:spacing w:val="0"/>
+                <w:position w:val="0"/>
+                <w:sz w:val="22"/>
+                <w:shd w:fill="auto" w:val="clear"/>
+              </w:rPr>
+              <w:t xml:space="preserve">to test it after writting the code i had gone to the website where i had to make a few changes for the colour of the button and the size of it </w:t>
+            </w:r>
           </w:p>
         </w:tc>
         <w:tc>
@@ -4415,8 +4401,6 @@
                 <w:color w:val="auto"/>
                 <w:spacing w:val="0"/>
                 <w:position w:val="0"/>
-                <w:sz w:val="20"/>
-                <w:shd w:fill="auto" w:val="clear"/>
               </w:rPr>
             </w:pPr>
             <w:r>
@@ -4457,7 +4441,6 @@
                 <w:rFonts w:ascii="Calibri" w:hAnsi="Calibri" w:cs="Calibri" w:eastAsia="Calibri"/>
                 <w:spacing w:val="0"/>
                 <w:position w:val="0"/>
-                <w:shd w:fill="auto" w:val="clear"/>
               </w:rPr>
             </w:pPr>
             <w:r>
@@ -4553,7 +4536,6 @@
                 <w:color w:val="auto"/>
                 <w:spacing w:val="0"/>
                 <w:position w:val="0"/>
-                <w:sz w:val="20"/>
               </w:rPr>
             </w:pPr>
             <w:r>
@@ -4724,7 +4706,6 @@
                 <w:color w:val="auto"/>
                 <w:spacing w:val="0"/>
                 <w:position w:val="0"/>
-                <w:sz w:val="20"/>
               </w:rPr>
             </w:pPr>
           </w:p>
@@ -4925,8 +4906,6 @@
                 <w:color w:val="auto"/>
                 <w:spacing w:val="0"/>
                 <w:position w:val="0"/>
-                <w:sz w:val="20"/>
-                <w:shd w:fill="auto" w:val="clear"/>
               </w:rPr>
             </w:pPr>
             <w:r>
@@ -5086,8 +5065,8 @@
               </w:rPr>
             </w:pPr>
             <w:r>
-              <w:object w:dxaOrig="8848" w:dyaOrig="5223">
-                <v:rect xmlns:o="urn:schemas-microsoft-com:office:office" xmlns:v="urn:schemas-microsoft-com:vml" id="rectole0000000014" style="width:442.400000pt;height:261.150000pt" o:preferrelative="t" o:ole="">
+              <w:object w:dxaOrig="8949" w:dyaOrig="5284">
+                <v:rect xmlns:o="urn:schemas-microsoft-com:office:office" xmlns:v="urn:schemas-microsoft-com:vml" id="rectole0000000014" style="width:447.450000pt;height:264.200000pt" o:preferrelative="t" o:ole="">
                   <o:lock v:ext="edit"/>
                   <v:imagedata xmlns:r="http://schemas.openxmlformats.org/officeDocument/2006/relationships" r:id="docRId30" o:title=""/>
                 </v:rect>
@@ -5390,7 +5369,6 @@
                 <w:color w:val="auto"/>
                 <w:spacing w:val="0"/>
                 <w:position w:val="0"/>
-                <w:sz w:val="20"/>
               </w:rPr>
             </w:pPr>
           </w:p>
@@ -5586,8 +5564,8 @@
               </w:rPr>
             </w:pPr>
             <w:r>
-              <w:object w:dxaOrig="8848" w:dyaOrig="5487">
-                <v:rect xmlns:o="urn:schemas-microsoft-com:office:office" xmlns:v="urn:schemas-microsoft-com:vml" id="rectole0000000015" style="width:442.400000pt;height:274.350000pt" o:preferrelative="t" o:ole="">
+              <w:object w:dxaOrig="8949" w:dyaOrig="5547">
+                <v:rect xmlns:o="urn:schemas-microsoft-com:office:office" xmlns:v="urn:schemas-microsoft-com:vml" id="rectole0000000015" style="width:447.450000pt;height:277.350000pt" o:preferrelative="t" o:ole="">
                   <o:lock v:ext="edit"/>
                   <v:imagedata xmlns:r="http://schemas.openxmlformats.org/officeDocument/2006/relationships" r:id="docRId32" o:title=""/>
                 </v:rect>
@@ -5829,7 +5807,6 @@
                 <w:color w:val="auto"/>
                 <w:spacing w:val="0"/>
                 <w:position w:val="0"/>
-                <w:sz w:val="20"/>
               </w:rPr>
             </w:pPr>
           </w:p>
@@ -5958,8 +5935,6 @@
                 <w:color w:val="auto"/>
                 <w:spacing w:val="0"/>
                 <w:position w:val="0"/>
-                <w:sz w:val="20"/>
-                <w:shd w:fill="auto" w:val="clear"/>
               </w:rPr>
             </w:pPr>
             <w:r>
@@ -6002,7 +5977,7 @@
                 <w:color w:val="auto"/>
                 <w:spacing w:val="0"/>
                 <w:position w:val="0"/>
-                <w:sz w:val="20"/>
+                <w:sz w:val="22"/>
                 <w:shd w:fill="auto" w:val="clear"/>
               </w:rPr>
             </w:pPr>
@@ -6034,7 +6009,7 @@
                 <w:color w:val="auto"/>
                 <w:spacing w:val="0"/>
                 <w:position w:val="0"/>
-                <w:sz w:val="20"/>
+                <w:sz w:val="22"/>
                 <w:shd w:fill="auto" w:val="clear"/>
               </w:rPr>
             </w:pPr>
@@ -6066,7 +6041,7 @@
                 <w:color w:val="auto"/>
                 <w:spacing w:val="0"/>
                 <w:position w:val="0"/>
-                <w:sz w:val="20"/>
+                <w:sz w:val="22"/>
                 <w:shd w:fill="auto" w:val="clear"/>
               </w:rPr>
             </w:pPr>
@@ -6104,8 +6079,6 @@
                 <w:color w:val="auto"/>
                 <w:spacing w:val="0"/>
                 <w:position w:val="0"/>
-                <w:sz w:val="20"/>
-                <w:shd w:fill="auto" w:val="clear"/>
               </w:rPr>
             </w:pPr>
             <w:r>
@@ -6148,8 +6121,6 @@
                 <w:color w:val="auto"/>
                 <w:spacing w:val="0"/>
                 <w:position w:val="0"/>
-                <w:sz w:val="20"/>
-                <w:shd w:fill="auto" w:val="clear"/>
               </w:rPr>
             </w:pPr>
             <w:r>
@@ -6192,8 +6163,6 @@
                 <w:color w:val="auto"/>
                 <w:spacing w:val="0"/>
                 <w:position w:val="0"/>
-                <w:sz w:val="20"/>
-                <w:shd w:fill="auto" w:val="clear"/>
               </w:rPr>
             </w:pPr>
             <w:r>
@@ -6236,8 +6205,6 @@
                 <w:color w:val="auto"/>
                 <w:spacing w:val="0"/>
                 <w:position w:val="0"/>
-                <w:sz w:val="20"/>
-                <w:shd w:fill="auto" w:val="clear"/>
               </w:rPr>
             </w:pPr>
             <w:r>
@@ -6291,8 +6258,8 @@
               </w:rPr>
             </w:pPr>
             <w:r>
-              <w:object w:dxaOrig="9494" w:dyaOrig="1709">
-                <v:rect xmlns:o="urn:schemas-microsoft-com:office:office" xmlns:v="urn:schemas-microsoft-com:vml" id="rectole0000000016" style="width:474.700000pt;height:85.450000pt" o:preferrelative="t" o:ole="">
+              <w:object w:dxaOrig="9617" w:dyaOrig="1721">
+                <v:rect xmlns:o="urn:schemas-microsoft-com:office:office" xmlns:v="urn:schemas-microsoft-com:vml" id="rectole0000000016" style="width:480.850000pt;height:86.050000pt" o:preferrelative="t" o:ole="">
                   <o:lock v:ext="edit"/>
                   <v:imagedata xmlns:r="http://schemas.openxmlformats.org/officeDocument/2006/relationships" r:id="docRId34" o:title=""/>
                 </v:rect>
@@ -6310,8 +6277,6 @@
                 <w:color w:val="auto"/>
                 <w:spacing w:val="0"/>
                 <w:position w:val="0"/>
-                <w:sz w:val="20"/>
-                <w:shd w:fill="auto" w:val="clear"/>
               </w:rPr>
             </w:pPr>
           </w:p>
@@ -6342,10 +6307,21 @@
                 <w:color w:val="auto"/>
                 <w:spacing w:val="0"/>
                 <w:position w:val="0"/>
-                <w:sz w:val="20"/>
-                <w:shd w:fill="auto" w:val="clear"/>
-              </w:rPr>
-            </w:pPr>
+                <w:sz w:val="22"/>
+                <w:shd w:fill="auto" w:val="clear"/>
+              </w:rPr>
+            </w:pPr>
+            <w:r>
+              <w:rPr>
+                <w:rFonts w:ascii="Calibri" w:hAnsi="Calibri" w:cs="Calibri" w:eastAsia="Calibri"/>
+                <w:color w:val="auto"/>
+                <w:spacing w:val="0"/>
+                <w:position w:val="0"/>
+                <w:sz w:val="22"/>
+                <w:shd w:fill="auto" w:val="clear"/>
+              </w:rPr>
+              <w:t xml:space="preserve">i tested this by typing in the bar and putting in an email to see if it accpets the @ symbol </w:t>
+            </w:r>
           </w:p>
         </w:tc>
         <w:tc>
@@ -6374,8 +6350,6 @@
                 <w:color w:val="auto"/>
                 <w:spacing w:val="0"/>
                 <w:position w:val="0"/>
-                <w:sz w:val="20"/>
-                <w:shd w:fill="auto" w:val="clear"/>
               </w:rPr>
             </w:pPr>
             <w:r>
@@ -6416,7 +6390,6 @@
                 <w:rFonts w:ascii="Calibri" w:hAnsi="Calibri" w:cs="Calibri" w:eastAsia="Calibri"/>
                 <w:spacing w:val="0"/>
                 <w:position w:val="0"/>
-                <w:shd w:fill="auto" w:val="clear"/>
               </w:rPr>
             </w:pPr>
             <w:r>
@@ -6484,8 +6457,8 @@
               </w:rPr>
             </w:pPr>
             <w:r>
-              <w:object w:dxaOrig="6015" w:dyaOrig="1080">
-                <v:rect xmlns:o="urn:schemas-microsoft-com:office:office" xmlns:v="urn:schemas-microsoft-com:vml" id="rectole0000000017" style="width:300.750000pt;height:54.000000pt" o:preferrelative="t" o:ole="">
+              <w:object w:dxaOrig="6094" w:dyaOrig="1093">
+                <v:rect xmlns:o="urn:schemas-microsoft-com:office:office" xmlns:v="urn:schemas-microsoft-com:vml" id="rectole0000000017" style="width:304.700000pt;height:54.650000pt" o:preferrelative="t" o:ole="">
                   <o:lock v:ext="edit"/>
                   <v:imagedata xmlns:r="http://schemas.openxmlformats.org/officeDocument/2006/relationships" r:id="docRId36" o:title=""/>
                 </v:rect>
@@ -6503,8 +6476,6 @@
                 <w:color w:val="auto"/>
                 <w:spacing w:val="0"/>
                 <w:position w:val="0"/>
-                <w:sz w:val="20"/>
-                <w:shd w:fill="auto" w:val="clear"/>
               </w:rPr>
             </w:pPr>
           </w:p>
@@ -6535,10 +6506,21 @@
                 <w:color w:val="auto"/>
                 <w:spacing w:val="0"/>
                 <w:position w:val="0"/>
-                <w:sz w:val="20"/>
-                <w:shd w:fill="auto" w:val="clear"/>
-              </w:rPr>
-            </w:pPr>
+                <w:sz w:val="22"/>
+                <w:shd w:fill="auto" w:val="clear"/>
+              </w:rPr>
+            </w:pPr>
+            <w:r>
+              <w:rPr>
+                <w:rFonts w:ascii="Calibri" w:hAnsi="Calibri" w:cs="Calibri" w:eastAsia="Calibri"/>
+                <w:color w:val="auto"/>
+                <w:spacing w:val="0"/>
+                <w:position w:val="0"/>
+                <w:sz w:val="22"/>
+                <w:shd w:fill="auto" w:val="clear"/>
+              </w:rPr>
+              <w:t xml:space="preserve">after typing in all the text boxes and pressing submit to see if it went to the database </w:t>
+            </w:r>
           </w:p>
         </w:tc>
         <w:tc>
@@ -6567,8 +6549,6 @@
                 <w:color w:val="auto"/>
                 <w:spacing w:val="0"/>
                 <w:position w:val="0"/>
-                <w:sz w:val="20"/>
-                <w:shd w:fill="auto" w:val="clear"/>
               </w:rPr>
             </w:pPr>
             <w:r>
@@ -6609,7 +6589,6 @@
                 <w:rFonts w:ascii="Calibri" w:hAnsi="Calibri" w:cs="Calibri" w:eastAsia="Calibri"/>
                 <w:spacing w:val="0"/>
                 <w:position w:val="0"/>
-                <w:shd w:fill="auto" w:val="clear"/>
               </w:rPr>
             </w:pPr>
             <w:r>
@@ -6662,8 +6641,8 @@
               </w:rPr>
             </w:pPr>
             <w:r>
-              <w:object w:dxaOrig="8760" w:dyaOrig="1635">
-                <v:rect xmlns:o="urn:schemas-microsoft-com:office:office" xmlns:v="urn:schemas-microsoft-com:vml" id="rectole0000000018" style="width:438.000000pt;height:81.750000pt" o:preferrelative="t" o:ole="">
+              <w:object w:dxaOrig="8868" w:dyaOrig="1660">
+                <v:rect xmlns:o="urn:schemas-microsoft-com:office:office" xmlns:v="urn:schemas-microsoft-com:vml" id="rectole0000000018" style="width:443.400000pt;height:83.000000pt" o:preferrelative="t" o:ole="">
                   <o:lock v:ext="edit"/>
                   <v:imagedata xmlns:r="http://schemas.openxmlformats.org/officeDocument/2006/relationships" r:id="docRId38" o:title=""/>
                 </v:rect>
@@ -6681,8 +6660,6 @@
                 <w:color w:val="auto"/>
                 <w:spacing w:val="0"/>
                 <w:position w:val="0"/>
-                <w:sz w:val="20"/>
-                <w:shd w:fill="auto" w:val="clear"/>
               </w:rPr>
             </w:pPr>
           </w:p>
@@ -6713,10 +6690,21 @@
                 <w:color w:val="auto"/>
                 <w:spacing w:val="0"/>
                 <w:position w:val="0"/>
-                <w:sz w:val="20"/>
-                <w:shd w:fill="auto" w:val="clear"/>
-              </w:rPr>
-            </w:pPr>
+                <w:sz w:val="22"/>
+                <w:shd w:fill="auto" w:val="clear"/>
+              </w:rPr>
+            </w:pPr>
+            <w:r>
+              <w:rPr>
+                <w:rFonts w:ascii="Calibri" w:hAnsi="Calibri" w:cs="Calibri" w:eastAsia="Calibri"/>
+                <w:color w:val="auto"/>
+                <w:spacing w:val="0"/>
+                <w:position w:val="0"/>
+                <w:sz w:val="22"/>
+                <w:shd w:fill="auto" w:val="clear"/>
+              </w:rPr>
+              <w:t xml:space="preserve">how i tested this is by filling out all the details and submitting it to see if it hashes the password and takes the other infomation. i did have issues with the inserting but fixed it with changing the vaules from 4 to 3 </w:t>
+            </w:r>
           </w:p>
         </w:tc>
         <w:tc>
@@ -6745,8 +6733,6 @@
                 <w:color w:val="auto"/>
                 <w:spacing w:val="0"/>
                 <w:position w:val="0"/>
-                <w:sz w:val="20"/>
-                <w:shd w:fill="auto" w:val="clear"/>
               </w:rPr>
             </w:pPr>
             <w:r>
@@ -6787,7 +6773,6 @@
                 <w:rFonts w:ascii="Calibri" w:hAnsi="Calibri" w:cs="Calibri" w:eastAsia="Calibri"/>
                 <w:spacing w:val="0"/>
                 <w:position w:val="0"/>
-                <w:shd w:fill="auto" w:val="clear"/>
               </w:rPr>
             </w:pPr>
             <w:r>
@@ -6840,8 +6825,8 @@
               </w:rPr>
             </w:pPr>
             <w:r>
-              <w:object w:dxaOrig="3404" w:dyaOrig="255">
-                <v:rect xmlns:o="urn:schemas-microsoft-com:office:office" xmlns:v="urn:schemas-microsoft-com:vml" id="rectole0000000019" style="width:170.200000pt;height:12.750000pt" o:preferrelative="t" o:ole="">
+              <w:object w:dxaOrig="3441" w:dyaOrig="263">
+                <v:rect xmlns:o="urn:schemas-microsoft-com:office:office" xmlns:v="urn:schemas-microsoft-com:vml" id="rectole0000000019" style="width:172.050000pt;height:13.150000pt" o:preferrelative="t" o:ole="">
                   <o:lock v:ext="edit"/>
                   <v:imagedata xmlns:r="http://schemas.openxmlformats.org/officeDocument/2006/relationships" r:id="docRId40" o:title=""/>
                 </v:rect>
@@ -6859,8 +6844,6 @@
                 <w:color w:val="auto"/>
                 <w:spacing w:val="0"/>
                 <w:position w:val="0"/>
-                <w:sz w:val="20"/>
-                <w:shd w:fill="auto" w:val="clear"/>
               </w:rPr>
             </w:pPr>
           </w:p>
@@ -6891,10 +6874,21 @@
                 <w:color w:val="auto"/>
                 <w:spacing w:val="0"/>
                 <w:position w:val="0"/>
-                <w:sz w:val="20"/>
-                <w:shd w:fill="auto" w:val="clear"/>
-              </w:rPr>
-            </w:pPr>
+                <w:sz w:val="22"/>
+                <w:shd w:fill="auto" w:val="clear"/>
+              </w:rPr>
+            </w:pPr>
+            <w:r>
+              <w:rPr>
+                <w:rFonts w:ascii="Calibri" w:hAnsi="Calibri" w:cs="Calibri" w:eastAsia="Calibri"/>
+                <w:color w:val="auto"/>
+                <w:spacing w:val="0"/>
+                <w:position w:val="0"/>
+                <w:sz w:val="22"/>
+                <w:shd w:fill="auto" w:val="clear"/>
+              </w:rPr>
+              <w:t xml:space="preserve">tested this by submitting the form and testing if the flash works, didnt work for the first few times before i realised that it was indented wrong </w:t>
+            </w:r>
           </w:p>
         </w:tc>
         <w:tc>
@@ -6923,8 +6917,6 @@
                 <w:color w:val="auto"/>
                 <w:spacing w:val="0"/>
                 <w:position w:val="0"/>
-                <w:sz w:val="20"/>
-                <w:shd w:fill="auto" w:val="clear"/>
               </w:rPr>
             </w:pPr>
             <w:r>
@@ -6965,7 +6957,6 @@
                 <w:rFonts w:ascii="Calibri" w:hAnsi="Calibri" w:cs="Calibri" w:eastAsia="Calibri"/>
                 <w:spacing w:val="0"/>
                 <w:position w:val="0"/>
-                <w:shd w:fill="auto" w:val="clear"/>
               </w:rPr>
             </w:pPr>
             <w:r>
@@ -7018,8 +7009,8 @@
               </w:rPr>
             </w:pPr>
             <w:r>
-              <w:object w:dxaOrig="6150" w:dyaOrig="510">
-                <v:rect xmlns:o="urn:schemas-microsoft-com:office:office" xmlns:v="urn:schemas-microsoft-com:vml" id="rectole0000000020" style="width:307.500000pt;height:25.500000pt" o:preferrelative="t" o:ole="">
+              <w:object w:dxaOrig="6236" w:dyaOrig="526">
+                <v:rect xmlns:o="urn:schemas-microsoft-com:office:office" xmlns:v="urn:schemas-microsoft-com:vml" id="rectole0000000020" style="width:311.800000pt;height:26.300000pt" o:preferrelative="t" o:ole="">
                   <o:lock v:ext="edit"/>
                   <v:imagedata xmlns:r="http://schemas.openxmlformats.org/officeDocument/2006/relationships" r:id="docRId42" o:title=""/>
                 </v:rect>
@@ -7037,8 +7028,6 @@
                 <w:color w:val="auto"/>
                 <w:spacing w:val="0"/>
                 <w:position w:val="0"/>
-                <w:sz w:val="20"/>
-                <w:shd w:fill="auto" w:val="clear"/>
               </w:rPr>
             </w:pPr>
           </w:p>
@@ -7069,10 +7058,21 @@
                 <w:color w:val="auto"/>
                 <w:spacing w:val="0"/>
                 <w:position w:val="0"/>
-                <w:sz w:val="20"/>
-                <w:shd w:fill="auto" w:val="clear"/>
-              </w:rPr>
-            </w:pPr>
+                <w:sz w:val="22"/>
+                <w:shd w:fill="auto" w:val="clear"/>
+              </w:rPr>
+            </w:pPr>
+            <w:r>
+              <w:rPr>
+                <w:rFonts w:ascii="Calibri" w:hAnsi="Calibri" w:cs="Calibri" w:eastAsia="Calibri"/>
+                <w:color w:val="auto"/>
+                <w:spacing w:val="0"/>
+                <w:position w:val="0"/>
+                <w:sz w:val="22"/>
+                <w:shd w:fill="auto" w:val="clear"/>
+              </w:rPr>
+              <w:t xml:space="preserve">tested this by going into my login form and tried signing into my website so it grabs the infomation from my database to see if this was a user </w:t>
+            </w:r>
           </w:p>
         </w:tc>
         <w:tc>
@@ -7101,8 +7101,6 @@
                 <w:color w:val="auto"/>
                 <w:spacing w:val="0"/>
                 <w:position w:val="0"/>
-                <w:sz w:val="20"/>
-                <w:shd w:fill="auto" w:val="clear"/>
               </w:rPr>
             </w:pPr>
             <w:r>
@@ -7143,7 +7141,6 @@
                 <w:rFonts w:ascii="Calibri" w:hAnsi="Calibri" w:cs="Calibri" w:eastAsia="Calibri"/>
                 <w:spacing w:val="0"/>
                 <w:position w:val="0"/>
-                <w:shd w:fill="auto" w:val="clear"/>
               </w:rPr>
             </w:pPr>
             <w:r>
@@ -7196,8 +7193,8 @@
               </w:rPr>
             </w:pPr>
             <w:r>
-              <w:object w:dxaOrig="7095" w:dyaOrig="1140">
-                <v:rect xmlns:o="urn:schemas-microsoft-com:office:office" xmlns:v="urn:schemas-microsoft-com:vml" id="rectole0000000021" style="width:354.750000pt;height:57.000000pt" o:preferrelative="t" o:ole="">
+              <w:object w:dxaOrig="7188" w:dyaOrig="1154">
+                <v:rect xmlns:o="urn:schemas-microsoft-com:office:office" xmlns:v="urn:schemas-microsoft-com:vml" id="rectole0000000021" style="width:359.400000pt;height:57.700000pt" o:preferrelative="t" o:ole="">
                   <o:lock v:ext="edit"/>
                   <v:imagedata xmlns:r="http://schemas.openxmlformats.org/officeDocument/2006/relationships" r:id="docRId44" o:title=""/>
                 </v:rect>
@@ -7215,8 +7212,6 @@
                 <w:color w:val="auto"/>
                 <w:spacing w:val="0"/>
                 <w:position w:val="0"/>
-                <w:sz w:val="20"/>
-                <w:shd w:fill="auto" w:val="clear"/>
               </w:rPr>
             </w:pPr>
           </w:p>
@@ -7247,10 +7242,21 @@
                 <w:color w:val="auto"/>
                 <w:spacing w:val="0"/>
                 <w:position w:val="0"/>
-                <w:sz w:val="20"/>
-                <w:shd w:fill="auto" w:val="clear"/>
-              </w:rPr>
-            </w:pPr>
+                <w:sz w:val="22"/>
+                <w:shd w:fill="auto" w:val="clear"/>
+              </w:rPr>
+            </w:pPr>
+            <w:r>
+              <w:rPr>
+                <w:rFonts w:ascii="Calibri" w:hAnsi="Calibri" w:cs="Calibri" w:eastAsia="Calibri"/>
+                <w:color w:val="auto"/>
+                <w:spacing w:val="0"/>
+                <w:position w:val="0"/>
+                <w:sz w:val="22"/>
+                <w:shd w:fill="auto" w:val="clear"/>
+              </w:rPr>
+              <w:t xml:space="preserve">when logging in i tested this by trying a false password which it didnt let me through and when i put the correct password it flashed the user the message </w:t>
+            </w:r>
           </w:p>
         </w:tc>
         <w:tc>
@@ -7279,8 +7285,6 @@
                 <w:color w:val="auto"/>
                 <w:spacing w:val="0"/>
                 <w:position w:val="0"/>
-                <w:sz w:val="20"/>
-                <w:shd w:fill="auto" w:val="clear"/>
               </w:rPr>
             </w:pPr>
             <w:r>
@@ -7321,7 +7325,6 @@
                 <w:rFonts w:ascii="Calibri" w:hAnsi="Calibri" w:cs="Calibri" w:eastAsia="Calibri"/>
                 <w:spacing w:val="0"/>
                 <w:position w:val="0"/>
-                <w:shd w:fill="auto" w:val="clear"/>
               </w:rPr>
             </w:pPr>
             <w:r>
@@ -7369,7 +7372,7 @@
                 <w:color w:val="auto"/>
                 <w:spacing w:val="0"/>
                 <w:position w:val="0"/>
-                <w:sz w:val="20"/>
+                <w:sz w:val="22"/>
                 <w:shd w:fill="auto" w:val="clear"/>
               </w:rPr>
             </w:pPr>
@@ -7401,7 +7404,7 @@
                 <w:color w:val="auto"/>
                 <w:spacing w:val="0"/>
                 <w:position w:val="0"/>
-                <w:sz w:val="20"/>
+                <w:sz w:val="22"/>
                 <w:shd w:fill="auto" w:val="clear"/>
               </w:rPr>
             </w:pPr>
@@ -7433,7 +7436,7 @@
                 <w:color w:val="auto"/>
                 <w:spacing w:val="0"/>
                 <w:position w:val="0"/>
-                <w:sz w:val="20"/>
+                <w:sz w:val="22"/>
                 <w:shd w:fill="auto" w:val="clear"/>
               </w:rPr>
             </w:pPr>
@@ -7465,7 +7468,7 @@
                 <w:color w:val="auto"/>
                 <w:spacing w:val="0"/>
                 <w:position w:val="0"/>
-                <w:sz w:val="20"/>
+                <w:sz w:val="22"/>
                 <w:shd w:fill="auto" w:val="clear"/>
               </w:rPr>
             </w:pPr>
@@ -7503,7 +7506,7 @@
                 <w:color w:val="auto"/>
                 <w:spacing w:val="0"/>
                 <w:position w:val="0"/>
-                <w:sz w:val="20"/>
+                <w:sz w:val="22"/>
                 <w:shd w:fill="auto" w:val="clear"/>
               </w:rPr>
             </w:pPr>
@@ -7535,7 +7538,7 @@
                 <w:color w:val="auto"/>
                 <w:spacing w:val="0"/>
                 <w:position w:val="0"/>
-                <w:sz w:val="20"/>
+                <w:sz w:val="22"/>
                 <w:shd w:fill="auto" w:val="clear"/>
               </w:rPr>
             </w:pPr>
@@ -7567,7 +7570,7 @@
                 <w:color w:val="auto"/>
                 <w:spacing w:val="0"/>
                 <w:position w:val="0"/>
-                <w:sz w:val="20"/>
+                <w:sz w:val="22"/>
                 <w:shd w:fill="auto" w:val="clear"/>
               </w:rPr>
             </w:pPr>
@@ -7599,7 +7602,7 @@
                 <w:color w:val="auto"/>
                 <w:spacing w:val="0"/>
                 <w:position w:val="0"/>
-                <w:sz w:val="20"/>
+                <w:sz w:val="22"/>
                 <w:shd w:fill="auto" w:val="clear"/>
               </w:rPr>
             </w:pPr>
@@ -7744,8 +7747,6 @@
                 <w:color w:val="auto"/>
                 <w:spacing w:val="0"/>
                 <w:position w:val="0"/>
-                <w:sz w:val="20"/>
-                <w:shd w:fill="auto" w:val="clear"/>
               </w:rPr>
             </w:pPr>
             <w:r>
@@ -7788,7 +7789,7 @@
                 <w:color w:val="auto"/>
                 <w:spacing w:val="0"/>
                 <w:position w:val="0"/>
-                <w:sz w:val="20"/>
+                <w:sz w:val="22"/>
                 <w:shd w:fill="auto" w:val="clear"/>
               </w:rPr>
             </w:pPr>
@@ -7820,7 +7821,7 @@
                 <w:color w:val="auto"/>
                 <w:spacing w:val="0"/>
                 <w:position w:val="0"/>
-                <w:sz w:val="20"/>
+                <w:sz w:val="22"/>
                 <w:shd w:fill="auto" w:val="clear"/>
               </w:rPr>
             </w:pPr>
@@ -7852,7 +7853,7 @@
                 <w:color w:val="auto"/>
                 <w:spacing w:val="0"/>
                 <w:position w:val="0"/>
-                <w:sz w:val="20"/>
+                <w:sz w:val="22"/>
                 <w:shd w:fill="auto" w:val="clear"/>
               </w:rPr>
             </w:pPr>
@@ -7890,8 +7891,6 @@
                 <w:color w:val="auto"/>
                 <w:spacing w:val="0"/>
                 <w:position w:val="0"/>
-                <w:sz w:val="20"/>
-                <w:shd w:fill="auto" w:val="clear"/>
               </w:rPr>
             </w:pPr>
             <w:r>
@@ -7934,8 +7933,6 @@
                 <w:color w:val="auto"/>
                 <w:spacing w:val="0"/>
                 <w:position w:val="0"/>
-                <w:sz w:val="20"/>
-                <w:shd w:fill="auto" w:val="clear"/>
               </w:rPr>
             </w:pPr>
             <w:r>
@@ -7978,8 +7975,6 @@
                 <w:color w:val="auto"/>
                 <w:spacing w:val="0"/>
                 <w:position w:val="0"/>
-                <w:sz w:val="20"/>
-                <w:shd w:fill="auto" w:val="clear"/>
               </w:rPr>
             </w:pPr>
             <w:r>
@@ -8022,8 +8017,6 @@
                 <w:color w:val="auto"/>
                 <w:spacing w:val="0"/>
                 <w:position w:val="0"/>
-                <w:sz w:val="20"/>
-                <w:shd w:fill="auto" w:val="clear"/>
               </w:rPr>
             </w:pPr>
             <w:r>
@@ -8072,13 +8065,13 @@
                 <w:color w:val="auto"/>
                 <w:spacing w:val="0"/>
                 <w:position w:val="0"/>
-                <w:sz w:val="20"/>
-                <w:shd w:fill="auto" w:val="clear"/>
-              </w:rPr>
-            </w:pPr>
-            <w:r>
-              <w:object w:dxaOrig="6510" w:dyaOrig="675">
-                <v:rect xmlns:o="urn:schemas-microsoft-com:office:office" xmlns:v="urn:schemas-microsoft-com:vml" id="rectole0000000022" style="width:325.500000pt;height:33.750000pt" o:preferrelative="t" o:ole="">
+                <w:sz w:val="22"/>
+                <w:shd w:fill="auto" w:val="clear"/>
+              </w:rPr>
+            </w:pPr>
+            <w:r>
+              <w:object w:dxaOrig="5955" w:dyaOrig="1890">
+                <v:rect xmlns:o="urn:schemas-microsoft-com:office:office" xmlns:v="urn:schemas-microsoft-com:vml" id="rectole0000000022" style="width:297.750000pt;height:94.500000pt" o:preferrelative="t" o:ole="">
                   <o:lock v:ext="edit"/>
                   <v:imagedata xmlns:r="http://schemas.openxmlformats.org/officeDocument/2006/relationships" r:id="docRId46" o:title=""/>
                 </v:rect>
@@ -8101,6 +8094,19 @@
               </w:rPr>
             </w:pPr>
           </w:p>
+          <w:p>
+            <w:pPr>
+              <w:spacing w:before="0" w:after="0" w:line="240"/>
+              <w:ind w:right="0" w:left="0" w:firstLine="0"/>
+              <w:jc w:val="left"/>
+              <w:rPr>
+                <w:rFonts w:ascii="Calibri" w:hAnsi="Calibri" w:cs="Calibri" w:eastAsia="Calibri"/>
+                <w:color w:val="auto"/>
+                <w:spacing w:val="0"/>
+                <w:position w:val="0"/>
+              </w:rPr>
+            </w:pPr>
+          </w:p>
         </w:tc>
         <w:tc>
           <w:tcPr>
@@ -8128,10 +8134,21 @@
                 <w:color w:val="auto"/>
                 <w:spacing w:val="0"/>
                 <w:position w:val="0"/>
-                <w:sz w:val="20"/>
-                <w:shd w:fill="auto" w:val="clear"/>
-              </w:rPr>
-            </w:pPr>
+                <w:sz w:val="22"/>
+                <w:shd w:fill="auto" w:val="clear"/>
+              </w:rPr>
+            </w:pPr>
+            <w:r>
+              <w:rPr>
+                <w:rFonts w:ascii="Calibri" w:hAnsi="Calibri" w:cs="Calibri" w:eastAsia="Calibri"/>
+                <w:color w:val="auto"/>
+                <w:spacing w:val="0"/>
+                <w:position w:val="0"/>
+                <w:sz w:val="22"/>
+                <w:shd w:fill="auto" w:val="clear"/>
+              </w:rPr>
+              <w:t xml:space="preserve">i just tested if the code will follow these fonts and changed the colour of them to #rgba </w:t>
+            </w:r>
           </w:p>
         </w:tc>
         <w:tc>
@@ -8160,8 +8177,6 @@
                 <w:color w:val="auto"/>
                 <w:spacing w:val="0"/>
                 <w:position w:val="0"/>
-                <w:sz w:val="20"/>
-                <w:shd w:fill="auto" w:val="clear"/>
               </w:rPr>
             </w:pPr>
             <w:r>
@@ -8202,7 +8217,6 @@
                 <w:rFonts w:ascii="Calibri" w:hAnsi="Calibri" w:cs="Calibri" w:eastAsia="Calibri"/>
                 <w:spacing w:val="0"/>
                 <w:position w:val="0"/>
-                <w:shd w:fill="auto" w:val="clear"/>
               </w:rPr>
             </w:pPr>
             <w:r>
@@ -8255,8 +8269,8 @@
               </w:rPr>
             </w:pPr>
             <w:r>
-              <w:object w:dxaOrig="6705" w:dyaOrig="4229">
-                <v:rect xmlns:o="urn:schemas-microsoft-com:office:office" xmlns:v="urn:schemas-microsoft-com:vml" id="rectole0000000023" style="width:335.250000pt;height:211.450000pt" o:preferrelative="t" o:ole="">
+              <w:object w:dxaOrig="6782" w:dyaOrig="4272">
+                <v:rect xmlns:o="urn:schemas-microsoft-com:office:office" xmlns:v="urn:schemas-microsoft-com:vml" id="rectole0000000023" style="width:339.100000pt;height:213.600000pt" o:preferrelative="t" o:ole="">
                   <o:lock v:ext="edit"/>
                   <v:imagedata xmlns:r="http://schemas.openxmlformats.org/officeDocument/2006/relationships" r:id="docRId48" o:title=""/>
                 </v:rect>
@@ -8274,8 +8288,6 @@
                 <w:color w:val="auto"/>
                 <w:spacing w:val="0"/>
                 <w:position w:val="0"/>
-                <w:sz w:val="20"/>
-                <w:shd w:fill="auto" w:val="clear"/>
               </w:rPr>
             </w:pPr>
           </w:p>
@@ -8306,10 +8318,21 @@
                 <w:color w:val="auto"/>
                 <w:spacing w:val="0"/>
                 <w:position w:val="0"/>
-                <w:sz w:val="20"/>
-                <w:shd w:fill="auto" w:val="clear"/>
-              </w:rPr>
-            </w:pPr>
+                <w:sz w:val="22"/>
+                <w:shd w:fill="auto" w:val="clear"/>
+              </w:rPr>
+            </w:pPr>
+            <w:r>
+              <w:rPr>
+                <w:rFonts w:ascii="Calibri" w:hAnsi="Calibri" w:cs="Calibri" w:eastAsia="Calibri"/>
+                <w:color w:val="auto"/>
+                <w:spacing w:val="0"/>
+                <w:position w:val="0"/>
+                <w:sz w:val="22"/>
+                <w:shd w:fill="auto" w:val="clear"/>
+              </w:rPr>
+              <w:t xml:space="preserve">tested this by seeing if the code will make the text boxes and the fonts larger to see while making the background white </w:t>
+            </w:r>
           </w:p>
         </w:tc>
         <w:tc>
@@ -8338,8 +8361,6 @@
                 <w:color w:val="auto"/>
                 <w:spacing w:val="0"/>
                 <w:position w:val="0"/>
-                <w:sz w:val="20"/>
-                <w:shd w:fill="auto" w:val="clear"/>
               </w:rPr>
             </w:pPr>
             <w:r>
@@ -8380,7 +8401,6 @@
                 <w:rFonts w:ascii="Calibri" w:hAnsi="Calibri" w:cs="Calibri" w:eastAsia="Calibri"/>
                 <w:spacing w:val="0"/>
                 <w:position w:val="0"/>
-                <w:shd w:fill="auto" w:val="clear"/>
               </w:rPr>
             </w:pPr>
             <w:r>
@@ -8399,7 +8419,7 @@
       </w:tr>
       <w:tr>
         <w:trPr>
-          <w:trHeight w:val="1" w:hRule="atLeast"/>
+          <w:trHeight w:val="3090" w:hRule="auto"/>
           <w:jc w:val="left"/>
         </w:trPr>
         <w:tc>
@@ -8433,8 +8453,8 @@
               </w:rPr>
             </w:pPr>
             <w:r>
-              <w:object w:dxaOrig="3899" w:dyaOrig="2624">
-                <v:rect xmlns:o="urn:schemas-microsoft-com:office:office" xmlns:v="urn:schemas-microsoft-com:vml" id="rectole0000000024" style="width:194.950000pt;height:131.200000pt" o:preferrelative="t" o:ole="">
+              <w:object w:dxaOrig="3948" w:dyaOrig="2652">
+                <v:rect xmlns:o="urn:schemas-microsoft-com:office:office" xmlns:v="urn:schemas-microsoft-com:vml" id="rectole0000000024" style="width:197.400000pt;height:132.600000pt" o:preferrelative="t" o:ole="">
                   <o:lock v:ext="edit"/>
                   <v:imagedata xmlns:r="http://schemas.openxmlformats.org/officeDocument/2006/relationships" r:id="docRId50" o:title=""/>
                 </v:rect>
@@ -8452,8 +8472,6 @@
                 <w:color w:val="auto"/>
                 <w:spacing w:val="0"/>
                 <w:position w:val="0"/>
-                <w:sz w:val="20"/>
-                <w:shd w:fill="auto" w:val="clear"/>
               </w:rPr>
             </w:pPr>
           </w:p>
@@ -8484,10 +8502,21 @@
                 <w:color w:val="auto"/>
                 <w:spacing w:val="0"/>
                 <w:position w:val="0"/>
-                <w:sz w:val="20"/>
-                <w:shd w:fill="auto" w:val="clear"/>
-              </w:rPr>
-            </w:pPr>
+                <w:sz w:val="22"/>
+                <w:shd w:fill="auto" w:val="clear"/>
+              </w:rPr>
+            </w:pPr>
+            <w:r>
+              <w:rPr>
+                <w:rFonts w:ascii="Calibri" w:hAnsi="Calibri" w:cs="Calibri" w:eastAsia="Calibri"/>
+                <w:color w:val="auto"/>
+                <w:spacing w:val="0"/>
+                <w:position w:val="0"/>
+                <w:sz w:val="22"/>
+                <w:shd w:fill="auto" w:val="clear"/>
+              </w:rPr>
+              <w:t xml:space="preserve">going into my website to see if the button was stylised right with a purple background and written in white </w:t>
+            </w:r>
           </w:p>
         </w:tc>
         <w:tc>
@@ -8516,8 +8545,6 @@
                 <w:color w:val="auto"/>
                 <w:spacing w:val="0"/>
                 <w:position w:val="0"/>
-                <w:sz w:val="20"/>
-                <w:shd w:fill="auto" w:val="clear"/>
               </w:rPr>
             </w:pPr>
             <w:r>
@@ -8558,7 +8585,6 @@
                 <w:rFonts w:ascii="Calibri" w:hAnsi="Calibri" w:cs="Calibri" w:eastAsia="Calibri"/>
                 <w:spacing w:val="0"/>
                 <w:position w:val="0"/>
-                <w:shd w:fill="auto" w:val="clear"/>
               </w:rPr>
             </w:pPr>
             <w:r>
@@ -8577,7 +8603,7 @@
       </w:tr>
       <w:tr>
         <w:trPr>
-          <w:trHeight w:val="1" w:hRule="atLeast"/>
+          <w:trHeight w:val="200" w:hRule="auto"/>
           <w:jc w:val="left"/>
         </w:trPr>
         <w:tc>
@@ -8606,31 +8632,7 @@
                 <w:color w:val="auto"/>
                 <w:spacing w:val="0"/>
                 <w:position w:val="0"/>
-                <w:sz w:val="20"/>
-                <w:shd w:fill="auto" w:val="clear"/>
-              </w:rPr>
-            </w:pPr>
-            <w:r>
-              <w:object w:dxaOrig="3960" w:dyaOrig="1124">
-                <v:rect xmlns:o="urn:schemas-microsoft-com:office:office" xmlns:v="urn:schemas-microsoft-com:vml" id="rectole0000000025" style="width:198.000000pt;height:56.200000pt" o:preferrelative="t" o:ole="">
-                  <o:lock v:ext="edit"/>
-                  <v:imagedata xmlns:r="http://schemas.openxmlformats.org/officeDocument/2006/relationships" r:id="docRId52" o:title=""/>
-                </v:rect>
-                <o:OLEObject xmlns:r="http://schemas.openxmlformats.org/officeDocument/2006/relationships" xmlns:o="urn:schemas-microsoft-com:office:office" Type="Embed" ProgID="StaticDib" DrawAspect="Content" ObjectID="0000000025" ShapeID="rectole0000000025" r:id="docRId51"/>
-              </w:object>
-            </w:r>
-          </w:p>
-          <w:p>
-            <w:pPr>
-              <w:spacing w:before="0" w:after="0" w:line="240"/>
-              <w:ind w:right="0" w:left="0" w:firstLine="0"/>
-              <w:jc w:val="left"/>
-              <w:rPr>
-                <w:rFonts w:ascii="Calibri" w:hAnsi="Calibri" w:cs="Calibri" w:eastAsia="Calibri"/>
-                <w:color w:val="auto"/>
-                <w:spacing w:val="0"/>
-                <w:position w:val="0"/>
-                <w:sz w:val="20"/>
+                <w:sz w:val="22"/>
                 <w:shd w:fill="auto" w:val="clear"/>
               </w:rPr>
             </w:pPr>
@@ -8662,7 +8664,7 @@
                 <w:color w:val="auto"/>
                 <w:spacing w:val="0"/>
                 <w:position w:val="0"/>
-                <w:sz w:val="20"/>
+                <w:sz w:val="22"/>
                 <w:shd w:fill="auto" w:val="clear"/>
               </w:rPr>
             </w:pPr>
@@ -8694,21 +8696,10 @@
                 <w:color w:val="auto"/>
                 <w:spacing w:val="0"/>
                 <w:position w:val="0"/>
-                <w:sz w:val="20"/>
-                <w:shd w:fill="auto" w:val="clear"/>
-              </w:rPr>
-            </w:pPr>
-            <w:r>
-              <w:rPr>
-                <w:rFonts w:ascii="Calibri" w:hAnsi="Calibri" w:cs="Calibri" w:eastAsia="Calibri"/>
-                <w:color w:val="auto"/>
-                <w:spacing w:val="0"/>
-                <w:position w:val="0"/>
-                <w:sz w:val="20"/>
-                <w:shd w:fill="auto" w:val="clear"/>
-              </w:rPr>
-              <w:t xml:space="preserve">the button hover helps show the users what they are about to press </w:t>
-            </w:r>
+                <w:sz w:val="22"/>
+                <w:shd w:fill="auto" w:val="clear"/>
+              </w:rPr>
+            </w:pPr>
           </w:p>
         </w:tc>
         <w:tc>
@@ -8734,22 +8725,13 @@
               <w:jc w:val="left"/>
               <w:rPr>
                 <w:rFonts w:ascii="Calibri" w:hAnsi="Calibri" w:cs="Calibri" w:eastAsia="Calibri"/>
-                <w:spacing w:val="0"/>
-                <w:position w:val="0"/>
-                <w:shd w:fill="auto" w:val="clear"/>
-              </w:rPr>
-            </w:pPr>
-            <w:r>
-              <w:rPr>
-                <w:rFonts w:ascii="Calibri" w:hAnsi="Calibri" w:cs="Calibri" w:eastAsia="Calibri"/>
-                <w:color w:val="00B050"/>
-                <w:spacing w:val="0"/>
-                <w:position w:val="0"/>
-                <w:sz w:val="28"/>
-                <w:shd w:fill="auto" w:val="clear"/>
-              </w:rPr>
-              <w:t xml:space="preserve">Pass </w:t>
-            </w:r>
+                <w:color w:val="auto"/>
+                <w:spacing w:val="0"/>
+                <w:position w:val="0"/>
+                <w:sz w:val="22"/>
+                <w:shd w:fill="auto" w:val="clear"/>
+              </w:rPr>
+            </w:pPr>
           </w:p>
         </w:tc>
       </w:tr>
@@ -8876,8 +8858,6 @@
                 <w:color w:val="auto"/>
                 <w:spacing w:val="0"/>
                 <w:position w:val="0"/>
-                <w:sz w:val="20"/>
-                <w:shd w:fill="auto" w:val="clear"/>
               </w:rPr>
             </w:pPr>
             <w:r>
@@ -8920,7 +8900,7 @@
                 <w:color w:val="auto"/>
                 <w:spacing w:val="0"/>
                 <w:position w:val="0"/>
-                <w:sz w:val="20"/>
+                <w:sz w:val="22"/>
                 <w:shd w:fill="auto" w:val="clear"/>
               </w:rPr>
             </w:pPr>
@@ -8952,7 +8932,7 @@
                 <w:color w:val="auto"/>
                 <w:spacing w:val="0"/>
                 <w:position w:val="0"/>
-                <w:sz w:val="20"/>
+                <w:sz w:val="22"/>
                 <w:shd w:fill="auto" w:val="clear"/>
               </w:rPr>
             </w:pPr>
@@ -8984,7 +8964,7 @@
                 <w:color w:val="auto"/>
                 <w:spacing w:val="0"/>
                 <w:position w:val="0"/>
-                <w:sz w:val="20"/>
+                <w:sz w:val="22"/>
                 <w:shd w:fill="auto" w:val="clear"/>
               </w:rPr>
             </w:pPr>
@@ -9022,8 +9002,6 @@
                 <w:color w:val="auto"/>
                 <w:spacing w:val="0"/>
                 <w:position w:val="0"/>
-                <w:sz w:val="20"/>
-                <w:shd w:fill="auto" w:val="clear"/>
               </w:rPr>
             </w:pPr>
             <w:r>
@@ -9066,8 +9044,6 @@
                 <w:color w:val="auto"/>
                 <w:spacing w:val="0"/>
                 <w:position w:val="0"/>
-                <w:sz w:val="20"/>
-                <w:shd w:fill="auto" w:val="clear"/>
               </w:rPr>
             </w:pPr>
             <w:r>
@@ -9110,8 +9086,6 @@
                 <w:color w:val="auto"/>
                 <w:spacing w:val="0"/>
                 <w:position w:val="0"/>
-                <w:sz w:val="20"/>
-                <w:shd w:fill="auto" w:val="clear"/>
               </w:rPr>
             </w:pPr>
             <w:r>
@@ -9154,8 +9128,6 @@
                 <w:color w:val="auto"/>
                 <w:spacing w:val="0"/>
                 <w:position w:val="0"/>
-                <w:sz w:val="20"/>
-                <w:shd w:fill="auto" w:val="clear"/>
               </w:rPr>
             </w:pPr>
             <w:r>
@@ -9230,8 +9202,6 @@
                 <w:color w:val="auto"/>
                 <w:spacing w:val="0"/>
                 <w:position w:val="0"/>
-                <w:sz w:val="20"/>
-                <w:shd w:fill="auto" w:val="clear"/>
               </w:rPr>
             </w:pPr>
           </w:p>
@@ -9262,10 +9232,21 @@
                 <w:color w:val="auto"/>
                 <w:spacing w:val="0"/>
                 <w:position w:val="0"/>
-                <w:sz w:val="20"/>
-                <w:shd w:fill="auto" w:val="clear"/>
-              </w:rPr>
-            </w:pPr>
+                <w:sz w:val="22"/>
+                <w:shd w:fill="auto" w:val="clear"/>
+              </w:rPr>
+            </w:pPr>
+            <w:r>
+              <w:rPr>
+                <w:rFonts w:ascii="Calibri" w:hAnsi="Calibri" w:cs="Calibri" w:eastAsia="Calibri"/>
+                <w:color w:val="auto"/>
+                <w:spacing w:val="0"/>
+                <w:position w:val="0"/>
+                <w:sz w:val="22"/>
+                <w:shd w:fill="auto" w:val="clear"/>
+              </w:rPr>
+              <w:t xml:space="preserve">enering different emails with different @'s</w:t>
+            </w:r>
           </w:p>
         </w:tc>
         <w:tc>
@@ -9294,8 +9275,6 @@
                 <w:color w:val="auto"/>
                 <w:spacing w:val="0"/>
                 <w:position w:val="0"/>
-                <w:sz w:val="20"/>
-                <w:shd w:fill="auto" w:val="clear"/>
               </w:rPr>
             </w:pPr>
             <w:r>
@@ -9336,7 +9315,6 @@
                 <w:rFonts w:ascii="Calibri" w:hAnsi="Calibri" w:cs="Calibri" w:eastAsia="Calibri"/>
                 <w:spacing w:val="0"/>
                 <w:position w:val="0"/>
-                <w:shd w:fill="auto" w:val="clear"/>
               </w:rPr>
             </w:pPr>
             <w:r>
@@ -9384,8 +9362,6 @@
                 <w:color w:val="auto"/>
                 <w:spacing w:val="0"/>
                 <w:position w:val="0"/>
-                <w:sz w:val="20"/>
-                <w:shd w:fill="auto" w:val="clear"/>
               </w:rPr>
             </w:pPr>
             <w:r>
@@ -9427,10 +9403,21 @@
                 <w:color w:val="auto"/>
                 <w:spacing w:val="0"/>
                 <w:position w:val="0"/>
-                <w:sz w:val="20"/>
-                <w:shd w:fill="auto" w:val="clear"/>
-              </w:rPr>
-            </w:pPr>
+                <w:sz w:val="22"/>
+                <w:shd w:fill="auto" w:val="clear"/>
+              </w:rPr>
+            </w:pPr>
+            <w:r>
+              <w:rPr>
+                <w:rFonts w:ascii="Calibri" w:hAnsi="Calibri" w:cs="Calibri" w:eastAsia="Calibri"/>
+                <w:color w:val="auto"/>
+                <w:spacing w:val="0"/>
+                <w:position w:val="0"/>
+                <w:sz w:val="22"/>
+                <w:shd w:fill="auto" w:val="clear"/>
+              </w:rPr>
+              <w:t xml:space="preserve">putting in just the name without an @ email </w:t>
+            </w:r>
           </w:p>
         </w:tc>
         <w:tc>
@@ -9459,8 +9446,6 @@
                 <w:color w:val="auto"/>
                 <w:spacing w:val="0"/>
                 <w:position w:val="0"/>
-                <w:sz w:val="20"/>
-                <w:shd w:fill="auto" w:val="clear"/>
               </w:rPr>
             </w:pPr>
             <w:r>
@@ -9502,8 +9487,6 @@
                 <w:color w:val="auto"/>
                 <w:spacing w:val="0"/>
                 <w:position w:val="0"/>
-                <w:sz w:val="20"/>
-                <w:shd w:fill="auto" w:val="clear"/>
               </w:rPr>
             </w:pPr>
             <w:r>
@@ -9551,8 +9534,6 @@
                 <w:color w:val="auto"/>
                 <w:spacing w:val="0"/>
                 <w:position w:val="0"/>
-                <w:sz w:val="20"/>
-                <w:shd w:fill="auto" w:val="clear"/>
               </w:rPr>
             </w:pPr>
             <w:r>
@@ -9594,10 +9575,21 @@
                 <w:color w:val="auto"/>
                 <w:spacing w:val="0"/>
                 <w:position w:val="0"/>
-                <w:sz w:val="20"/>
-                <w:shd w:fill="auto" w:val="clear"/>
-              </w:rPr>
-            </w:pPr>
+                <w:sz w:val="22"/>
+                <w:shd w:fill="auto" w:val="clear"/>
+              </w:rPr>
+            </w:pPr>
+            <w:r>
+              <w:rPr>
+                <w:rFonts w:ascii="Calibri" w:hAnsi="Calibri" w:cs="Calibri" w:eastAsia="Calibri"/>
+                <w:color w:val="auto"/>
+                <w:spacing w:val="0"/>
+                <w:position w:val="0"/>
+                <w:sz w:val="22"/>
+                <w:shd w:fill="auto" w:val="clear"/>
+              </w:rPr>
+              <w:t xml:space="preserve">putting in an @ but without the .com </w:t>
+            </w:r>
           </w:p>
         </w:tc>
         <w:tc>
@@ -9626,8 +9618,6 @@
                 <w:color w:val="auto"/>
                 <w:spacing w:val="0"/>
                 <w:position w:val="0"/>
-                <w:sz w:val="20"/>
-                <w:shd w:fill="auto" w:val="clear"/>
               </w:rPr>
             </w:pPr>
             <w:r>
@@ -9668,7 +9658,6 @@
                 <w:rFonts w:ascii="Calibri" w:hAnsi="Calibri" w:cs="Calibri" w:eastAsia="Calibri"/>
                 <w:spacing w:val="0"/>
                 <w:position w:val="0"/>
-                <w:shd w:fill="auto" w:val="clear"/>
               </w:rPr>
             </w:pPr>
             <w:r>
@@ -9716,8 +9705,6 @@
                 <w:color w:val="auto"/>
                 <w:spacing w:val="0"/>
                 <w:position w:val="0"/>
-                <w:sz w:val="20"/>
-                <w:shd w:fill="auto" w:val="clear"/>
               </w:rPr>
             </w:pPr>
             <w:r>
@@ -9759,10 +9746,21 @@
                 <w:color w:val="auto"/>
                 <w:spacing w:val="0"/>
                 <w:position w:val="0"/>
-                <w:sz w:val="20"/>
-                <w:shd w:fill="auto" w:val="clear"/>
-              </w:rPr>
-            </w:pPr>
+                <w:sz w:val="22"/>
+                <w:shd w:fill="auto" w:val="clear"/>
+              </w:rPr>
+            </w:pPr>
+            <w:r>
+              <w:rPr>
+                <w:rFonts w:ascii="Calibri" w:hAnsi="Calibri" w:cs="Calibri" w:eastAsia="Calibri"/>
+                <w:color w:val="auto"/>
+                <w:spacing w:val="0"/>
+                <w:position w:val="0"/>
+                <w:sz w:val="22"/>
+                <w:shd w:fill="auto" w:val="clear"/>
+              </w:rPr>
+              <w:t xml:space="preserve">login with correct username and password </w:t>
+            </w:r>
           </w:p>
         </w:tc>
         <w:tc>
@@ -9791,8 +9789,6 @@
                 <w:color w:val="auto"/>
                 <w:spacing w:val="0"/>
                 <w:position w:val="0"/>
-                <w:sz w:val="20"/>
-                <w:shd w:fill="auto" w:val="clear"/>
               </w:rPr>
             </w:pPr>
             <w:r>
@@ -9833,7 +9829,6 @@
                 <w:rFonts w:ascii="Calibri" w:hAnsi="Calibri" w:cs="Calibri" w:eastAsia="Calibri"/>
                 <w:spacing w:val="0"/>
                 <w:position w:val="0"/>
-                <w:shd w:fill="auto" w:val="clear"/>
               </w:rPr>
             </w:pPr>
             <w:r>
@@ -9881,8 +9876,6 @@
                 <w:color w:val="auto"/>
                 <w:spacing w:val="0"/>
                 <w:position w:val="0"/>
-                <w:sz w:val="20"/>
-                <w:shd w:fill="auto" w:val="clear"/>
               </w:rPr>
             </w:pPr>
             <w:r>
@@ -9924,10 +9917,21 @@
                 <w:color w:val="auto"/>
                 <w:spacing w:val="0"/>
                 <w:position w:val="0"/>
-                <w:sz w:val="20"/>
-                <w:shd w:fill="auto" w:val="clear"/>
-              </w:rPr>
-            </w:pPr>
+                <w:sz w:val="22"/>
+                <w:shd w:fill="auto" w:val="clear"/>
+              </w:rPr>
+            </w:pPr>
+            <w:r>
+              <w:rPr>
+                <w:rFonts w:ascii="Calibri" w:hAnsi="Calibri" w:cs="Calibri" w:eastAsia="Calibri"/>
+                <w:color w:val="auto"/>
+                <w:spacing w:val="0"/>
+                <w:position w:val="0"/>
+                <w:sz w:val="22"/>
+                <w:shd w:fill="auto" w:val="clear"/>
+              </w:rPr>
+              <w:t xml:space="preserve">login with incorrect password </w:t>
+            </w:r>
           </w:p>
         </w:tc>
         <w:tc>
@@ -9956,8 +9960,6 @@
                 <w:color w:val="auto"/>
                 <w:spacing w:val="0"/>
                 <w:position w:val="0"/>
-                <w:sz w:val="20"/>
-                <w:shd w:fill="auto" w:val="clear"/>
               </w:rPr>
             </w:pPr>
             <w:r>
@@ -9998,7 +10000,6 @@
                 <w:rFonts w:ascii="Calibri" w:hAnsi="Calibri" w:cs="Calibri" w:eastAsia="Calibri"/>
                 <w:spacing w:val="0"/>
                 <w:position w:val="0"/>
-                <w:shd w:fill="auto" w:val="clear"/>
               </w:rPr>
             </w:pPr>
             <w:r>
@@ -10046,8 +10047,6 @@
                 <w:color w:val="auto"/>
                 <w:spacing w:val="0"/>
                 <w:position w:val="0"/>
-                <w:sz w:val="20"/>
-                <w:shd w:fill="auto" w:val="clear"/>
               </w:rPr>
             </w:pPr>
             <w:r>
@@ -10089,10 +10088,21 @@
                 <w:color w:val="auto"/>
                 <w:spacing w:val="0"/>
                 <w:position w:val="0"/>
-                <w:sz w:val="20"/>
-                <w:shd w:fill="auto" w:val="clear"/>
-              </w:rPr>
-            </w:pPr>
+                <w:sz w:val="22"/>
+                <w:shd w:fill="auto" w:val="clear"/>
+              </w:rPr>
+            </w:pPr>
+            <w:r>
+              <w:rPr>
+                <w:rFonts w:ascii="Calibri" w:hAnsi="Calibri" w:cs="Calibri" w:eastAsia="Calibri"/>
+                <w:color w:val="auto"/>
+                <w:spacing w:val="0"/>
+                <w:position w:val="0"/>
+                <w:sz w:val="22"/>
+                <w:shd w:fill="auto" w:val="clear"/>
+              </w:rPr>
+              <w:t xml:space="preserve">login with incorrect username </w:t>
+            </w:r>
           </w:p>
         </w:tc>
         <w:tc>
@@ -10121,8 +10131,6 @@
                 <w:color w:val="auto"/>
                 <w:spacing w:val="0"/>
                 <w:position w:val="0"/>
-                <w:sz w:val="20"/>
-                <w:shd w:fill="auto" w:val="clear"/>
               </w:rPr>
             </w:pPr>
             <w:r>
@@ -10163,7 +10171,6 @@
                 <w:rFonts w:ascii="Calibri" w:hAnsi="Calibri" w:cs="Calibri" w:eastAsia="Calibri"/>
                 <w:spacing w:val="0"/>
                 <w:position w:val="0"/>
-                <w:shd w:fill="auto" w:val="clear"/>
               </w:rPr>
             </w:pPr>
             <w:r>
@@ -10211,8 +10218,6 @@
                 <w:color w:val="auto"/>
                 <w:spacing w:val="0"/>
                 <w:position w:val="0"/>
-                <w:sz w:val="20"/>
-                <w:shd w:fill="auto" w:val="clear"/>
               </w:rPr>
             </w:pPr>
             <w:r>
@@ -10254,10 +10259,21 @@
                 <w:color w:val="auto"/>
                 <w:spacing w:val="0"/>
                 <w:position w:val="0"/>
-                <w:sz w:val="20"/>
-                <w:shd w:fill="auto" w:val="clear"/>
-              </w:rPr>
-            </w:pPr>
+                <w:sz w:val="22"/>
+                <w:shd w:fill="auto" w:val="clear"/>
+              </w:rPr>
+            </w:pPr>
+            <w:r>
+              <w:rPr>
+                <w:rFonts w:ascii="Calibri" w:hAnsi="Calibri" w:cs="Calibri" w:eastAsia="Calibri"/>
+                <w:color w:val="auto"/>
+                <w:spacing w:val="0"/>
+                <w:position w:val="0"/>
+                <w:sz w:val="22"/>
+                <w:shd w:fill="auto" w:val="clear"/>
+              </w:rPr>
+              <w:t xml:space="preserve">putting in the same password in password and repeat password </w:t>
+            </w:r>
           </w:p>
         </w:tc>
         <w:tc>
@@ -10286,8 +10302,6 @@
                 <w:color w:val="auto"/>
                 <w:spacing w:val="0"/>
                 <w:position w:val="0"/>
-                <w:sz w:val="20"/>
-                <w:shd w:fill="auto" w:val="clear"/>
               </w:rPr>
             </w:pPr>
             <w:r>
@@ -10328,7 +10342,6 @@
                 <w:rFonts w:ascii="Calibri" w:hAnsi="Calibri" w:cs="Calibri" w:eastAsia="Calibri"/>
                 <w:spacing w:val="0"/>
                 <w:position w:val="0"/>
-                <w:shd w:fill="auto" w:val="clear"/>
               </w:rPr>
             </w:pPr>
             <w:r>
@@ -10376,8 +10389,6 @@
                 <w:color w:val="auto"/>
                 <w:spacing w:val="0"/>
                 <w:position w:val="0"/>
-                <w:sz w:val="20"/>
-                <w:shd w:fill="auto" w:val="clear"/>
               </w:rPr>
             </w:pPr>
             <w:r>
@@ -10419,10 +10430,21 @@
                 <w:color w:val="auto"/>
                 <w:spacing w:val="0"/>
                 <w:position w:val="0"/>
-                <w:sz w:val="20"/>
-                <w:shd w:fill="auto" w:val="clear"/>
-              </w:rPr>
-            </w:pPr>
+                <w:sz w:val="22"/>
+                <w:shd w:fill="auto" w:val="clear"/>
+              </w:rPr>
+            </w:pPr>
+            <w:r>
+              <w:rPr>
+                <w:rFonts w:ascii="Calibri" w:hAnsi="Calibri" w:cs="Calibri" w:eastAsia="Calibri"/>
+                <w:color w:val="auto"/>
+                <w:spacing w:val="0"/>
+                <w:position w:val="0"/>
+                <w:sz w:val="22"/>
+                <w:shd w:fill="auto" w:val="clear"/>
+              </w:rPr>
+              <w:t xml:space="preserve">putting in a different password in repeat password </w:t>
+            </w:r>
           </w:p>
         </w:tc>
         <w:tc>
@@ -10451,8 +10473,6 @@
                 <w:color w:val="auto"/>
                 <w:spacing w:val="0"/>
                 <w:position w:val="0"/>
-                <w:sz w:val="20"/>
-                <w:shd w:fill="auto" w:val="clear"/>
               </w:rPr>
             </w:pPr>
             <w:r>
@@ -10494,8 +10514,6 @@
                 <w:color w:val="auto"/>
                 <w:spacing w:val="0"/>
                 <w:position w:val="0"/>
-                <w:sz w:val="20"/>
-                <w:shd w:fill="auto" w:val="clear"/>
               </w:rPr>
             </w:pPr>
             <w:r>
@@ -10606,7 +10624,6 @@
                 <w:color w:val="auto"/>
                 <w:spacing w:val="0"/>
                 <w:position w:val="0"/>
-                <w:sz w:val="20"/>
               </w:rPr>
             </w:pPr>
             <w:r>
@@ -10654,7 +10671,6 @@
                 <w:color w:val="auto"/>
                 <w:spacing w:val="0"/>
                 <w:position w:val="0"/>
-                <w:sz w:val="20"/>
               </w:rPr>
             </w:pPr>
             <w:r>
@@ -10870,12 +10886,7 @@
                 <w:shd w:fill="auto" w:val="clear"/>
               </w:rPr>
             </w:pPr>
-          </w:p>
-          <w:p>
-            <w:pPr>
-              <w:spacing w:before="0" w:after="0" w:line="240"/>
-              <w:ind w:right="0" w:left="0" w:firstLine="0"/>
-              <w:jc w:val="left"/>
+            <w:r>
               <w:rPr>
                 <w:rFonts w:ascii="Arial" w:hAnsi="Arial" w:cs="Arial" w:eastAsia="Arial"/>
                 <w:color w:val="auto"/>
@@ -10884,18 +10895,33 @@
                 <w:sz w:val="20"/>
                 <w:shd w:fill="auto" w:val="clear"/>
               </w:rPr>
-            </w:pPr>
-          </w:p>
-          <w:p>
-            <w:pPr>
-              <w:spacing w:before="0" w:after="0" w:line="240"/>
-              <w:ind w:right="0" w:left="0" w:firstLine="0"/>
-              <w:jc w:val="left"/>
-              <w:rPr>
-                <w:color w:val="auto"/>
-                <w:spacing w:val="0"/>
-                <w:position w:val="0"/>
-                <w:sz w:val="20"/>
+              <w:t xml:space="preserve">my goal for my last sprint is to have a functioning character and location form where the user has no issues using </w:t>
+            </w:r>
+          </w:p>
+          <w:p>
+            <w:pPr>
+              <w:spacing w:before="0" w:after="0" w:line="240"/>
+              <w:ind w:right="0" w:left="0" w:firstLine="0"/>
+              <w:jc w:val="left"/>
+              <w:rPr>
+                <w:rFonts w:ascii="Arial" w:hAnsi="Arial" w:cs="Arial" w:eastAsia="Arial"/>
+                <w:color w:val="auto"/>
+                <w:spacing w:val="0"/>
+                <w:position w:val="0"/>
+                <w:sz w:val="20"/>
+                <w:shd w:fill="auto" w:val="clear"/>
+              </w:rPr>
+            </w:pPr>
+          </w:p>
+          <w:p>
+            <w:pPr>
+              <w:spacing w:before="0" w:after="0" w:line="240"/>
+              <w:ind w:right="0" w:left="0" w:firstLine="0"/>
+              <w:jc w:val="left"/>
+              <w:rPr>
+                <w:color w:val="auto"/>
+                <w:spacing w:val="0"/>
+                <w:position w:val="0"/>
               </w:rPr>
             </w:pPr>
           </w:p>
@@ -11164,12 +11190,12 @@
               </w:rPr>
             </w:pPr>
             <w:r>
-              <w:object w:dxaOrig="8848" w:dyaOrig="5223">
-                <v:rect xmlns:o="urn:schemas-microsoft-com:office:office" xmlns:v="urn:schemas-microsoft-com:vml" id="rectole0000000026" style="width:442.400000pt;height:261.150000pt" o:preferrelative="t" o:ole="">
+              <w:object w:dxaOrig="8949" w:dyaOrig="5284">
+                <v:rect xmlns:o="urn:schemas-microsoft-com:office:office" xmlns:v="urn:schemas-microsoft-com:vml" id="rectole0000000025" style="width:447.450000pt;height:264.200000pt" o:preferrelative="t" o:ole="">
                   <o:lock v:ext="edit"/>
-                  <v:imagedata xmlns:r="http://schemas.openxmlformats.org/officeDocument/2006/relationships" r:id="docRId54" o:title=""/>
+                  <v:imagedata xmlns:r="http://schemas.openxmlformats.org/officeDocument/2006/relationships" r:id="docRId52" o:title=""/>
                 </v:rect>
-                <o:OLEObject xmlns:r="http://schemas.openxmlformats.org/officeDocument/2006/relationships" xmlns:o="urn:schemas-microsoft-com:office:office" Type="Embed" ProgID="StaticMetafile" DrawAspect="Content" ObjectID="0000000026" ShapeID="rectole0000000026" r:id="docRId53"/>
+                <o:OLEObject xmlns:r="http://schemas.openxmlformats.org/officeDocument/2006/relationships" xmlns:o="urn:schemas-microsoft-com:office:office" Type="Embed" ProgID="StaticMetafile" DrawAspect="Content" ObjectID="0000000025" ShapeID="rectole0000000025" r:id="docRId51"/>
               </w:object>
             </w:r>
           </w:p>
@@ -11333,7 +11359,6 @@
                 <w:color w:val="auto"/>
                 <w:spacing w:val="0"/>
                 <w:position w:val="0"/>
-                <w:sz w:val="20"/>
               </w:rPr>
             </w:pPr>
           </w:p>
@@ -11610,6 +11635,30 @@
               <w:ind w:right="0" w:left="0" w:firstLine="0"/>
               <w:jc w:val="left"/>
               <w:rPr>
+                <w:rFonts w:ascii="Calibri" w:hAnsi="Calibri" w:cs="Calibri" w:eastAsia="Calibri"/>
+                <w:color w:val="auto"/>
+                <w:spacing w:val="0"/>
+                <w:position w:val="0"/>
+                <w:sz w:val="22"/>
+                <w:shd w:fill="auto" w:val="clear"/>
+              </w:rPr>
+            </w:pPr>
+            <w:r>
+              <w:object w:dxaOrig="10244" w:dyaOrig="7604">
+                <v:rect xmlns:o="urn:schemas-microsoft-com:office:office" xmlns:v="urn:schemas-microsoft-com:vml" id="rectole0000000026" style="width:512.200000pt;height:380.200000pt" o:preferrelative="t" o:ole="">
+                  <o:lock v:ext="edit"/>
+                  <v:imagedata xmlns:r="http://schemas.openxmlformats.org/officeDocument/2006/relationships" r:id="docRId54" o:title=""/>
+                </v:rect>
+                <o:OLEObject xmlns:r="http://schemas.openxmlformats.org/officeDocument/2006/relationships" xmlns:o="urn:schemas-microsoft-com:office:office" Type="Embed" ProgID="StaticMetafile" DrawAspect="Content" ObjectID="0000000026" ShapeID="rectole0000000026" r:id="docRId53"/>
+              </w:object>
+            </w:r>
+          </w:p>
+          <w:p>
+            <w:pPr>
+              <w:spacing w:before="0" w:after="0" w:line="240"/>
+              <w:ind w:right="0" w:left="0" w:firstLine="0"/>
+              <w:jc w:val="left"/>
+              <w:rPr>
                 <w:rFonts w:ascii="Arial" w:hAnsi="Arial" w:cs="Arial" w:eastAsia="Arial"/>
                 <w:color w:val="auto"/>
                 <w:spacing w:val="0"/>
@@ -11618,15 +11667,6 @@
                 <w:shd w:fill="auto" w:val="clear"/>
               </w:rPr>
             </w:pPr>
-            <w:r>
-              <w:object w:dxaOrig="8848" w:dyaOrig="5487">
-                <v:rect xmlns:o="urn:schemas-microsoft-com:office:office" xmlns:v="urn:schemas-microsoft-com:vml" id="rectole0000000027" style="width:442.400000pt;height:274.350000pt" o:preferrelative="t" o:ole="">
-                  <o:lock v:ext="edit"/>
-                  <v:imagedata xmlns:r="http://schemas.openxmlformats.org/officeDocument/2006/relationships" r:id="docRId56" o:title=""/>
-                </v:rect>
-                <o:OLEObject xmlns:r="http://schemas.openxmlformats.org/officeDocument/2006/relationships" xmlns:o="urn:schemas-microsoft-com:office:office" Type="Embed" ProgID="StaticDib" DrawAspect="Content" ObjectID="0000000027" ShapeID="rectole0000000027" r:id="docRId55"/>
-              </w:object>
-            </w:r>
           </w:p>
           <w:p>
             <w:pPr>
@@ -11802,7 +11842,6 @@
                 <w:color w:val="auto"/>
                 <w:spacing w:val="0"/>
                 <w:position w:val="0"/>
-                <w:sz w:val="20"/>
               </w:rPr>
             </w:pPr>
           </w:p>
@@ -11864,7 +11903,7 @@
           <w:sz w:val="22"/>
           <w:shd w:fill="auto" w:val="clear"/>
         </w:rPr>
-        <w:t xml:space="preserve">Sprint #3 Testing</w:t>
+        <w:t xml:space="preserve">Sprint #3 Testing Adding character form </w:t>
       </w:r>
     </w:p>
     <w:p>
@@ -11896,10 +11935,10 @@
     <w:tbl>
       <w:tblPr/>
       <w:tblGrid>
-        <w:gridCol w:w="3480"/>
-        <w:gridCol w:w="2820"/>
-        <w:gridCol w:w="3405"/>
-        <w:gridCol w:w="630"/>
+        <w:gridCol w:w="9285"/>
+        <w:gridCol w:w="1715"/>
+        <w:gridCol w:w="1875"/>
+        <w:gridCol w:w="1170"/>
       </w:tblGrid>
       <w:tr>
         <w:trPr>
@@ -11908,14 +11947,14 @@
         </w:trPr>
         <w:tc>
           <w:tcPr>
-            <w:tcW w:w="3480" w:type="dxa"/>
-            <w:tcBorders>
-              <w:top w:val="single" w:color="000000" w:sz="8"/>
-              <w:left w:val="single" w:color="000000" w:sz="8"/>
-              <w:bottom w:val="single" w:color="000000" w:sz="8"/>
-              <w:right w:val="single" w:color="000000" w:sz="8"/>
-            </w:tcBorders>
-            <w:shd w:color="000000" w:fill="efefef" w:val="clear"/>
+            <w:tcW w:w="9285" w:type="dxa"/>
+            <w:tcBorders>
+              <w:top w:val="single" w:color="000000" w:sz="8"/>
+              <w:left w:val="single" w:color="000000" w:sz="8"/>
+              <w:bottom w:val="single" w:color="000000" w:sz="8"/>
+              <w:right w:val="single" w:color="000000" w:sz="8"/>
+            </w:tcBorders>
+            <w:shd w:color="000000" w:fill="auto" w:val="clear"/>
             <w:tcMar>
               <w:left w:w="100" w:type="dxa"/>
               <w:right w:w="100" w:type="dxa"/>
@@ -11931,7 +11970,6 @@
                 <w:color w:val="auto"/>
                 <w:spacing w:val="0"/>
                 <w:position w:val="0"/>
-                <w:sz w:val="20"/>
               </w:rPr>
             </w:pPr>
             <w:r>
@@ -11950,95 +11988,95 @@
         </w:tc>
         <w:tc>
           <w:tcPr>
-            <w:tcW w:w="2820" w:type="dxa"/>
-            <w:tcBorders>
-              <w:top w:val="single" w:color="000000" w:sz="8"/>
-              <w:left w:val="single" w:color="000000" w:sz="8"/>
-              <w:bottom w:val="single" w:color="000000" w:sz="8"/>
-              <w:right w:val="single" w:color="000000" w:sz="8"/>
-            </w:tcBorders>
-            <w:shd w:color="000000" w:fill="efefef" w:val="clear"/>
-            <w:tcMar>
-              <w:left w:w="100" w:type="dxa"/>
-              <w:right w:w="100" w:type="dxa"/>
-            </w:tcMar>
-            <w:vAlign w:val="top"/>
-          </w:tcPr>
-          <w:p>
-            <w:pPr>
-              <w:spacing w:before="0" w:after="0" w:line="240"/>
-              <w:ind w:right="0" w:left="0" w:firstLine="0"/>
-              <w:jc w:val="left"/>
-              <w:rPr>
-                <w:rFonts w:ascii="Calibri" w:hAnsi="Calibri" w:cs="Calibri" w:eastAsia="Calibri"/>
-                <w:color w:val="auto"/>
-                <w:spacing w:val="0"/>
-                <w:position w:val="0"/>
-                <w:sz w:val="20"/>
-                <w:shd w:fill="auto" w:val="clear"/>
-              </w:rPr>
-            </w:pPr>
-          </w:p>
-        </w:tc>
-        <w:tc>
-          <w:tcPr>
-            <w:tcW w:w="3405" w:type="dxa"/>
-            <w:tcBorders>
-              <w:top w:val="single" w:color="000000" w:sz="8"/>
-              <w:left w:val="single" w:color="000000" w:sz="8"/>
-              <w:bottom w:val="single" w:color="000000" w:sz="8"/>
-              <w:right w:val="single" w:color="000000" w:sz="8"/>
-            </w:tcBorders>
-            <w:shd w:color="000000" w:fill="efefef" w:val="clear"/>
-            <w:tcMar>
-              <w:left w:w="100" w:type="dxa"/>
-              <w:right w:w="100" w:type="dxa"/>
-            </w:tcMar>
-            <w:vAlign w:val="top"/>
-          </w:tcPr>
-          <w:p>
-            <w:pPr>
-              <w:spacing w:before="0" w:after="0" w:line="240"/>
-              <w:ind w:right="0" w:left="0" w:firstLine="0"/>
-              <w:jc w:val="left"/>
-              <w:rPr>
-                <w:rFonts w:ascii="Calibri" w:hAnsi="Calibri" w:cs="Calibri" w:eastAsia="Calibri"/>
-                <w:color w:val="auto"/>
-                <w:spacing w:val="0"/>
-                <w:position w:val="0"/>
-                <w:sz w:val="20"/>
-                <w:shd w:fill="auto" w:val="clear"/>
-              </w:rPr>
-            </w:pPr>
-          </w:p>
-        </w:tc>
-        <w:tc>
-          <w:tcPr>
-            <w:tcW w:w="630" w:type="dxa"/>
-            <w:tcBorders>
-              <w:top w:val="single" w:color="000000" w:sz="8"/>
-              <w:left w:val="single" w:color="000000" w:sz="8"/>
-              <w:bottom w:val="single" w:color="000000" w:sz="8"/>
-              <w:right w:val="single" w:color="000000" w:sz="8"/>
-            </w:tcBorders>
-            <w:shd w:color="000000" w:fill="efefef" w:val="clear"/>
-            <w:tcMar>
-              <w:left w:w="100" w:type="dxa"/>
-              <w:right w:w="100" w:type="dxa"/>
-            </w:tcMar>
-            <w:vAlign w:val="top"/>
-          </w:tcPr>
-          <w:p>
-            <w:pPr>
-              <w:spacing w:before="0" w:after="0" w:line="240"/>
-              <w:ind w:right="0" w:left="0" w:firstLine="0"/>
-              <w:jc w:val="left"/>
-              <w:rPr>
-                <w:rFonts w:ascii="Calibri" w:hAnsi="Calibri" w:cs="Calibri" w:eastAsia="Calibri"/>
-                <w:color w:val="auto"/>
-                <w:spacing w:val="0"/>
-                <w:position w:val="0"/>
-                <w:sz w:val="20"/>
+            <w:tcW w:w="1715" w:type="dxa"/>
+            <w:tcBorders>
+              <w:top w:val="single" w:color="000000" w:sz="8"/>
+              <w:left w:val="single" w:color="000000" w:sz="8"/>
+              <w:bottom w:val="single" w:color="000000" w:sz="8"/>
+              <w:right w:val="single" w:color="000000" w:sz="8"/>
+            </w:tcBorders>
+            <w:shd w:color="000000" w:fill="auto" w:val="clear"/>
+            <w:tcMar>
+              <w:left w:w="100" w:type="dxa"/>
+              <w:right w:w="100" w:type="dxa"/>
+            </w:tcMar>
+            <w:vAlign w:val="top"/>
+          </w:tcPr>
+          <w:p>
+            <w:pPr>
+              <w:spacing w:before="0" w:after="0" w:line="240"/>
+              <w:ind w:right="0" w:left="0" w:firstLine="0"/>
+              <w:jc w:val="left"/>
+              <w:rPr>
+                <w:rFonts w:ascii="Calibri" w:hAnsi="Calibri" w:cs="Calibri" w:eastAsia="Calibri"/>
+                <w:color w:val="auto"/>
+                <w:spacing w:val="0"/>
+                <w:position w:val="0"/>
+                <w:sz w:val="22"/>
+                <w:shd w:fill="auto" w:val="clear"/>
+              </w:rPr>
+            </w:pPr>
+          </w:p>
+        </w:tc>
+        <w:tc>
+          <w:tcPr>
+            <w:tcW w:w="1875" w:type="dxa"/>
+            <w:tcBorders>
+              <w:top w:val="single" w:color="000000" w:sz="8"/>
+              <w:left w:val="single" w:color="000000" w:sz="8"/>
+              <w:bottom w:val="single" w:color="000000" w:sz="8"/>
+              <w:right w:val="single" w:color="000000" w:sz="8"/>
+            </w:tcBorders>
+            <w:shd w:color="000000" w:fill="auto" w:val="clear"/>
+            <w:tcMar>
+              <w:left w:w="100" w:type="dxa"/>
+              <w:right w:w="100" w:type="dxa"/>
+            </w:tcMar>
+            <w:vAlign w:val="top"/>
+          </w:tcPr>
+          <w:p>
+            <w:pPr>
+              <w:spacing w:before="0" w:after="0" w:line="240"/>
+              <w:ind w:right="0" w:left="0" w:firstLine="0"/>
+              <w:jc w:val="left"/>
+              <w:rPr>
+                <w:rFonts w:ascii="Calibri" w:hAnsi="Calibri" w:cs="Calibri" w:eastAsia="Calibri"/>
+                <w:color w:val="auto"/>
+                <w:spacing w:val="0"/>
+                <w:position w:val="0"/>
+                <w:sz w:val="22"/>
+                <w:shd w:fill="auto" w:val="clear"/>
+              </w:rPr>
+            </w:pPr>
+          </w:p>
+        </w:tc>
+        <w:tc>
+          <w:tcPr>
+            <w:tcW w:w="1170" w:type="dxa"/>
+            <w:tcBorders>
+              <w:top w:val="single" w:color="000000" w:sz="8"/>
+              <w:left w:val="single" w:color="000000" w:sz="8"/>
+              <w:bottom w:val="single" w:color="000000" w:sz="8"/>
+              <w:right w:val="single" w:color="000000" w:sz="8"/>
+            </w:tcBorders>
+            <w:shd w:color="000000" w:fill="auto" w:val="clear"/>
+            <w:tcMar>
+              <w:left w:w="100" w:type="dxa"/>
+              <w:right w:w="100" w:type="dxa"/>
+            </w:tcMar>
+            <w:vAlign w:val="top"/>
+          </w:tcPr>
+          <w:p>
+            <w:pPr>
+              <w:spacing w:before="0" w:after="0" w:line="240"/>
+              <w:ind w:right="0" w:left="0" w:firstLine="0"/>
+              <w:jc w:val="left"/>
+              <w:rPr>
+                <w:rFonts w:ascii="Calibri" w:hAnsi="Calibri" w:cs="Calibri" w:eastAsia="Calibri"/>
+                <w:color w:val="auto"/>
+                <w:spacing w:val="0"/>
+                <w:position w:val="0"/>
+                <w:sz w:val="22"/>
                 <w:shd w:fill="auto" w:val="clear"/>
               </w:rPr>
             </w:pPr>
@@ -12052,31 +12090,30 @@
         </w:trPr>
         <w:tc>
           <w:tcPr>
-            <w:tcW w:w="3480" w:type="dxa"/>
-            <w:tcBorders>
-              <w:top w:val="single" w:color="000000" w:sz="8"/>
-              <w:left w:val="single" w:color="000000" w:sz="8"/>
-              <w:bottom w:val="single" w:color="000000" w:sz="8"/>
-              <w:right w:val="single" w:color="000000" w:sz="8"/>
-            </w:tcBorders>
-            <w:shd w:color="000000" w:fill="efefef" w:val="clear"/>
-            <w:tcMar>
-              <w:left w:w="100" w:type="dxa"/>
-              <w:right w:w="100" w:type="dxa"/>
-            </w:tcMar>
-            <w:vAlign w:val="top"/>
-          </w:tcPr>
-          <w:p>
-            <w:pPr>
-              <w:spacing w:before="0" w:after="0" w:line="240"/>
-              <w:ind w:right="0" w:left="0" w:firstLine="0"/>
-              <w:jc w:val="left"/>
-              <w:rPr>
-                <w:rFonts w:ascii="Calibri" w:hAnsi="Calibri" w:cs="Calibri" w:eastAsia="Calibri"/>
-                <w:color w:val="auto"/>
-                <w:spacing w:val="0"/>
-                <w:position w:val="0"/>
-                <w:sz w:val="20"/>
+            <w:tcW w:w="9285" w:type="dxa"/>
+            <w:tcBorders>
+              <w:top w:val="single" w:color="000000" w:sz="8"/>
+              <w:left w:val="single" w:color="000000" w:sz="8"/>
+              <w:bottom w:val="single" w:color="000000" w:sz="8"/>
+              <w:right w:val="single" w:color="000000" w:sz="8"/>
+            </w:tcBorders>
+            <w:shd w:color="000000" w:fill="auto" w:val="clear"/>
+            <w:tcMar>
+              <w:left w:w="100" w:type="dxa"/>
+              <w:right w:w="100" w:type="dxa"/>
+            </w:tcMar>
+            <w:vAlign w:val="top"/>
+          </w:tcPr>
+          <w:p>
+            <w:pPr>
+              <w:spacing w:before="0" w:after="0" w:line="240"/>
+              <w:ind w:right="0" w:left="0" w:firstLine="0"/>
+              <w:jc w:val="left"/>
+              <w:rPr>
+                <w:rFonts w:ascii="Calibri" w:hAnsi="Calibri" w:cs="Calibri" w:eastAsia="Calibri"/>
+                <w:color w:val="auto"/>
+                <w:spacing w:val="0"/>
+                <w:position w:val="0"/>
               </w:rPr>
             </w:pPr>
             <w:r>
@@ -12095,31 +12132,30 @@
         </w:tc>
         <w:tc>
           <w:tcPr>
-            <w:tcW w:w="2820" w:type="dxa"/>
-            <w:tcBorders>
-              <w:top w:val="single" w:color="000000" w:sz="8"/>
-              <w:left w:val="single" w:color="000000" w:sz="8"/>
-              <w:bottom w:val="single" w:color="000000" w:sz="8"/>
-              <w:right w:val="single" w:color="000000" w:sz="8"/>
-            </w:tcBorders>
-            <w:shd w:color="000000" w:fill="efefef" w:val="clear"/>
-            <w:tcMar>
-              <w:left w:w="100" w:type="dxa"/>
-              <w:right w:w="100" w:type="dxa"/>
-            </w:tcMar>
-            <w:vAlign w:val="top"/>
-          </w:tcPr>
-          <w:p>
-            <w:pPr>
-              <w:spacing w:before="0" w:after="0" w:line="240"/>
-              <w:ind w:right="0" w:left="0" w:firstLine="0"/>
-              <w:jc w:val="left"/>
-              <w:rPr>
-                <w:rFonts w:ascii="Calibri" w:hAnsi="Calibri" w:cs="Calibri" w:eastAsia="Calibri"/>
-                <w:color w:val="auto"/>
-                <w:spacing w:val="0"/>
-                <w:position w:val="0"/>
-                <w:sz w:val="20"/>
+            <w:tcW w:w="1715" w:type="dxa"/>
+            <w:tcBorders>
+              <w:top w:val="single" w:color="000000" w:sz="8"/>
+              <w:left w:val="single" w:color="000000" w:sz="8"/>
+              <w:bottom w:val="single" w:color="000000" w:sz="8"/>
+              <w:right w:val="single" w:color="000000" w:sz="8"/>
+            </w:tcBorders>
+            <w:shd w:color="000000" w:fill="auto" w:val="clear"/>
+            <w:tcMar>
+              <w:left w:w="100" w:type="dxa"/>
+              <w:right w:w="100" w:type="dxa"/>
+            </w:tcMar>
+            <w:vAlign w:val="top"/>
+          </w:tcPr>
+          <w:p>
+            <w:pPr>
+              <w:spacing w:before="0" w:after="0" w:line="240"/>
+              <w:ind w:right="0" w:left="0" w:firstLine="0"/>
+              <w:jc w:val="left"/>
+              <w:rPr>
+                <w:rFonts w:ascii="Calibri" w:hAnsi="Calibri" w:cs="Calibri" w:eastAsia="Calibri"/>
+                <w:color w:val="auto"/>
+                <w:spacing w:val="0"/>
+                <w:position w:val="0"/>
               </w:rPr>
             </w:pPr>
             <w:r>
@@ -12138,31 +12174,30 @@
         </w:tc>
         <w:tc>
           <w:tcPr>
-            <w:tcW w:w="3405" w:type="dxa"/>
-            <w:tcBorders>
-              <w:top w:val="single" w:color="000000" w:sz="8"/>
-              <w:left w:val="single" w:color="000000" w:sz="8"/>
-              <w:bottom w:val="single" w:color="000000" w:sz="8"/>
-              <w:right w:val="single" w:color="000000" w:sz="8"/>
-            </w:tcBorders>
-            <w:shd w:color="000000" w:fill="efefef" w:val="clear"/>
-            <w:tcMar>
-              <w:left w:w="100" w:type="dxa"/>
-              <w:right w:w="100" w:type="dxa"/>
-            </w:tcMar>
-            <w:vAlign w:val="top"/>
-          </w:tcPr>
-          <w:p>
-            <w:pPr>
-              <w:spacing w:before="0" w:after="0" w:line="240"/>
-              <w:ind w:right="0" w:left="0" w:firstLine="0"/>
-              <w:jc w:val="left"/>
-              <w:rPr>
-                <w:rFonts w:ascii="Calibri" w:hAnsi="Calibri" w:cs="Calibri" w:eastAsia="Calibri"/>
-                <w:color w:val="auto"/>
-                <w:spacing w:val="0"/>
-                <w:position w:val="0"/>
-                <w:sz w:val="20"/>
+            <w:tcW w:w="1875" w:type="dxa"/>
+            <w:tcBorders>
+              <w:top w:val="single" w:color="000000" w:sz="8"/>
+              <w:left w:val="single" w:color="000000" w:sz="8"/>
+              <w:bottom w:val="single" w:color="000000" w:sz="8"/>
+              <w:right w:val="single" w:color="000000" w:sz="8"/>
+            </w:tcBorders>
+            <w:shd w:color="000000" w:fill="auto" w:val="clear"/>
+            <w:tcMar>
+              <w:left w:w="100" w:type="dxa"/>
+              <w:right w:w="100" w:type="dxa"/>
+            </w:tcMar>
+            <w:vAlign w:val="top"/>
+          </w:tcPr>
+          <w:p>
+            <w:pPr>
+              <w:spacing w:before="0" w:after="0" w:line="240"/>
+              <w:ind w:right="0" w:left="0" w:firstLine="0"/>
+              <w:jc w:val="left"/>
+              <w:rPr>
+                <w:rFonts w:ascii="Calibri" w:hAnsi="Calibri" w:cs="Calibri" w:eastAsia="Calibri"/>
+                <w:color w:val="auto"/>
+                <w:spacing w:val="0"/>
+                <w:position w:val="0"/>
               </w:rPr>
             </w:pPr>
             <w:r>
@@ -12181,31 +12216,30 @@
         </w:tc>
         <w:tc>
           <w:tcPr>
-            <w:tcW w:w="630" w:type="dxa"/>
-            <w:tcBorders>
-              <w:top w:val="single" w:color="000000" w:sz="8"/>
-              <w:left w:val="single" w:color="000000" w:sz="8"/>
-              <w:bottom w:val="single" w:color="000000" w:sz="8"/>
-              <w:right w:val="single" w:color="000000" w:sz="8"/>
-            </w:tcBorders>
-            <w:shd w:color="000000" w:fill="efefef" w:val="clear"/>
-            <w:tcMar>
-              <w:left w:w="100" w:type="dxa"/>
-              <w:right w:w="100" w:type="dxa"/>
-            </w:tcMar>
-            <w:vAlign w:val="top"/>
-          </w:tcPr>
-          <w:p>
-            <w:pPr>
-              <w:spacing w:before="0" w:after="0" w:line="240"/>
-              <w:ind w:right="0" w:left="0" w:firstLine="0"/>
-              <w:jc w:val="left"/>
-              <w:rPr>
-                <w:rFonts w:ascii="Calibri" w:hAnsi="Calibri" w:cs="Calibri" w:eastAsia="Calibri"/>
-                <w:color w:val="auto"/>
-                <w:spacing w:val="0"/>
-                <w:position w:val="0"/>
-                <w:sz w:val="20"/>
+            <w:tcW w:w="1170" w:type="dxa"/>
+            <w:tcBorders>
+              <w:top w:val="single" w:color="000000" w:sz="8"/>
+              <w:left w:val="single" w:color="000000" w:sz="8"/>
+              <w:bottom w:val="single" w:color="000000" w:sz="8"/>
+              <w:right w:val="single" w:color="000000" w:sz="8"/>
+            </w:tcBorders>
+            <w:shd w:color="000000" w:fill="auto" w:val="clear"/>
+            <w:tcMar>
+              <w:left w:w="100" w:type="dxa"/>
+              <w:right w:w="100" w:type="dxa"/>
+            </w:tcMar>
+            <w:vAlign w:val="top"/>
+          </w:tcPr>
+          <w:p>
+            <w:pPr>
+              <w:spacing w:before="0" w:after="0" w:line="240"/>
+              <w:ind w:right="0" w:left="0" w:firstLine="0"/>
+              <w:jc w:val="left"/>
+              <w:rPr>
+                <w:rFonts w:ascii="Calibri" w:hAnsi="Calibri" w:cs="Calibri" w:eastAsia="Calibri"/>
+                <w:color w:val="auto"/>
+                <w:spacing w:val="0"/>
+                <w:position w:val="0"/>
               </w:rPr>
             </w:pPr>
             <w:r>
@@ -12219,6 +12253,221 @@
                 <w:shd w:fill="auto" w:val="clear"/>
               </w:rPr>
               <w:t xml:space="preserve">Pass/Fail</w:t>
+            </w:r>
+          </w:p>
+        </w:tc>
+      </w:tr>
+      <w:tr>
+        <w:trPr>
+          <w:trHeight w:val="240" w:hRule="auto"/>
+          <w:jc w:val="left"/>
+        </w:trPr>
+        <w:tc>
+          <w:tcPr>
+            <w:tcW w:w="9285" w:type="dxa"/>
+            <w:tcBorders>
+              <w:top w:val="single" w:color="000000" w:sz="8"/>
+              <w:left w:val="single" w:color="000000" w:sz="8"/>
+              <w:bottom w:val="single" w:color="000000" w:sz="8"/>
+              <w:right w:val="single" w:color="000000" w:sz="8"/>
+            </w:tcBorders>
+            <w:shd w:color="000000" w:fill="auto" w:val="clear"/>
+            <w:tcMar>
+              <w:left w:w="100" w:type="dxa"/>
+              <w:right w:w="100" w:type="dxa"/>
+            </w:tcMar>
+            <w:vAlign w:val="top"/>
+          </w:tcPr>
+          <w:p>
+            <w:pPr>
+              <w:spacing w:before="0" w:after="0" w:line="240"/>
+              <w:ind w:right="0" w:left="0" w:firstLine="0"/>
+              <w:jc w:val="left"/>
+              <w:rPr>
+                <w:rFonts w:ascii="Calibri" w:hAnsi="Calibri" w:cs="Calibri" w:eastAsia="Calibri"/>
+                <w:color w:val="auto"/>
+                <w:spacing w:val="0"/>
+                <w:position w:val="0"/>
+                <w:sz w:val="22"/>
+                <w:shd w:fill="auto" w:val="clear"/>
+              </w:rPr>
+            </w:pPr>
+            <w:r>
+              <w:rPr>
+                <w:rFonts w:ascii="Calibri" w:hAnsi="Calibri" w:cs="Calibri" w:eastAsia="Calibri"/>
+                <w:color w:val="auto"/>
+                <w:spacing w:val="0"/>
+                <w:position w:val="0"/>
+                <w:sz w:val="22"/>
+                <w:shd w:fill="auto" w:val="clear"/>
+              </w:rPr>
+              <w:t xml:space="preserve">filled out form </w:t>
+            </w:r>
+          </w:p>
+          <w:p>
+            <w:pPr>
+              <w:spacing w:before="0" w:after="0" w:line="240"/>
+              <w:ind w:right="0" w:left="0" w:firstLine="0"/>
+              <w:jc w:val="left"/>
+              <w:rPr>
+                <w:rFonts w:ascii="Calibri" w:hAnsi="Calibri" w:cs="Calibri" w:eastAsia="Calibri"/>
+                <w:color w:val="auto"/>
+                <w:spacing w:val="0"/>
+                <w:position w:val="0"/>
+                <w:sz w:val="22"/>
+                <w:shd w:fill="auto" w:val="clear"/>
+              </w:rPr>
+            </w:pPr>
+            <w:r>
+              <w:object w:dxaOrig="8937" w:dyaOrig="4491">
+                <v:rect xmlns:o="urn:schemas-microsoft-com:office:office" xmlns:v="urn:schemas-microsoft-com:vml" id="rectole0000000027" style="width:446.850000pt;height:224.550000pt" o:preferrelative="t" o:ole="">
+                  <o:lock v:ext="edit"/>
+                  <v:imagedata xmlns:r="http://schemas.openxmlformats.org/officeDocument/2006/relationships" r:id="docRId56" o:title=""/>
+                </v:rect>
+                <o:OLEObject xmlns:r="http://schemas.openxmlformats.org/officeDocument/2006/relationships" xmlns:o="urn:schemas-microsoft-com:office:office" Type="Embed" ProgID="StaticMetafile" DrawAspect="Content" ObjectID="0000000027" ShapeID="rectole0000000027" r:id="docRId55"/>
+              </w:object>
+            </w:r>
+          </w:p>
+          <w:p>
+            <w:pPr>
+              <w:spacing w:before="0" w:after="0" w:line="240"/>
+              <w:ind w:right="0" w:left="0" w:firstLine="0"/>
+              <w:jc w:val="left"/>
+              <w:rPr>
+                <w:rFonts w:ascii="Calibri" w:hAnsi="Calibri" w:cs="Calibri" w:eastAsia="Calibri"/>
+                <w:color w:val="auto"/>
+                <w:spacing w:val="0"/>
+                <w:position w:val="0"/>
+                <w:sz w:val="22"/>
+                <w:shd w:fill="auto" w:val="clear"/>
+              </w:rPr>
+            </w:pPr>
+          </w:p>
+        </w:tc>
+        <w:tc>
+          <w:tcPr>
+            <w:tcW w:w="1715" w:type="dxa"/>
+            <w:tcBorders>
+              <w:top w:val="single" w:color="000000" w:sz="8"/>
+              <w:left w:val="single" w:color="000000" w:sz="8"/>
+              <w:bottom w:val="single" w:color="000000" w:sz="8"/>
+              <w:right w:val="single" w:color="000000" w:sz="8"/>
+            </w:tcBorders>
+            <w:shd w:color="000000" w:fill="auto" w:val="clear"/>
+            <w:tcMar>
+              <w:left w:w="100" w:type="dxa"/>
+              <w:right w:w="100" w:type="dxa"/>
+            </w:tcMar>
+            <w:vAlign w:val="top"/>
+          </w:tcPr>
+          <w:p>
+            <w:pPr>
+              <w:spacing w:before="0" w:after="0" w:line="240"/>
+              <w:ind w:right="0" w:left="0" w:firstLine="0"/>
+              <w:jc w:val="left"/>
+              <w:rPr>
+                <w:rFonts w:ascii="Calibri" w:hAnsi="Calibri" w:cs="Calibri" w:eastAsia="Calibri"/>
+                <w:color w:val="auto"/>
+                <w:spacing w:val="0"/>
+                <w:position w:val="0"/>
+                <w:sz w:val="22"/>
+                <w:shd w:fill="auto" w:val="clear"/>
+              </w:rPr>
+            </w:pPr>
+            <w:r>
+              <w:rPr>
+                <w:rFonts w:ascii="Calibri" w:hAnsi="Calibri" w:cs="Calibri" w:eastAsia="Calibri"/>
+                <w:color w:val="auto"/>
+                <w:spacing w:val="0"/>
+                <w:position w:val="0"/>
+                <w:sz w:val="22"/>
+                <w:shd w:fill="auto" w:val="clear"/>
+              </w:rPr>
+              <w:t xml:space="preserve">by filling all the for out and submitting the form </w:t>
+            </w:r>
+          </w:p>
+        </w:tc>
+        <w:tc>
+          <w:tcPr>
+            <w:tcW w:w="1875" w:type="dxa"/>
+            <w:tcBorders>
+              <w:top w:val="single" w:color="000000" w:sz="8"/>
+              <w:left w:val="single" w:color="000000" w:sz="8"/>
+              <w:bottom w:val="single" w:color="000000" w:sz="8"/>
+              <w:right w:val="single" w:color="000000" w:sz="8"/>
+            </w:tcBorders>
+            <w:shd w:color="000000" w:fill="auto" w:val="clear"/>
+            <w:tcMar>
+              <w:left w:w="100" w:type="dxa"/>
+              <w:right w:w="100" w:type="dxa"/>
+            </w:tcMar>
+            <w:vAlign w:val="top"/>
+          </w:tcPr>
+          <w:p>
+            <w:pPr>
+              <w:spacing w:before="0" w:after="0" w:line="240"/>
+              <w:ind w:right="0" w:left="0" w:firstLine="0"/>
+              <w:jc w:val="left"/>
+              <w:rPr>
+                <w:rFonts w:ascii="Calibri" w:hAnsi="Calibri" w:cs="Calibri" w:eastAsia="Calibri"/>
+                <w:color w:val="auto"/>
+                <w:spacing w:val="0"/>
+                <w:position w:val="0"/>
+                <w:sz w:val="22"/>
+                <w:shd w:fill="auto" w:val="clear"/>
+              </w:rPr>
+            </w:pPr>
+            <w:r>
+              <w:rPr>
+                <w:rFonts w:ascii="Calibri" w:hAnsi="Calibri" w:cs="Calibri" w:eastAsia="Calibri"/>
+                <w:color w:val="auto"/>
+                <w:spacing w:val="0"/>
+                <w:position w:val="0"/>
+                <w:sz w:val="22"/>
+                <w:shd w:fill="auto" w:val="clear"/>
+              </w:rPr>
+              <w:t xml:space="preserve">the data from the form goes into the database </w:t>
+            </w:r>
+          </w:p>
+        </w:tc>
+        <w:tc>
+          <w:tcPr>
+            <w:tcW w:w="1170" w:type="dxa"/>
+            <w:tcBorders>
+              <w:top w:val="single" w:color="000000" w:sz="8"/>
+              <w:left w:val="single" w:color="000000" w:sz="8"/>
+              <w:bottom w:val="single" w:color="000000" w:sz="8"/>
+              <w:right w:val="single" w:color="000000" w:sz="8"/>
+            </w:tcBorders>
+            <w:shd w:color="000000" w:fill="auto" w:val="clear"/>
+            <w:tcMar>
+              <w:left w:w="100" w:type="dxa"/>
+              <w:right w:w="100" w:type="dxa"/>
+            </w:tcMar>
+            <w:vAlign w:val="top"/>
+          </w:tcPr>
+          <w:p>
+            <w:pPr>
+              <w:spacing w:before="0" w:after="0" w:line="240"/>
+              <w:ind w:right="0" w:left="0" w:firstLine="0"/>
+              <w:jc w:val="left"/>
+              <w:rPr>
+                <w:rFonts w:ascii="Calibri" w:hAnsi="Calibri" w:cs="Calibri" w:eastAsia="Calibri"/>
+                <w:spacing w:val="0"/>
+                <w:position w:val="0"/>
+                <w:shd w:fill="auto" w:val="clear"/>
+              </w:rPr>
+            </w:pPr>
+            <w:r>
+              <w:rPr>
+                <w:rFonts w:ascii="Calibri" w:hAnsi="Calibri" w:cs="Calibri" w:eastAsia="Calibri"/>
+                <w:color w:val="00B050"/>
+                <w:spacing w:val="0"/>
+                <w:position w:val="0"/>
+                <w:sz w:val="28"/>
+                <w:shd w:fill="auto" w:val="clear"/>
+              </w:rPr>
+              <w:t xml:space="preserve">Pass </w:t>
             </w:r>
           </w:p>
         </w:tc>
@@ -12230,130 +12479,211 @@
         </w:trPr>
         <w:tc>
           <w:tcPr>
-            <w:tcW w:w="3480" w:type="dxa"/>
-            <w:tcBorders>
-              <w:top w:val="single" w:color="000000" w:sz="8"/>
-              <w:left w:val="single" w:color="000000" w:sz="8"/>
-              <w:bottom w:val="single" w:color="000000" w:sz="8"/>
-              <w:right w:val="single" w:color="000000" w:sz="8"/>
-            </w:tcBorders>
-            <w:shd w:color="000000" w:fill="auto" w:val="clear"/>
-            <w:tcMar>
-              <w:left w:w="100" w:type="dxa"/>
-              <w:right w:w="100" w:type="dxa"/>
-            </w:tcMar>
-            <w:vAlign w:val="top"/>
-          </w:tcPr>
-          <w:p>
-            <w:pPr>
-              <w:spacing w:before="0" w:after="0" w:line="240"/>
-              <w:ind w:right="0" w:left="0" w:firstLine="0"/>
-              <w:jc w:val="left"/>
-              <w:rPr>
-                <w:rFonts w:ascii="Calibri" w:hAnsi="Calibri" w:cs="Calibri" w:eastAsia="Calibri"/>
-                <w:color w:val="auto"/>
-                <w:spacing w:val="0"/>
-                <w:position w:val="0"/>
-                <w:sz w:val="20"/>
-                <w:shd w:fill="auto" w:val="clear"/>
-              </w:rPr>
-            </w:pPr>
-          </w:p>
-        </w:tc>
-        <w:tc>
-          <w:tcPr>
-            <w:tcW w:w="2820" w:type="dxa"/>
-            <w:tcBorders>
-              <w:top w:val="single" w:color="000000" w:sz="8"/>
-              <w:left w:val="single" w:color="000000" w:sz="8"/>
-              <w:bottom w:val="single" w:color="000000" w:sz="8"/>
-              <w:right w:val="single" w:color="000000" w:sz="8"/>
-            </w:tcBorders>
-            <w:shd w:color="000000" w:fill="auto" w:val="clear"/>
-            <w:tcMar>
-              <w:left w:w="100" w:type="dxa"/>
-              <w:right w:w="100" w:type="dxa"/>
-            </w:tcMar>
-            <w:vAlign w:val="top"/>
-          </w:tcPr>
-          <w:p>
-            <w:pPr>
-              <w:spacing w:before="0" w:after="0" w:line="240"/>
-              <w:ind w:right="0" w:left="0" w:firstLine="0"/>
-              <w:jc w:val="left"/>
-              <w:rPr>
-                <w:rFonts w:ascii="Calibri" w:hAnsi="Calibri" w:cs="Calibri" w:eastAsia="Calibri"/>
-                <w:color w:val="auto"/>
-                <w:spacing w:val="0"/>
-                <w:position w:val="0"/>
-                <w:sz w:val="20"/>
-                <w:shd w:fill="auto" w:val="clear"/>
-              </w:rPr>
-            </w:pPr>
-          </w:p>
-        </w:tc>
-        <w:tc>
-          <w:tcPr>
-            <w:tcW w:w="3405" w:type="dxa"/>
-            <w:tcBorders>
-              <w:top w:val="single" w:color="000000" w:sz="8"/>
-              <w:left w:val="single" w:color="000000" w:sz="8"/>
-              <w:bottom w:val="single" w:color="000000" w:sz="8"/>
-              <w:right w:val="single" w:color="000000" w:sz="8"/>
-            </w:tcBorders>
-            <w:shd w:color="000000" w:fill="auto" w:val="clear"/>
-            <w:tcMar>
-              <w:left w:w="100" w:type="dxa"/>
-              <w:right w:w="100" w:type="dxa"/>
-            </w:tcMar>
-            <w:vAlign w:val="top"/>
-          </w:tcPr>
-          <w:p>
-            <w:pPr>
-              <w:spacing w:before="0" w:after="0" w:line="240"/>
-              <w:ind w:right="0" w:left="0" w:firstLine="0"/>
-              <w:jc w:val="left"/>
-              <w:rPr>
-                <w:rFonts w:ascii="Calibri" w:hAnsi="Calibri" w:cs="Calibri" w:eastAsia="Calibri"/>
-                <w:color w:val="auto"/>
-                <w:spacing w:val="0"/>
-                <w:position w:val="0"/>
-                <w:sz w:val="20"/>
-                <w:shd w:fill="auto" w:val="clear"/>
-              </w:rPr>
-            </w:pPr>
-          </w:p>
-        </w:tc>
-        <w:tc>
-          <w:tcPr>
-            <w:tcW w:w="630" w:type="dxa"/>
-            <w:tcBorders>
-              <w:top w:val="single" w:color="000000" w:sz="8"/>
-              <w:left w:val="single" w:color="000000" w:sz="8"/>
-              <w:bottom w:val="single" w:color="000000" w:sz="8"/>
-              <w:right w:val="single" w:color="000000" w:sz="8"/>
-            </w:tcBorders>
-            <w:shd w:color="000000" w:fill="auto" w:val="clear"/>
-            <w:tcMar>
-              <w:left w:w="100" w:type="dxa"/>
-              <w:right w:w="100" w:type="dxa"/>
-            </w:tcMar>
-            <w:vAlign w:val="top"/>
-          </w:tcPr>
-          <w:p>
-            <w:pPr>
-              <w:spacing w:before="0" w:after="0" w:line="240"/>
-              <w:ind w:right="0" w:left="0" w:firstLine="0"/>
-              <w:jc w:val="left"/>
-              <w:rPr>
-                <w:rFonts w:ascii="Calibri" w:hAnsi="Calibri" w:cs="Calibri" w:eastAsia="Calibri"/>
-                <w:color w:val="auto"/>
-                <w:spacing w:val="0"/>
-                <w:position w:val="0"/>
-                <w:sz w:val="20"/>
-                <w:shd w:fill="auto" w:val="clear"/>
-              </w:rPr>
-            </w:pPr>
+            <w:tcW w:w="9285" w:type="dxa"/>
+            <w:tcBorders>
+              <w:top w:val="single" w:color="000000" w:sz="8"/>
+              <w:left w:val="single" w:color="000000" w:sz="8"/>
+              <w:bottom w:val="single" w:color="000000" w:sz="8"/>
+              <w:right w:val="single" w:color="000000" w:sz="8"/>
+            </w:tcBorders>
+            <w:shd w:color="000000" w:fill="auto" w:val="clear"/>
+            <w:tcMar>
+              <w:left w:w="100" w:type="dxa"/>
+              <w:right w:w="100" w:type="dxa"/>
+            </w:tcMar>
+            <w:vAlign w:val="top"/>
+          </w:tcPr>
+          <w:p>
+            <w:pPr>
+              <w:spacing w:before="0" w:after="0" w:line="240"/>
+              <w:ind w:right="0" w:left="0" w:firstLine="0"/>
+              <w:jc w:val="left"/>
+              <w:rPr>
+                <w:rFonts w:ascii="Calibri" w:hAnsi="Calibri" w:cs="Calibri" w:eastAsia="Calibri"/>
+                <w:color w:val="auto"/>
+                <w:spacing w:val="0"/>
+                <w:position w:val="0"/>
+                <w:sz w:val="22"/>
+                <w:shd w:fill="auto" w:val="clear"/>
+              </w:rPr>
+            </w:pPr>
+            <w:r>
+              <w:rPr>
+                <w:rFonts w:ascii="Calibri" w:hAnsi="Calibri" w:cs="Calibri" w:eastAsia="Calibri"/>
+                <w:color w:val="auto"/>
+                <w:spacing w:val="0"/>
+                <w:position w:val="0"/>
+                <w:sz w:val="22"/>
+                <w:shd w:fill="auto" w:val="clear"/>
+              </w:rPr>
+              <w:t xml:space="preserve">half filled form </w:t>
+            </w:r>
+          </w:p>
+          <w:p>
+            <w:pPr>
+              <w:spacing w:before="0" w:after="0" w:line="240"/>
+              <w:ind w:right="0" w:left="0" w:firstLine="0"/>
+              <w:jc w:val="left"/>
+              <w:rPr>
+                <w:rFonts w:ascii="Calibri" w:hAnsi="Calibri" w:cs="Calibri" w:eastAsia="Calibri"/>
+                <w:color w:val="auto"/>
+                <w:spacing w:val="0"/>
+                <w:position w:val="0"/>
+                <w:sz w:val="22"/>
+                <w:shd w:fill="auto" w:val="clear"/>
+              </w:rPr>
+            </w:pPr>
+            <w:r>
+              <w:object w:dxaOrig="8953" w:dyaOrig="4589">
+                <v:rect xmlns:o="urn:schemas-microsoft-com:office:office" xmlns:v="urn:schemas-microsoft-com:vml" id="rectole0000000028" style="width:447.650000pt;height:229.450000pt" o:preferrelative="t" o:ole="">
+                  <o:lock v:ext="edit"/>
+                  <v:imagedata xmlns:r="http://schemas.openxmlformats.org/officeDocument/2006/relationships" r:id="docRId58" o:title=""/>
+                </v:rect>
+                <o:OLEObject xmlns:r="http://schemas.openxmlformats.org/officeDocument/2006/relationships" xmlns:o="urn:schemas-microsoft-com:office:office" Type="Embed" ProgID="StaticDib" DrawAspect="Content" ObjectID="0000000028" ShapeID="rectole0000000028" r:id="docRId57"/>
+              </w:object>
+            </w:r>
+          </w:p>
+          <w:p>
+            <w:pPr>
+              <w:spacing w:before="0" w:after="0" w:line="240"/>
+              <w:ind w:right="0" w:left="0" w:firstLine="0"/>
+              <w:jc w:val="left"/>
+              <w:rPr>
+                <w:rFonts w:ascii="Calibri" w:hAnsi="Calibri" w:cs="Calibri" w:eastAsia="Calibri"/>
+                <w:color w:val="auto"/>
+                <w:spacing w:val="0"/>
+                <w:position w:val="0"/>
+                <w:sz w:val="22"/>
+                <w:shd w:fill="auto" w:val="clear"/>
+              </w:rPr>
+            </w:pPr>
+          </w:p>
+        </w:tc>
+        <w:tc>
+          <w:tcPr>
+            <w:tcW w:w="1715" w:type="dxa"/>
+            <w:tcBorders>
+              <w:top w:val="single" w:color="000000" w:sz="8"/>
+              <w:left w:val="single" w:color="000000" w:sz="8"/>
+              <w:bottom w:val="single" w:color="000000" w:sz="8"/>
+              <w:right w:val="single" w:color="000000" w:sz="8"/>
+            </w:tcBorders>
+            <w:shd w:color="000000" w:fill="auto" w:val="clear"/>
+            <w:tcMar>
+              <w:left w:w="100" w:type="dxa"/>
+              <w:right w:w="100" w:type="dxa"/>
+            </w:tcMar>
+            <w:vAlign w:val="top"/>
+          </w:tcPr>
+          <w:p>
+            <w:pPr>
+              <w:spacing w:before="0" w:after="0" w:line="240"/>
+              <w:ind w:right="0" w:left="0" w:firstLine="0"/>
+              <w:jc w:val="left"/>
+              <w:rPr>
+                <w:rFonts w:ascii="Calibri" w:hAnsi="Calibri" w:cs="Calibri" w:eastAsia="Calibri"/>
+                <w:color w:val="auto"/>
+                <w:spacing w:val="0"/>
+                <w:position w:val="0"/>
+                <w:sz w:val="22"/>
+                <w:shd w:fill="auto" w:val="clear"/>
+              </w:rPr>
+            </w:pPr>
+            <w:r>
+              <w:rPr>
+                <w:rFonts w:ascii="Calibri" w:hAnsi="Calibri" w:cs="Calibri" w:eastAsia="Calibri"/>
+                <w:color w:val="auto"/>
+                <w:spacing w:val="0"/>
+                <w:position w:val="0"/>
+                <w:sz w:val="22"/>
+                <w:shd w:fill="auto" w:val="clear"/>
+              </w:rPr>
+              <w:t xml:space="preserve">filling out half the form and testing if it will let me submit without completing it </w:t>
+            </w:r>
+          </w:p>
+        </w:tc>
+        <w:tc>
+          <w:tcPr>
+            <w:tcW w:w="1875" w:type="dxa"/>
+            <w:tcBorders>
+              <w:top w:val="single" w:color="000000" w:sz="8"/>
+              <w:left w:val="single" w:color="000000" w:sz="8"/>
+              <w:bottom w:val="single" w:color="000000" w:sz="8"/>
+              <w:right w:val="single" w:color="000000" w:sz="8"/>
+            </w:tcBorders>
+            <w:shd w:color="000000" w:fill="auto" w:val="clear"/>
+            <w:tcMar>
+              <w:left w:w="100" w:type="dxa"/>
+              <w:right w:w="100" w:type="dxa"/>
+            </w:tcMar>
+            <w:vAlign w:val="top"/>
+          </w:tcPr>
+          <w:p>
+            <w:pPr>
+              <w:spacing w:before="0" w:after="0" w:line="240"/>
+              <w:ind w:right="0" w:left="0" w:firstLine="0"/>
+              <w:jc w:val="left"/>
+              <w:rPr>
+                <w:rFonts w:ascii="Calibri" w:hAnsi="Calibri" w:cs="Calibri" w:eastAsia="Calibri"/>
+                <w:color w:val="auto"/>
+                <w:spacing w:val="0"/>
+                <w:position w:val="0"/>
+                <w:sz w:val="22"/>
+                <w:shd w:fill="auto" w:val="clear"/>
+              </w:rPr>
+            </w:pPr>
+            <w:r>
+              <w:rPr>
+                <w:rFonts w:ascii="Calibri" w:hAnsi="Calibri" w:cs="Calibri" w:eastAsia="Calibri"/>
+                <w:color w:val="auto"/>
+                <w:spacing w:val="0"/>
+                <w:position w:val="0"/>
+                <w:sz w:val="22"/>
+                <w:shd w:fill="auto" w:val="clear"/>
+              </w:rPr>
+              <w:t xml:space="preserve">doesnt let the form go through till all boxes are full </w:t>
+            </w:r>
+          </w:p>
+        </w:tc>
+        <w:tc>
+          <w:tcPr>
+            <w:tcW w:w="1170" w:type="dxa"/>
+            <w:tcBorders>
+              <w:top w:val="single" w:color="000000" w:sz="8"/>
+              <w:left w:val="single" w:color="000000" w:sz="8"/>
+              <w:bottom w:val="single" w:color="000000" w:sz="8"/>
+              <w:right w:val="single" w:color="000000" w:sz="8"/>
+            </w:tcBorders>
+            <w:shd w:color="000000" w:fill="auto" w:val="clear"/>
+            <w:tcMar>
+              <w:left w:w="100" w:type="dxa"/>
+              <w:right w:w="100" w:type="dxa"/>
+            </w:tcMar>
+            <w:vAlign w:val="top"/>
+          </w:tcPr>
+          <w:p>
+            <w:pPr>
+              <w:spacing w:before="0" w:after="0" w:line="240"/>
+              <w:ind w:right="0" w:left="0" w:firstLine="0"/>
+              <w:jc w:val="left"/>
+              <w:rPr>
+                <w:rFonts w:ascii="Calibri" w:hAnsi="Calibri" w:cs="Calibri" w:eastAsia="Calibri"/>
+                <w:spacing w:val="0"/>
+                <w:position w:val="0"/>
+                <w:shd w:fill="auto" w:val="clear"/>
+              </w:rPr>
+            </w:pPr>
+            <w:r>
+              <w:rPr>
+                <w:rFonts w:ascii="Calibri" w:hAnsi="Calibri" w:cs="Calibri" w:eastAsia="Calibri"/>
+                <w:color w:val="00B050"/>
+                <w:spacing w:val="0"/>
+                <w:position w:val="0"/>
+                <w:sz w:val="28"/>
+                <w:shd w:fill="auto" w:val="clear"/>
+              </w:rPr>
+              <w:t xml:space="preserve">Pass </w:t>
+            </w:r>
           </w:p>
         </w:tc>
       </w:tr>
@@ -12364,130 +12694,211 @@
         </w:trPr>
         <w:tc>
           <w:tcPr>
-            <w:tcW w:w="3480" w:type="dxa"/>
-            <w:tcBorders>
-              <w:top w:val="single" w:color="000000" w:sz="8"/>
-              <w:left w:val="single" w:color="000000" w:sz="8"/>
-              <w:bottom w:val="single" w:color="000000" w:sz="8"/>
-              <w:right w:val="single" w:color="000000" w:sz="8"/>
-            </w:tcBorders>
-            <w:shd w:color="000000" w:fill="auto" w:val="clear"/>
-            <w:tcMar>
-              <w:left w:w="100" w:type="dxa"/>
-              <w:right w:w="100" w:type="dxa"/>
-            </w:tcMar>
-            <w:vAlign w:val="top"/>
-          </w:tcPr>
-          <w:p>
-            <w:pPr>
-              <w:spacing w:before="0" w:after="0" w:line="240"/>
-              <w:ind w:right="0" w:left="0" w:firstLine="0"/>
-              <w:jc w:val="left"/>
-              <w:rPr>
-                <w:rFonts w:ascii="Calibri" w:hAnsi="Calibri" w:cs="Calibri" w:eastAsia="Calibri"/>
-                <w:color w:val="auto"/>
-                <w:spacing w:val="0"/>
-                <w:position w:val="0"/>
-                <w:sz w:val="20"/>
-                <w:shd w:fill="auto" w:val="clear"/>
-              </w:rPr>
-            </w:pPr>
-          </w:p>
-        </w:tc>
-        <w:tc>
-          <w:tcPr>
-            <w:tcW w:w="2820" w:type="dxa"/>
-            <w:tcBorders>
-              <w:top w:val="single" w:color="000000" w:sz="8"/>
-              <w:left w:val="single" w:color="000000" w:sz="8"/>
-              <w:bottom w:val="single" w:color="000000" w:sz="8"/>
-              <w:right w:val="single" w:color="000000" w:sz="8"/>
-            </w:tcBorders>
-            <w:shd w:color="000000" w:fill="auto" w:val="clear"/>
-            <w:tcMar>
-              <w:left w:w="100" w:type="dxa"/>
-              <w:right w:w="100" w:type="dxa"/>
-            </w:tcMar>
-            <w:vAlign w:val="top"/>
-          </w:tcPr>
-          <w:p>
-            <w:pPr>
-              <w:spacing w:before="0" w:after="0" w:line="240"/>
-              <w:ind w:right="0" w:left="0" w:firstLine="0"/>
-              <w:jc w:val="left"/>
-              <w:rPr>
-                <w:rFonts w:ascii="Calibri" w:hAnsi="Calibri" w:cs="Calibri" w:eastAsia="Calibri"/>
-                <w:color w:val="auto"/>
-                <w:spacing w:val="0"/>
-                <w:position w:val="0"/>
-                <w:sz w:val="20"/>
-                <w:shd w:fill="auto" w:val="clear"/>
-              </w:rPr>
-            </w:pPr>
-          </w:p>
-        </w:tc>
-        <w:tc>
-          <w:tcPr>
-            <w:tcW w:w="3405" w:type="dxa"/>
-            <w:tcBorders>
-              <w:top w:val="single" w:color="000000" w:sz="8"/>
-              <w:left w:val="single" w:color="000000" w:sz="8"/>
-              <w:bottom w:val="single" w:color="000000" w:sz="8"/>
-              <w:right w:val="single" w:color="000000" w:sz="8"/>
-            </w:tcBorders>
-            <w:shd w:color="000000" w:fill="auto" w:val="clear"/>
-            <w:tcMar>
-              <w:left w:w="100" w:type="dxa"/>
-              <w:right w:w="100" w:type="dxa"/>
-            </w:tcMar>
-            <w:vAlign w:val="top"/>
-          </w:tcPr>
-          <w:p>
-            <w:pPr>
-              <w:spacing w:before="0" w:after="0" w:line="240"/>
-              <w:ind w:right="0" w:left="0" w:firstLine="0"/>
-              <w:jc w:val="left"/>
-              <w:rPr>
-                <w:rFonts w:ascii="Calibri" w:hAnsi="Calibri" w:cs="Calibri" w:eastAsia="Calibri"/>
-                <w:color w:val="auto"/>
-                <w:spacing w:val="0"/>
-                <w:position w:val="0"/>
-                <w:sz w:val="20"/>
-                <w:shd w:fill="auto" w:val="clear"/>
-              </w:rPr>
-            </w:pPr>
-          </w:p>
-        </w:tc>
-        <w:tc>
-          <w:tcPr>
-            <w:tcW w:w="630" w:type="dxa"/>
-            <w:tcBorders>
-              <w:top w:val="single" w:color="000000" w:sz="8"/>
-              <w:left w:val="single" w:color="000000" w:sz="8"/>
-              <w:bottom w:val="single" w:color="000000" w:sz="8"/>
-              <w:right w:val="single" w:color="000000" w:sz="8"/>
-            </w:tcBorders>
-            <w:shd w:color="000000" w:fill="auto" w:val="clear"/>
-            <w:tcMar>
-              <w:left w:w="100" w:type="dxa"/>
-              <w:right w:w="100" w:type="dxa"/>
-            </w:tcMar>
-            <w:vAlign w:val="top"/>
-          </w:tcPr>
-          <w:p>
-            <w:pPr>
-              <w:spacing w:before="0" w:after="0" w:line="240"/>
-              <w:ind w:right="0" w:left="0" w:firstLine="0"/>
-              <w:jc w:val="left"/>
-              <w:rPr>
-                <w:rFonts w:ascii="Calibri" w:hAnsi="Calibri" w:cs="Calibri" w:eastAsia="Calibri"/>
-                <w:color w:val="auto"/>
-                <w:spacing w:val="0"/>
-                <w:position w:val="0"/>
-                <w:sz w:val="20"/>
-                <w:shd w:fill="auto" w:val="clear"/>
-              </w:rPr>
-            </w:pPr>
+            <w:tcW w:w="9285" w:type="dxa"/>
+            <w:tcBorders>
+              <w:top w:val="single" w:color="000000" w:sz="8"/>
+              <w:left w:val="single" w:color="000000" w:sz="8"/>
+              <w:bottom w:val="single" w:color="000000" w:sz="8"/>
+              <w:right w:val="single" w:color="000000" w:sz="8"/>
+            </w:tcBorders>
+            <w:shd w:color="000000" w:fill="auto" w:val="clear"/>
+            <w:tcMar>
+              <w:left w:w="100" w:type="dxa"/>
+              <w:right w:w="100" w:type="dxa"/>
+            </w:tcMar>
+            <w:vAlign w:val="top"/>
+          </w:tcPr>
+          <w:p>
+            <w:pPr>
+              <w:spacing w:before="0" w:after="0" w:line="240"/>
+              <w:ind w:right="0" w:left="0" w:firstLine="0"/>
+              <w:jc w:val="left"/>
+              <w:rPr>
+                <w:rFonts w:ascii="Calibri" w:hAnsi="Calibri" w:cs="Calibri" w:eastAsia="Calibri"/>
+                <w:color w:val="auto"/>
+                <w:spacing w:val="0"/>
+                <w:position w:val="0"/>
+                <w:sz w:val="22"/>
+                <w:shd w:fill="auto" w:val="clear"/>
+              </w:rPr>
+            </w:pPr>
+            <w:r>
+              <w:rPr>
+                <w:rFonts w:ascii="Calibri" w:hAnsi="Calibri" w:cs="Calibri" w:eastAsia="Calibri"/>
+                <w:color w:val="auto"/>
+                <w:spacing w:val="0"/>
+                <w:position w:val="0"/>
+                <w:sz w:val="22"/>
+                <w:shd w:fill="auto" w:val="clear"/>
+              </w:rPr>
+              <w:t xml:space="preserve">the block </w:t>
+            </w:r>
+          </w:p>
+          <w:p>
+            <w:pPr>
+              <w:spacing w:before="0" w:after="0" w:line="240"/>
+              <w:ind w:right="0" w:left="0" w:firstLine="0"/>
+              <w:jc w:val="left"/>
+              <w:rPr>
+                <w:rFonts w:ascii="Calibri" w:hAnsi="Calibri" w:cs="Calibri" w:eastAsia="Calibri"/>
+                <w:color w:val="auto"/>
+                <w:spacing w:val="0"/>
+                <w:position w:val="0"/>
+                <w:sz w:val="22"/>
+                <w:shd w:fill="auto" w:val="clear"/>
+              </w:rPr>
+            </w:pPr>
+            <w:r>
+              <w:object w:dxaOrig="5295" w:dyaOrig="2970">
+                <v:rect xmlns:o="urn:schemas-microsoft-com:office:office" xmlns:v="urn:schemas-microsoft-com:vml" id="rectole0000000029" style="width:264.750000pt;height:148.500000pt" o:preferrelative="t" o:ole="">
+                  <o:lock v:ext="edit"/>
+                  <v:imagedata xmlns:r="http://schemas.openxmlformats.org/officeDocument/2006/relationships" r:id="docRId60" o:title=""/>
+                </v:rect>
+                <o:OLEObject xmlns:r="http://schemas.openxmlformats.org/officeDocument/2006/relationships" xmlns:o="urn:schemas-microsoft-com:office:office" Type="Embed" ProgID="StaticDib" DrawAspect="Content" ObjectID="0000000029" ShapeID="rectole0000000029" r:id="docRId59"/>
+              </w:object>
+            </w:r>
+          </w:p>
+          <w:p>
+            <w:pPr>
+              <w:spacing w:before="0" w:after="0" w:line="240"/>
+              <w:ind w:right="0" w:left="0" w:firstLine="0"/>
+              <w:jc w:val="left"/>
+              <w:rPr>
+                <w:rFonts w:ascii="Calibri" w:hAnsi="Calibri" w:cs="Calibri" w:eastAsia="Calibri"/>
+                <w:color w:val="auto"/>
+                <w:spacing w:val="0"/>
+                <w:position w:val="0"/>
+                <w:sz w:val="22"/>
+                <w:shd w:fill="auto" w:val="clear"/>
+              </w:rPr>
+            </w:pPr>
+          </w:p>
+        </w:tc>
+        <w:tc>
+          <w:tcPr>
+            <w:tcW w:w="1715" w:type="dxa"/>
+            <w:tcBorders>
+              <w:top w:val="single" w:color="000000" w:sz="8"/>
+              <w:left w:val="single" w:color="000000" w:sz="8"/>
+              <w:bottom w:val="single" w:color="000000" w:sz="8"/>
+              <w:right w:val="single" w:color="000000" w:sz="8"/>
+            </w:tcBorders>
+            <w:shd w:color="000000" w:fill="auto" w:val="clear"/>
+            <w:tcMar>
+              <w:left w:w="100" w:type="dxa"/>
+              <w:right w:w="100" w:type="dxa"/>
+            </w:tcMar>
+            <w:vAlign w:val="top"/>
+          </w:tcPr>
+          <w:p>
+            <w:pPr>
+              <w:spacing w:before="0" w:after="0" w:line="240"/>
+              <w:ind w:right="0" w:left="0" w:firstLine="0"/>
+              <w:jc w:val="left"/>
+              <w:rPr>
+                <w:rFonts w:ascii="Calibri" w:hAnsi="Calibri" w:cs="Calibri" w:eastAsia="Calibri"/>
+                <w:color w:val="auto"/>
+                <w:spacing w:val="0"/>
+                <w:position w:val="0"/>
+                <w:sz w:val="22"/>
+                <w:shd w:fill="auto" w:val="clear"/>
+              </w:rPr>
+            </w:pPr>
+            <w:r>
+              <w:rPr>
+                <w:rFonts w:ascii="Calibri" w:hAnsi="Calibri" w:cs="Calibri" w:eastAsia="Calibri"/>
+                <w:color w:val="auto"/>
+                <w:spacing w:val="0"/>
+                <w:position w:val="0"/>
+                <w:sz w:val="22"/>
+                <w:shd w:fill="auto" w:val="clear"/>
+              </w:rPr>
+              <w:t xml:space="preserve">this code here is being tested to see if the colour block shows up behind the form</w:t>
+            </w:r>
+          </w:p>
+        </w:tc>
+        <w:tc>
+          <w:tcPr>
+            <w:tcW w:w="1875" w:type="dxa"/>
+            <w:tcBorders>
+              <w:top w:val="single" w:color="000000" w:sz="8"/>
+              <w:left w:val="single" w:color="000000" w:sz="8"/>
+              <w:bottom w:val="single" w:color="000000" w:sz="8"/>
+              <w:right w:val="single" w:color="000000" w:sz="8"/>
+            </w:tcBorders>
+            <w:shd w:color="000000" w:fill="auto" w:val="clear"/>
+            <w:tcMar>
+              <w:left w:w="100" w:type="dxa"/>
+              <w:right w:w="100" w:type="dxa"/>
+            </w:tcMar>
+            <w:vAlign w:val="top"/>
+          </w:tcPr>
+          <w:p>
+            <w:pPr>
+              <w:spacing w:before="0" w:after="0" w:line="240"/>
+              <w:ind w:right="0" w:left="0" w:firstLine="0"/>
+              <w:jc w:val="left"/>
+              <w:rPr>
+                <w:rFonts w:ascii="Calibri" w:hAnsi="Calibri" w:cs="Calibri" w:eastAsia="Calibri"/>
+                <w:color w:val="auto"/>
+                <w:spacing w:val="0"/>
+                <w:position w:val="0"/>
+                <w:sz w:val="22"/>
+                <w:shd w:fill="auto" w:val="clear"/>
+              </w:rPr>
+            </w:pPr>
+            <w:r>
+              <w:rPr>
+                <w:rFonts w:ascii="Calibri" w:hAnsi="Calibri" w:cs="Calibri" w:eastAsia="Calibri"/>
+                <w:color w:val="auto"/>
+                <w:spacing w:val="0"/>
+                <w:position w:val="0"/>
+                <w:sz w:val="22"/>
+                <w:shd w:fill="auto" w:val="clear"/>
+              </w:rPr>
+              <w:t xml:space="preserve">a display block shown behing the frm to give it a cleaner form </w:t>
+            </w:r>
+          </w:p>
+        </w:tc>
+        <w:tc>
+          <w:tcPr>
+            <w:tcW w:w="1170" w:type="dxa"/>
+            <w:tcBorders>
+              <w:top w:val="single" w:color="000000" w:sz="8"/>
+              <w:left w:val="single" w:color="000000" w:sz="8"/>
+              <w:bottom w:val="single" w:color="000000" w:sz="8"/>
+              <w:right w:val="single" w:color="000000" w:sz="8"/>
+            </w:tcBorders>
+            <w:shd w:color="000000" w:fill="auto" w:val="clear"/>
+            <w:tcMar>
+              <w:left w:w="100" w:type="dxa"/>
+              <w:right w:w="100" w:type="dxa"/>
+            </w:tcMar>
+            <w:vAlign w:val="top"/>
+          </w:tcPr>
+          <w:p>
+            <w:pPr>
+              <w:spacing w:before="0" w:after="0" w:line="240"/>
+              <w:ind w:right="0" w:left="0" w:firstLine="0"/>
+              <w:jc w:val="left"/>
+              <w:rPr>
+                <w:rFonts w:ascii="Calibri" w:hAnsi="Calibri" w:cs="Calibri" w:eastAsia="Calibri"/>
+                <w:spacing w:val="0"/>
+                <w:position w:val="0"/>
+                <w:shd w:fill="auto" w:val="clear"/>
+              </w:rPr>
+            </w:pPr>
+            <w:r>
+              <w:rPr>
+                <w:rFonts w:ascii="Calibri" w:hAnsi="Calibri" w:cs="Calibri" w:eastAsia="Calibri"/>
+                <w:color w:val="00B050"/>
+                <w:spacing w:val="0"/>
+                <w:position w:val="0"/>
+                <w:sz w:val="28"/>
+                <w:shd w:fill="auto" w:val="clear"/>
+              </w:rPr>
+              <w:t xml:space="preserve">Pass</w:t>
+            </w:r>
           </w:p>
         </w:tc>
       </w:tr>
@@ -12498,130 +12909,211 @@
         </w:trPr>
         <w:tc>
           <w:tcPr>
-            <w:tcW w:w="3480" w:type="dxa"/>
-            <w:tcBorders>
-              <w:top w:val="single" w:color="000000" w:sz="8"/>
-              <w:left w:val="single" w:color="000000" w:sz="8"/>
-              <w:bottom w:val="single" w:color="000000" w:sz="8"/>
-              <w:right w:val="single" w:color="000000" w:sz="8"/>
-            </w:tcBorders>
-            <w:shd w:color="000000" w:fill="auto" w:val="clear"/>
-            <w:tcMar>
-              <w:left w:w="100" w:type="dxa"/>
-              <w:right w:w="100" w:type="dxa"/>
-            </w:tcMar>
-            <w:vAlign w:val="top"/>
-          </w:tcPr>
-          <w:p>
-            <w:pPr>
-              <w:spacing w:before="0" w:after="0" w:line="240"/>
-              <w:ind w:right="0" w:left="0" w:firstLine="0"/>
-              <w:jc w:val="left"/>
-              <w:rPr>
-                <w:rFonts w:ascii="Calibri" w:hAnsi="Calibri" w:cs="Calibri" w:eastAsia="Calibri"/>
-                <w:color w:val="auto"/>
-                <w:spacing w:val="0"/>
-                <w:position w:val="0"/>
-                <w:sz w:val="20"/>
-                <w:shd w:fill="auto" w:val="clear"/>
-              </w:rPr>
-            </w:pPr>
-          </w:p>
-        </w:tc>
-        <w:tc>
-          <w:tcPr>
-            <w:tcW w:w="2820" w:type="dxa"/>
-            <w:tcBorders>
-              <w:top w:val="single" w:color="000000" w:sz="8"/>
-              <w:left w:val="single" w:color="000000" w:sz="8"/>
-              <w:bottom w:val="single" w:color="000000" w:sz="8"/>
-              <w:right w:val="single" w:color="000000" w:sz="8"/>
-            </w:tcBorders>
-            <w:shd w:color="000000" w:fill="auto" w:val="clear"/>
-            <w:tcMar>
-              <w:left w:w="100" w:type="dxa"/>
-              <w:right w:w="100" w:type="dxa"/>
-            </w:tcMar>
-            <w:vAlign w:val="top"/>
-          </w:tcPr>
-          <w:p>
-            <w:pPr>
-              <w:spacing w:before="0" w:after="0" w:line="240"/>
-              <w:ind w:right="0" w:left="0" w:firstLine="0"/>
-              <w:jc w:val="left"/>
-              <w:rPr>
-                <w:rFonts w:ascii="Calibri" w:hAnsi="Calibri" w:cs="Calibri" w:eastAsia="Calibri"/>
-                <w:color w:val="auto"/>
-                <w:spacing w:val="0"/>
-                <w:position w:val="0"/>
-                <w:sz w:val="20"/>
-                <w:shd w:fill="auto" w:val="clear"/>
-              </w:rPr>
-            </w:pPr>
-          </w:p>
-        </w:tc>
-        <w:tc>
-          <w:tcPr>
-            <w:tcW w:w="3405" w:type="dxa"/>
-            <w:tcBorders>
-              <w:top w:val="single" w:color="000000" w:sz="8"/>
-              <w:left w:val="single" w:color="000000" w:sz="8"/>
-              <w:bottom w:val="single" w:color="000000" w:sz="8"/>
-              <w:right w:val="single" w:color="000000" w:sz="8"/>
-            </w:tcBorders>
-            <w:shd w:color="000000" w:fill="auto" w:val="clear"/>
-            <w:tcMar>
-              <w:left w:w="100" w:type="dxa"/>
-              <w:right w:w="100" w:type="dxa"/>
-            </w:tcMar>
-            <w:vAlign w:val="top"/>
-          </w:tcPr>
-          <w:p>
-            <w:pPr>
-              <w:spacing w:before="0" w:after="0" w:line="240"/>
-              <w:ind w:right="0" w:left="0" w:firstLine="0"/>
-              <w:jc w:val="left"/>
-              <w:rPr>
-                <w:rFonts w:ascii="Calibri" w:hAnsi="Calibri" w:cs="Calibri" w:eastAsia="Calibri"/>
-                <w:color w:val="auto"/>
-                <w:spacing w:val="0"/>
-                <w:position w:val="0"/>
-                <w:sz w:val="20"/>
-                <w:shd w:fill="auto" w:val="clear"/>
-              </w:rPr>
-            </w:pPr>
-          </w:p>
-        </w:tc>
-        <w:tc>
-          <w:tcPr>
-            <w:tcW w:w="630" w:type="dxa"/>
-            <w:tcBorders>
-              <w:top w:val="single" w:color="000000" w:sz="8"/>
-              <w:left w:val="single" w:color="000000" w:sz="8"/>
-              <w:bottom w:val="single" w:color="000000" w:sz="8"/>
-              <w:right w:val="single" w:color="000000" w:sz="8"/>
-            </w:tcBorders>
-            <w:shd w:color="000000" w:fill="auto" w:val="clear"/>
-            <w:tcMar>
-              <w:left w:w="100" w:type="dxa"/>
-              <w:right w:w="100" w:type="dxa"/>
-            </w:tcMar>
-            <w:vAlign w:val="top"/>
-          </w:tcPr>
-          <w:p>
-            <w:pPr>
-              <w:spacing w:before="0" w:after="0" w:line="240"/>
-              <w:ind w:right="0" w:left="0" w:firstLine="0"/>
-              <w:jc w:val="left"/>
-              <w:rPr>
-                <w:rFonts w:ascii="Calibri" w:hAnsi="Calibri" w:cs="Calibri" w:eastAsia="Calibri"/>
-                <w:color w:val="auto"/>
-                <w:spacing w:val="0"/>
-                <w:position w:val="0"/>
-                <w:sz w:val="20"/>
-                <w:shd w:fill="auto" w:val="clear"/>
-              </w:rPr>
-            </w:pPr>
+            <w:tcW w:w="9285" w:type="dxa"/>
+            <w:tcBorders>
+              <w:top w:val="single" w:color="000000" w:sz="8"/>
+              <w:left w:val="single" w:color="000000" w:sz="8"/>
+              <w:bottom w:val="single" w:color="000000" w:sz="8"/>
+              <w:right w:val="single" w:color="000000" w:sz="8"/>
+            </w:tcBorders>
+            <w:shd w:color="000000" w:fill="auto" w:val="clear"/>
+            <w:tcMar>
+              <w:left w:w="100" w:type="dxa"/>
+              <w:right w:w="100" w:type="dxa"/>
+            </w:tcMar>
+            <w:vAlign w:val="top"/>
+          </w:tcPr>
+          <w:p>
+            <w:pPr>
+              <w:spacing w:before="0" w:after="0" w:line="240"/>
+              <w:ind w:right="0" w:left="0" w:firstLine="0"/>
+              <w:jc w:val="left"/>
+              <w:rPr>
+                <w:rFonts w:ascii="Calibri" w:hAnsi="Calibri" w:cs="Calibri" w:eastAsia="Calibri"/>
+                <w:color w:val="auto"/>
+                <w:spacing w:val="0"/>
+                <w:position w:val="0"/>
+                <w:sz w:val="22"/>
+                <w:shd w:fill="auto" w:val="clear"/>
+              </w:rPr>
+            </w:pPr>
+            <w:r>
+              <w:rPr>
+                <w:rFonts w:ascii="Calibri" w:hAnsi="Calibri" w:cs="Calibri" w:eastAsia="Calibri"/>
+                <w:color w:val="auto"/>
+                <w:spacing w:val="0"/>
+                <w:position w:val="0"/>
+                <w:sz w:val="22"/>
+                <w:shd w:fill="auto" w:val="clear"/>
+              </w:rPr>
+              <w:t xml:space="preserve">the dropdown box </w:t>
+            </w:r>
+          </w:p>
+          <w:p>
+            <w:pPr>
+              <w:spacing w:before="0" w:after="0" w:line="240"/>
+              <w:ind w:right="0" w:left="0" w:firstLine="0"/>
+              <w:jc w:val="left"/>
+              <w:rPr>
+                <w:rFonts w:ascii="Calibri" w:hAnsi="Calibri" w:cs="Calibri" w:eastAsia="Calibri"/>
+                <w:color w:val="auto"/>
+                <w:spacing w:val="0"/>
+                <w:position w:val="0"/>
+                <w:sz w:val="22"/>
+                <w:shd w:fill="auto" w:val="clear"/>
+              </w:rPr>
+            </w:pPr>
+            <w:r>
+              <w:object w:dxaOrig="6045" w:dyaOrig="2670">
+                <v:rect xmlns:o="urn:schemas-microsoft-com:office:office" xmlns:v="urn:schemas-microsoft-com:vml" id="rectole0000000030" style="width:302.250000pt;height:133.500000pt" o:preferrelative="t" o:ole="">
+                  <o:lock v:ext="edit"/>
+                  <v:imagedata xmlns:r="http://schemas.openxmlformats.org/officeDocument/2006/relationships" r:id="docRId62" o:title=""/>
+                </v:rect>
+                <o:OLEObject xmlns:r="http://schemas.openxmlformats.org/officeDocument/2006/relationships" xmlns:o="urn:schemas-microsoft-com:office:office" Type="Embed" ProgID="StaticDib" DrawAspect="Content" ObjectID="0000000030" ShapeID="rectole0000000030" r:id="docRId61"/>
+              </w:object>
+            </w:r>
+          </w:p>
+          <w:p>
+            <w:pPr>
+              <w:spacing w:before="0" w:after="0" w:line="240"/>
+              <w:ind w:right="0" w:left="0" w:firstLine="0"/>
+              <w:jc w:val="left"/>
+              <w:rPr>
+                <w:rFonts w:ascii="Calibri" w:hAnsi="Calibri" w:cs="Calibri" w:eastAsia="Calibri"/>
+                <w:color w:val="auto"/>
+                <w:spacing w:val="0"/>
+                <w:position w:val="0"/>
+                <w:sz w:val="22"/>
+                <w:shd w:fill="auto" w:val="clear"/>
+              </w:rPr>
+            </w:pPr>
+          </w:p>
+        </w:tc>
+        <w:tc>
+          <w:tcPr>
+            <w:tcW w:w="1715" w:type="dxa"/>
+            <w:tcBorders>
+              <w:top w:val="single" w:color="000000" w:sz="8"/>
+              <w:left w:val="single" w:color="000000" w:sz="8"/>
+              <w:bottom w:val="single" w:color="000000" w:sz="8"/>
+              <w:right w:val="single" w:color="000000" w:sz="8"/>
+            </w:tcBorders>
+            <w:shd w:color="000000" w:fill="auto" w:val="clear"/>
+            <w:tcMar>
+              <w:left w:w="100" w:type="dxa"/>
+              <w:right w:w="100" w:type="dxa"/>
+            </w:tcMar>
+            <w:vAlign w:val="top"/>
+          </w:tcPr>
+          <w:p>
+            <w:pPr>
+              <w:spacing w:before="0" w:after="0" w:line="240"/>
+              <w:ind w:right="0" w:left="0" w:firstLine="0"/>
+              <w:jc w:val="left"/>
+              <w:rPr>
+                <w:rFonts w:ascii="Calibri" w:hAnsi="Calibri" w:cs="Calibri" w:eastAsia="Calibri"/>
+                <w:color w:val="auto"/>
+                <w:spacing w:val="0"/>
+                <w:position w:val="0"/>
+                <w:sz w:val="22"/>
+                <w:shd w:fill="auto" w:val="clear"/>
+              </w:rPr>
+            </w:pPr>
+            <w:r>
+              <w:rPr>
+                <w:rFonts w:ascii="Calibri" w:hAnsi="Calibri" w:cs="Calibri" w:eastAsia="Calibri"/>
+                <w:color w:val="auto"/>
+                <w:spacing w:val="0"/>
+                <w:position w:val="0"/>
+                <w:sz w:val="22"/>
+                <w:shd w:fill="auto" w:val="clear"/>
+              </w:rPr>
+              <w:t xml:space="preserve">tested to see if on the form if the toggleDropdown shows up and works on the form </w:t>
+            </w:r>
+          </w:p>
+        </w:tc>
+        <w:tc>
+          <w:tcPr>
+            <w:tcW w:w="1875" w:type="dxa"/>
+            <w:tcBorders>
+              <w:top w:val="single" w:color="000000" w:sz="8"/>
+              <w:left w:val="single" w:color="000000" w:sz="8"/>
+              <w:bottom w:val="single" w:color="000000" w:sz="8"/>
+              <w:right w:val="single" w:color="000000" w:sz="8"/>
+            </w:tcBorders>
+            <w:shd w:color="000000" w:fill="auto" w:val="clear"/>
+            <w:tcMar>
+              <w:left w:w="100" w:type="dxa"/>
+              <w:right w:w="100" w:type="dxa"/>
+            </w:tcMar>
+            <w:vAlign w:val="top"/>
+          </w:tcPr>
+          <w:p>
+            <w:pPr>
+              <w:spacing w:before="0" w:after="0" w:line="240"/>
+              <w:ind w:right="0" w:left="0" w:firstLine="0"/>
+              <w:jc w:val="left"/>
+              <w:rPr>
+                <w:rFonts w:ascii="Calibri" w:hAnsi="Calibri" w:cs="Calibri" w:eastAsia="Calibri"/>
+                <w:color w:val="auto"/>
+                <w:spacing w:val="0"/>
+                <w:position w:val="0"/>
+                <w:sz w:val="22"/>
+                <w:shd w:fill="auto" w:val="clear"/>
+              </w:rPr>
+            </w:pPr>
+            <w:r>
+              <w:rPr>
+                <w:rFonts w:ascii="Calibri" w:hAnsi="Calibri" w:cs="Calibri" w:eastAsia="Calibri"/>
+                <w:color w:val="auto"/>
+                <w:spacing w:val="0"/>
+                <w:position w:val="0"/>
+                <w:sz w:val="22"/>
+                <w:shd w:fill="auto" w:val="clear"/>
+              </w:rPr>
+              <w:t xml:space="preserve">the dropdown box shows all the different options </w:t>
+            </w:r>
+          </w:p>
+        </w:tc>
+        <w:tc>
+          <w:tcPr>
+            <w:tcW w:w="1170" w:type="dxa"/>
+            <w:tcBorders>
+              <w:top w:val="single" w:color="000000" w:sz="8"/>
+              <w:left w:val="single" w:color="000000" w:sz="8"/>
+              <w:bottom w:val="single" w:color="000000" w:sz="8"/>
+              <w:right w:val="single" w:color="000000" w:sz="8"/>
+            </w:tcBorders>
+            <w:shd w:color="000000" w:fill="auto" w:val="clear"/>
+            <w:tcMar>
+              <w:left w:w="100" w:type="dxa"/>
+              <w:right w:w="100" w:type="dxa"/>
+            </w:tcMar>
+            <w:vAlign w:val="top"/>
+          </w:tcPr>
+          <w:p>
+            <w:pPr>
+              <w:spacing w:before="0" w:after="0" w:line="240"/>
+              <w:ind w:right="0" w:left="0" w:firstLine="0"/>
+              <w:jc w:val="left"/>
+              <w:rPr>
+                <w:rFonts w:ascii="Calibri" w:hAnsi="Calibri" w:cs="Calibri" w:eastAsia="Calibri"/>
+                <w:spacing w:val="0"/>
+                <w:position w:val="0"/>
+                <w:shd w:fill="auto" w:val="clear"/>
+              </w:rPr>
+            </w:pPr>
+            <w:r>
+              <w:rPr>
+                <w:rFonts w:ascii="Calibri" w:hAnsi="Calibri" w:cs="Calibri" w:eastAsia="Calibri"/>
+                <w:color w:val="00B050"/>
+                <w:spacing w:val="0"/>
+                <w:position w:val="0"/>
+                <w:sz w:val="28"/>
+                <w:shd w:fill="auto" w:val="clear"/>
+              </w:rPr>
+              <w:t xml:space="preserve">Pass</w:t>
+            </w:r>
           </w:p>
         </w:tc>
       </w:tr>
@@ -12632,130 +13124,211 @@
         </w:trPr>
         <w:tc>
           <w:tcPr>
-            <w:tcW w:w="3480" w:type="dxa"/>
-            <w:tcBorders>
-              <w:top w:val="single" w:color="000000" w:sz="8"/>
-              <w:left w:val="single" w:color="000000" w:sz="8"/>
-              <w:bottom w:val="single" w:color="000000" w:sz="8"/>
-              <w:right w:val="single" w:color="000000" w:sz="8"/>
-            </w:tcBorders>
-            <w:shd w:color="000000" w:fill="auto" w:val="clear"/>
-            <w:tcMar>
-              <w:left w:w="100" w:type="dxa"/>
-              <w:right w:w="100" w:type="dxa"/>
-            </w:tcMar>
-            <w:vAlign w:val="top"/>
-          </w:tcPr>
-          <w:p>
-            <w:pPr>
-              <w:spacing w:before="0" w:after="0" w:line="240"/>
-              <w:ind w:right="0" w:left="0" w:firstLine="0"/>
-              <w:jc w:val="left"/>
-              <w:rPr>
-                <w:rFonts w:ascii="Calibri" w:hAnsi="Calibri" w:cs="Calibri" w:eastAsia="Calibri"/>
-                <w:color w:val="auto"/>
-                <w:spacing w:val="0"/>
-                <w:position w:val="0"/>
-                <w:sz w:val="20"/>
-                <w:shd w:fill="auto" w:val="clear"/>
-              </w:rPr>
-            </w:pPr>
-          </w:p>
-        </w:tc>
-        <w:tc>
-          <w:tcPr>
-            <w:tcW w:w="2820" w:type="dxa"/>
-            <w:tcBorders>
-              <w:top w:val="single" w:color="000000" w:sz="8"/>
-              <w:left w:val="single" w:color="000000" w:sz="8"/>
-              <w:bottom w:val="single" w:color="000000" w:sz="8"/>
-              <w:right w:val="single" w:color="000000" w:sz="8"/>
-            </w:tcBorders>
-            <w:shd w:color="000000" w:fill="auto" w:val="clear"/>
-            <w:tcMar>
-              <w:left w:w="100" w:type="dxa"/>
-              <w:right w:w="100" w:type="dxa"/>
-            </w:tcMar>
-            <w:vAlign w:val="top"/>
-          </w:tcPr>
-          <w:p>
-            <w:pPr>
-              <w:spacing w:before="0" w:after="0" w:line="240"/>
-              <w:ind w:right="0" w:left="0" w:firstLine="0"/>
-              <w:jc w:val="left"/>
-              <w:rPr>
-                <w:rFonts w:ascii="Calibri" w:hAnsi="Calibri" w:cs="Calibri" w:eastAsia="Calibri"/>
-                <w:color w:val="auto"/>
-                <w:spacing w:val="0"/>
-                <w:position w:val="0"/>
-                <w:sz w:val="20"/>
-                <w:shd w:fill="auto" w:val="clear"/>
-              </w:rPr>
-            </w:pPr>
-          </w:p>
-        </w:tc>
-        <w:tc>
-          <w:tcPr>
-            <w:tcW w:w="3405" w:type="dxa"/>
-            <w:tcBorders>
-              <w:top w:val="single" w:color="000000" w:sz="8"/>
-              <w:left w:val="single" w:color="000000" w:sz="8"/>
-              <w:bottom w:val="single" w:color="000000" w:sz="8"/>
-              <w:right w:val="single" w:color="000000" w:sz="8"/>
-            </w:tcBorders>
-            <w:shd w:color="000000" w:fill="auto" w:val="clear"/>
-            <w:tcMar>
-              <w:left w:w="100" w:type="dxa"/>
-              <w:right w:w="100" w:type="dxa"/>
-            </w:tcMar>
-            <w:vAlign w:val="top"/>
-          </w:tcPr>
-          <w:p>
-            <w:pPr>
-              <w:spacing w:before="0" w:after="0" w:line="240"/>
-              <w:ind w:right="0" w:left="0" w:firstLine="0"/>
-              <w:jc w:val="left"/>
-              <w:rPr>
-                <w:rFonts w:ascii="Calibri" w:hAnsi="Calibri" w:cs="Calibri" w:eastAsia="Calibri"/>
-                <w:color w:val="auto"/>
-                <w:spacing w:val="0"/>
-                <w:position w:val="0"/>
-                <w:sz w:val="20"/>
-                <w:shd w:fill="auto" w:val="clear"/>
-              </w:rPr>
-            </w:pPr>
-          </w:p>
-        </w:tc>
-        <w:tc>
-          <w:tcPr>
-            <w:tcW w:w="630" w:type="dxa"/>
-            <w:tcBorders>
-              <w:top w:val="single" w:color="000000" w:sz="8"/>
-              <w:left w:val="single" w:color="000000" w:sz="8"/>
-              <w:bottom w:val="single" w:color="000000" w:sz="8"/>
-              <w:right w:val="single" w:color="000000" w:sz="8"/>
-            </w:tcBorders>
-            <w:shd w:color="000000" w:fill="auto" w:val="clear"/>
-            <w:tcMar>
-              <w:left w:w="100" w:type="dxa"/>
-              <w:right w:w="100" w:type="dxa"/>
-            </w:tcMar>
-            <w:vAlign w:val="top"/>
-          </w:tcPr>
-          <w:p>
-            <w:pPr>
-              <w:spacing w:before="0" w:after="0" w:line="240"/>
-              <w:ind w:right="0" w:left="0" w:firstLine="0"/>
-              <w:jc w:val="left"/>
-              <w:rPr>
-                <w:rFonts w:ascii="Calibri" w:hAnsi="Calibri" w:cs="Calibri" w:eastAsia="Calibri"/>
-                <w:color w:val="auto"/>
-                <w:spacing w:val="0"/>
-                <w:position w:val="0"/>
-                <w:sz w:val="20"/>
-                <w:shd w:fill="auto" w:val="clear"/>
-              </w:rPr>
-            </w:pPr>
+            <w:tcW w:w="9285" w:type="dxa"/>
+            <w:tcBorders>
+              <w:top w:val="single" w:color="000000" w:sz="8"/>
+              <w:left w:val="single" w:color="000000" w:sz="8"/>
+              <w:bottom w:val="single" w:color="000000" w:sz="8"/>
+              <w:right w:val="single" w:color="000000" w:sz="8"/>
+            </w:tcBorders>
+            <w:shd w:color="000000" w:fill="auto" w:val="clear"/>
+            <w:tcMar>
+              <w:left w:w="100" w:type="dxa"/>
+              <w:right w:w="100" w:type="dxa"/>
+            </w:tcMar>
+            <w:vAlign w:val="top"/>
+          </w:tcPr>
+          <w:p>
+            <w:pPr>
+              <w:spacing w:before="0" w:after="0" w:line="240"/>
+              <w:ind w:right="0" w:left="0" w:firstLine="0"/>
+              <w:jc w:val="left"/>
+              <w:rPr>
+                <w:rFonts w:ascii="Calibri" w:hAnsi="Calibri" w:cs="Calibri" w:eastAsia="Calibri"/>
+                <w:color w:val="auto"/>
+                <w:spacing w:val="0"/>
+                <w:position w:val="0"/>
+                <w:sz w:val="22"/>
+                <w:shd w:fill="auto" w:val="clear"/>
+              </w:rPr>
+            </w:pPr>
+            <w:r>
+              <w:rPr>
+                <w:rFonts w:ascii="Calibri" w:hAnsi="Calibri" w:cs="Calibri" w:eastAsia="Calibri"/>
+                <w:color w:val="auto"/>
+                <w:spacing w:val="0"/>
+                <w:position w:val="0"/>
+                <w:sz w:val="22"/>
+                <w:shd w:fill="auto" w:val="clear"/>
+              </w:rPr>
+              <w:t xml:space="preserve">birthday picker </w:t>
+            </w:r>
+          </w:p>
+          <w:p>
+            <w:pPr>
+              <w:spacing w:before="0" w:after="0" w:line="240"/>
+              <w:ind w:right="0" w:left="0" w:firstLine="0"/>
+              <w:jc w:val="left"/>
+              <w:rPr>
+                <w:rFonts w:ascii="Calibri" w:hAnsi="Calibri" w:cs="Calibri" w:eastAsia="Calibri"/>
+                <w:color w:val="auto"/>
+                <w:spacing w:val="0"/>
+                <w:position w:val="0"/>
+                <w:sz w:val="22"/>
+                <w:shd w:fill="auto" w:val="clear"/>
+              </w:rPr>
+            </w:pPr>
+            <w:r>
+              <w:object w:dxaOrig="7905" w:dyaOrig="810">
+                <v:rect xmlns:o="urn:schemas-microsoft-com:office:office" xmlns:v="urn:schemas-microsoft-com:vml" id="rectole0000000031" style="width:395.250000pt;height:40.500000pt" o:preferrelative="t" o:ole="">
+                  <o:lock v:ext="edit"/>
+                  <v:imagedata xmlns:r="http://schemas.openxmlformats.org/officeDocument/2006/relationships" r:id="docRId64" o:title=""/>
+                </v:rect>
+                <o:OLEObject xmlns:r="http://schemas.openxmlformats.org/officeDocument/2006/relationships" xmlns:o="urn:schemas-microsoft-com:office:office" Type="Embed" ProgID="StaticDib" DrawAspect="Content" ObjectID="0000000031" ShapeID="rectole0000000031" r:id="docRId63"/>
+              </w:object>
+            </w:r>
+          </w:p>
+          <w:p>
+            <w:pPr>
+              <w:spacing w:before="0" w:after="0" w:line="240"/>
+              <w:ind w:right="0" w:left="0" w:firstLine="0"/>
+              <w:jc w:val="left"/>
+              <w:rPr>
+                <w:rFonts w:ascii="Calibri" w:hAnsi="Calibri" w:cs="Calibri" w:eastAsia="Calibri"/>
+                <w:color w:val="auto"/>
+                <w:spacing w:val="0"/>
+                <w:position w:val="0"/>
+                <w:sz w:val="22"/>
+                <w:shd w:fill="auto" w:val="clear"/>
+              </w:rPr>
+            </w:pPr>
+          </w:p>
+        </w:tc>
+        <w:tc>
+          <w:tcPr>
+            <w:tcW w:w="1715" w:type="dxa"/>
+            <w:tcBorders>
+              <w:top w:val="single" w:color="000000" w:sz="8"/>
+              <w:left w:val="single" w:color="000000" w:sz="8"/>
+              <w:bottom w:val="single" w:color="000000" w:sz="8"/>
+              <w:right w:val="single" w:color="000000" w:sz="8"/>
+            </w:tcBorders>
+            <w:shd w:color="000000" w:fill="auto" w:val="clear"/>
+            <w:tcMar>
+              <w:left w:w="100" w:type="dxa"/>
+              <w:right w:w="100" w:type="dxa"/>
+            </w:tcMar>
+            <w:vAlign w:val="top"/>
+          </w:tcPr>
+          <w:p>
+            <w:pPr>
+              <w:spacing w:before="0" w:after="0" w:line="240"/>
+              <w:ind w:right="0" w:left="0" w:firstLine="0"/>
+              <w:jc w:val="left"/>
+              <w:rPr>
+                <w:rFonts w:ascii="Calibri" w:hAnsi="Calibri" w:cs="Calibri" w:eastAsia="Calibri"/>
+                <w:color w:val="auto"/>
+                <w:spacing w:val="0"/>
+                <w:position w:val="0"/>
+                <w:sz w:val="22"/>
+                <w:shd w:fill="auto" w:val="clear"/>
+              </w:rPr>
+            </w:pPr>
+            <w:r>
+              <w:rPr>
+                <w:rFonts w:ascii="Calibri" w:hAnsi="Calibri" w:cs="Calibri" w:eastAsia="Calibri"/>
+                <w:color w:val="auto"/>
+                <w:spacing w:val="0"/>
+                <w:position w:val="0"/>
+                <w:sz w:val="22"/>
+                <w:shd w:fill="auto" w:val="clear"/>
+              </w:rPr>
+              <w:t xml:space="preserve">testing this new code to see ifim able to create a birthday </w:t>
+            </w:r>
+          </w:p>
+        </w:tc>
+        <w:tc>
+          <w:tcPr>
+            <w:tcW w:w="1875" w:type="dxa"/>
+            <w:tcBorders>
+              <w:top w:val="single" w:color="000000" w:sz="8"/>
+              <w:left w:val="single" w:color="000000" w:sz="8"/>
+              <w:bottom w:val="single" w:color="000000" w:sz="8"/>
+              <w:right w:val="single" w:color="000000" w:sz="8"/>
+            </w:tcBorders>
+            <w:shd w:color="000000" w:fill="auto" w:val="clear"/>
+            <w:tcMar>
+              <w:left w:w="100" w:type="dxa"/>
+              <w:right w:w="100" w:type="dxa"/>
+            </w:tcMar>
+            <w:vAlign w:val="top"/>
+          </w:tcPr>
+          <w:p>
+            <w:pPr>
+              <w:spacing w:before="0" w:after="0" w:line="240"/>
+              <w:ind w:right="0" w:left="0" w:firstLine="0"/>
+              <w:jc w:val="left"/>
+              <w:rPr>
+                <w:rFonts w:ascii="Calibri" w:hAnsi="Calibri" w:cs="Calibri" w:eastAsia="Calibri"/>
+                <w:color w:val="auto"/>
+                <w:spacing w:val="0"/>
+                <w:position w:val="0"/>
+                <w:sz w:val="22"/>
+                <w:shd w:fill="auto" w:val="clear"/>
+              </w:rPr>
+            </w:pPr>
+            <w:r>
+              <w:rPr>
+                <w:rFonts w:ascii="Calibri" w:hAnsi="Calibri" w:cs="Calibri" w:eastAsia="Calibri"/>
+                <w:color w:val="auto"/>
+                <w:spacing w:val="0"/>
+                <w:position w:val="0"/>
+                <w:sz w:val="22"/>
+                <w:shd w:fill="auto" w:val="clear"/>
+              </w:rPr>
+              <w:t xml:space="preserve">allows the user to pick a day, month and year </w:t>
+            </w:r>
+          </w:p>
+        </w:tc>
+        <w:tc>
+          <w:tcPr>
+            <w:tcW w:w="1170" w:type="dxa"/>
+            <w:tcBorders>
+              <w:top w:val="single" w:color="000000" w:sz="8"/>
+              <w:left w:val="single" w:color="000000" w:sz="8"/>
+              <w:bottom w:val="single" w:color="000000" w:sz="8"/>
+              <w:right w:val="single" w:color="000000" w:sz="8"/>
+            </w:tcBorders>
+            <w:shd w:color="000000" w:fill="auto" w:val="clear"/>
+            <w:tcMar>
+              <w:left w:w="100" w:type="dxa"/>
+              <w:right w:w="100" w:type="dxa"/>
+            </w:tcMar>
+            <w:vAlign w:val="top"/>
+          </w:tcPr>
+          <w:p>
+            <w:pPr>
+              <w:spacing w:before="0" w:after="0" w:line="240"/>
+              <w:ind w:right="0" w:left="0" w:firstLine="0"/>
+              <w:jc w:val="left"/>
+              <w:rPr>
+                <w:rFonts w:ascii="Calibri" w:hAnsi="Calibri" w:cs="Calibri" w:eastAsia="Calibri"/>
+                <w:spacing w:val="0"/>
+                <w:position w:val="0"/>
+                <w:shd w:fill="auto" w:val="clear"/>
+              </w:rPr>
+            </w:pPr>
+            <w:r>
+              <w:rPr>
+                <w:rFonts w:ascii="Calibri" w:hAnsi="Calibri" w:cs="Calibri" w:eastAsia="Calibri"/>
+                <w:color w:val="00B050"/>
+                <w:spacing w:val="0"/>
+                <w:position w:val="0"/>
+                <w:sz w:val="28"/>
+                <w:shd w:fill="auto" w:val="clear"/>
+              </w:rPr>
+              <w:t xml:space="preserve">Pass</w:t>
+            </w:r>
           </w:p>
         </w:tc>
       </w:tr>
@@ -12766,261 +13339,127 @@
         </w:trPr>
         <w:tc>
           <w:tcPr>
-            <w:tcW w:w="3480" w:type="dxa"/>
-            <w:tcBorders>
-              <w:top w:val="single" w:color="000000" w:sz="8"/>
-              <w:left w:val="single" w:color="000000" w:sz="8"/>
-              <w:bottom w:val="single" w:color="000000" w:sz="8"/>
-              <w:right w:val="single" w:color="000000" w:sz="8"/>
-            </w:tcBorders>
-            <w:shd w:color="000000" w:fill="auto" w:val="clear"/>
-            <w:tcMar>
-              <w:left w:w="100" w:type="dxa"/>
-              <w:right w:w="100" w:type="dxa"/>
-            </w:tcMar>
-            <w:vAlign w:val="top"/>
-          </w:tcPr>
-          <w:p>
-            <w:pPr>
-              <w:spacing w:before="0" w:after="0" w:line="240"/>
-              <w:ind w:right="0" w:left="0" w:firstLine="0"/>
-              <w:jc w:val="left"/>
-              <w:rPr>
-                <w:rFonts w:ascii="Calibri" w:hAnsi="Calibri" w:cs="Calibri" w:eastAsia="Calibri"/>
-                <w:color w:val="auto"/>
-                <w:spacing w:val="0"/>
-                <w:position w:val="0"/>
-                <w:sz w:val="20"/>
-                <w:shd w:fill="auto" w:val="clear"/>
-              </w:rPr>
-            </w:pPr>
-          </w:p>
-        </w:tc>
-        <w:tc>
-          <w:tcPr>
-            <w:tcW w:w="2820" w:type="dxa"/>
-            <w:tcBorders>
-              <w:top w:val="single" w:color="000000" w:sz="8"/>
-              <w:left w:val="single" w:color="000000" w:sz="8"/>
-              <w:bottom w:val="single" w:color="000000" w:sz="8"/>
-              <w:right w:val="single" w:color="000000" w:sz="8"/>
-            </w:tcBorders>
-            <w:shd w:color="000000" w:fill="auto" w:val="clear"/>
-            <w:tcMar>
-              <w:left w:w="100" w:type="dxa"/>
-              <w:right w:w="100" w:type="dxa"/>
-            </w:tcMar>
-            <w:vAlign w:val="top"/>
-          </w:tcPr>
-          <w:p>
-            <w:pPr>
-              <w:spacing w:before="0" w:after="0" w:line="240"/>
-              <w:ind w:right="0" w:left="0" w:firstLine="0"/>
-              <w:jc w:val="left"/>
-              <w:rPr>
-                <w:rFonts w:ascii="Calibri" w:hAnsi="Calibri" w:cs="Calibri" w:eastAsia="Calibri"/>
-                <w:color w:val="auto"/>
-                <w:spacing w:val="0"/>
-                <w:position w:val="0"/>
-                <w:sz w:val="20"/>
-                <w:shd w:fill="auto" w:val="clear"/>
-              </w:rPr>
-            </w:pPr>
-          </w:p>
-        </w:tc>
-        <w:tc>
-          <w:tcPr>
-            <w:tcW w:w="3405" w:type="dxa"/>
-            <w:tcBorders>
-              <w:top w:val="single" w:color="000000" w:sz="8"/>
-              <w:left w:val="single" w:color="000000" w:sz="8"/>
-              <w:bottom w:val="single" w:color="000000" w:sz="8"/>
-              <w:right w:val="single" w:color="000000" w:sz="8"/>
-            </w:tcBorders>
-            <w:shd w:color="000000" w:fill="auto" w:val="clear"/>
-            <w:tcMar>
-              <w:left w:w="100" w:type="dxa"/>
-              <w:right w:w="100" w:type="dxa"/>
-            </w:tcMar>
-            <w:vAlign w:val="top"/>
-          </w:tcPr>
-          <w:p>
-            <w:pPr>
-              <w:spacing w:before="0" w:after="0" w:line="240"/>
-              <w:ind w:right="0" w:left="0" w:firstLine="0"/>
-              <w:jc w:val="left"/>
-              <w:rPr>
-                <w:rFonts w:ascii="Calibri" w:hAnsi="Calibri" w:cs="Calibri" w:eastAsia="Calibri"/>
-                <w:color w:val="auto"/>
-                <w:spacing w:val="0"/>
-                <w:position w:val="0"/>
-                <w:sz w:val="20"/>
-                <w:shd w:fill="auto" w:val="clear"/>
-              </w:rPr>
-            </w:pPr>
-          </w:p>
-        </w:tc>
-        <w:tc>
-          <w:tcPr>
-            <w:tcW w:w="630" w:type="dxa"/>
-            <w:tcBorders>
-              <w:top w:val="single" w:color="000000" w:sz="8"/>
-              <w:left w:val="single" w:color="000000" w:sz="8"/>
-              <w:bottom w:val="single" w:color="000000" w:sz="8"/>
-              <w:right w:val="single" w:color="000000" w:sz="8"/>
-            </w:tcBorders>
-            <w:shd w:color="000000" w:fill="auto" w:val="clear"/>
-            <w:tcMar>
-              <w:left w:w="100" w:type="dxa"/>
-              <w:right w:w="100" w:type="dxa"/>
-            </w:tcMar>
-            <w:vAlign w:val="top"/>
-          </w:tcPr>
-          <w:p>
-            <w:pPr>
-              <w:spacing w:before="0" w:after="0" w:line="240"/>
-              <w:ind w:right="0" w:left="0" w:firstLine="0"/>
-              <w:jc w:val="left"/>
-              <w:rPr>
-                <w:rFonts w:ascii="Calibri" w:hAnsi="Calibri" w:cs="Calibri" w:eastAsia="Calibri"/>
-                <w:color w:val="auto"/>
-                <w:spacing w:val="0"/>
-                <w:position w:val="0"/>
-                <w:sz w:val="20"/>
-                <w:shd w:fill="auto" w:val="clear"/>
-              </w:rPr>
-            </w:pPr>
-          </w:p>
-        </w:tc>
-      </w:tr>
-      <w:tr>
-        <w:trPr>
-          <w:trHeight w:val="1" w:hRule="atLeast"/>
-          <w:jc w:val="left"/>
-        </w:trPr>
-        <w:tc>
-          <w:tcPr>
-            <w:tcW w:w="3480" w:type="dxa"/>
-            <w:tcBorders>
-              <w:top w:val="single" w:color="000000" w:sz="8"/>
-              <w:left w:val="single" w:color="000000" w:sz="8"/>
-              <w:bottom w:val="single" w:color="000000" w:sz="8"/>
-              <w:right w:val="single" w:color="000000" w:sz="8"/>
-            </w:tcBorders>
-            <w:shd w:color="000000" w:fill="auto" w:val="clear"/>
-            <w:tcMar>
-              <w:left w:w="100" w:type="dxa"/>
-              <w:right w:w="100" w:type="dxa"/>
-            </w:tcMar>
-            <w:vAlign w:val="top"/>
-          </w:tcPr>
-          <w:p>
-            <w:pPr>
-              <w:spacing w:before="0" w:after="0" w:line="240"/>
-              <w:ind w:right="0" w:left="0" w:firstLine="0"/>
-              <w:jc w:val="left"/>
-              <w:rPr>
-                <w:rFonts w:ascii="Calibri" w:hAnsi="Calibri" w:cs="Calibri" w:eastAsia="Calibri"/>
-                <w:color w:val="auto"/>
-                <w:spacing w:val="0"/>
-                <w:position w:val="0"/>
-                <w:sz w:val="20"/>
-                <w:shd w:fill="auto" w:val="clear"/>
-              </w:rPr>
-            </w:pPr>
-          </w:p>
-        </w:tc>
-        <w:tc>
-          <w:tcPr>
-            <w:tcW w:w="2820" w:type="dxa"/>
-            <w:tcBorders>
-              <w:top w:val="single" w:color="000000" w:sz="8"/>
-              <w:left w:val="single" w:color="000000" w:sz="8"/>
-              <w:bottom w:val="single" w:color="000000" w:sz="8"/>
-              <w:right w:val="single" w:color="000000" w:sz="8"/>
-            </w:tcBorders>
-            <w:shd w:color="000000" w:fill="auto" w:val="clear"/>
-            <w:tcMar>
-              <w:left w:w="100" w:type="dxa"/>
-              <w:right w:w="100" w:type="dxa"/>
-            </w:tcMar>
-            <w:vAlign w:val="top"/>
-          </w:tcPr>
-          <w:p>
-            <w:pPr>
-              <w:spacing w:before="0" w:after="0" w:line="240"/>
-              <w:ind w:right="0" w:left="0" w:firstLine="0"/>
-              <w:jc w:val="left"/>
-              <w:rPr>
-                <w:rFonts w:ascii="Calibri" w:hAnsi="Calibri" w:cs="Calibri" w:eastAsia="Calibri"/>
-                <w:color w:val="auto"/>
-                <w:spacing w:val="0"/>
-                <w:position w:val="0"/>
-                <w:sz w:val="20"/>
-                <w:shd w:fill="auto" w:val="clear"/>
-              </w:rPr>
-            </w:pPr>
-          </w:p>
-        </w:tc>
-        <w:tc>
-          <w:tcPr>
-            <w:tcW w:w="3405" w:type="dxa"/>
-            <w:tcBorders>
-              <w:top w:val="single" w:color="000000" w:sz="8"/>
-              <w:left w:val="single" w:color="000000" w:sz="8"/>
-              <w:bottom w:val="single" w:color="000000" w:sz="8"/>
-              <w:right w:val="single" w:color="000000" w:sz="8"/>
-            </w:tcBorders>
-            <w:shd w:color="000000" w:fill="auto" w:val="clear"/>
-            <w:tcMar>
-              <w:left w:w="100" w:type="dxa"/>
-              <w:right w:w="100" w:type="dxa"/>
-            </w:tcMar>
-            <w:vAlign w:val="top"/>
-          </w:tcPr>
-          <w:p>
-            <w:pPr>
-              <w:spacing w:before="0" w:after="0" w:line="240"/>
-              <w:ind w:right="0" w:left="0" w:firstLine="0"/>
-              <w:jc w:val="left"/>
-              <w:rPr>
-                <w:rFonts w:ascii="Calibri" w:hAnsi="Calibri" w:cs="Calibri" w:eastAsia="Calibri"/>
-                <w:color w:val="auto"/>
-                <w:spacing w:val="0"/>
-                <w:position w:val="0"/>
-                <w:sz w:val="20"/>
-                <w:shd w:fill="auto" w:val="clear"/>
-              </w:rPr>
-            </w:pPr>
-          </w:p>
-        </w:tc>
-        <w:tc>
-          <w:tcPr>
-            <w:tcW w:w="630" w:type="dxa"/>
-            <w:tcBorders>
-              <w:top w:val="single" w:color="000000" w:sz="8"/>
-              <w:left w:val="single" w:color="000000" w:sz="8"/>
-              <w:bottom w:val="single" w:color="000000" w:sz="8"/>
-              <w:right w:val="single" w:color="000000" w:sz="8"/>
-            </w:tcBorders>
-            <w:shd w:color="000000" w:fill="auto" w:val="clear"/>
-            <w:tcMar>
-              <w:left w:w="100" w:type="dxa"/>
-              <w:right w:w="100" w:type="dxa"/>
-            </w:tcMar>
-            <w:vAlign w:val="top"/>
-          </w:tcPr>
-          <w:p>
-            <w:pPr>
-              <w:spacing w:before="0" w:after="0" w:line="240"/>
-              <w:ind w:right="0" w:left="0" w:firstLine="0"/>
-              <w:jc w:val="left"/>
-              <w:rPr>
-                <w:rFonts w:ascii="Calibri" w:hAnsi="Calibri" w:cs="Calibri" w:eastAsia="Calibri"/>
-                <w:color w:val="auto"/>
-                <w:spacing w:val="0"/>
-                <w:position w:val="0"/>
-                <w:sz w:val="20"/>
+            <w:tcW w:w="9285" w:type="dxa"/>
+            <w:tcBorders>
+              <w:top w:val="single" w:color="000000" w:sz="8"/>
+              <w:left w:val="single" w:color="000000" w:sz="8"/>
+              <w:bottom w:val="single" w:color="000000" w:sz="8"/>
+              <w:right w:val="single" w:color="000000" w:sz="8"/>
+            </w:tcBorders>
+            <w:shd w:color="000000" w:fill="auto" w:val="clear"/>
+            <w:tcMar>
+              <w:left w:w="100" w:type="dxa"/>
+              <w:right w:w="100" w:type="dxa"/>
+            </w:tcMar>
+            <w:vAlign w:val="top"/>
+          </w:tcPr>
+          <w:p>
+            <w:pPr>
+              <w:spacing w:before="0" w:after="0" w:line="240"/>
+              <w:ind w:right="0" w:left="0" w:firstLine="0"/>
+              <w:jc w:val="left"/>
+              <w:rPr>
+                <w:rFonts w:ascii="Calibri" w:hAnsi="Calibri" w:cs="Calibri" w:eastAsia="Calibri"/>
+                <w:color w:val="auto"/>
+                <w:spacing w:val="0"/>
+                <w:position w:val="0"/>
+                <w:sz w:val="22"/>
+                <w:shd w:fill="auto" w:val="clear"/>
+              </w:rPr>
+            </w:pPr>
+          </w:p>
+        </w:tc>
+        <w:tc>
+          <w:tcPr>
+            <w:tcW w:w="1715" w:type="dxa"/>
+            <w:tcBorders>
+              <w:top w:val="single" w:color="000000" w:sz="8"/>
+              <w:left w:val="single" w:color="000000" w:sz="8"/>
+              <w:bottom w:val="single" w:color="000000" w:sz="8"/>
+              <w:right w:val="single" w:color="000000" w:sz="8"/>
+            </w:tcBorders>
+            <w:shd w:color="000000" w:fill="auto" w:val="clear"/>
+            <w:tcMar>
+              <w:left w:w="100" w:type="dxa"/>
+              <w:right w:w="100" w:type="dxa"/>
+            </w:tcMar>
+            <w:vAlign w:val="top"/>
+          </w:tcPr>
+          <w:p>
+            <w:pPr>
+              <w:spacing w:before="0" w:after="0" w:line="240"/>
+              <w:ind w:right="0" w:left="0" w:firstLine="0"/>
+              <w:jc w:val="left"/>
+              <w:rPr>
+                <w:rFonts w:ascii="Calibri" w:hAnsi="Calibri" w:cs="Calibri" w:eastAsia="Calibri"/>
+                <w:color w:val="auto"/>
+                <w:spacing w:val="0"/>
+                <w:position w:val="0"/>
+                <w:sz w:val="22"/>
+                <w:shd w:fill="auto" w:val="clear"/>
+              </w:rPr>
+            </w:pPr>
+          </w:p>
+        </w:tc>
+        <w:tc>
+          <w:tcPr>
+            <w:tcW w:w="1875" w:type="dxa"/>
+            <w:tcBorders>
+              <w:top w:val="single" w:color="000000" w:sz="8"/>
+              <w:left w:val="single" w:color="000000" w:sz="8"/>
+              <w:bottom w:val="single" w:color="000000" w:sz="8"/>
+              <w:right w:val="single" w:color="000000" w:sz="8"/>
+            </w:tcBorders>
+            <w:shd w:color="000000" w:fill="auto" w:val="clear"/>
+            <w:tcMar>
+              <w:left w:w="100" w:type="dxa"/>
+              <w:right w:w="100" w:type="dxa"/>
+            </w:tcMar>
+            <w:vAlign w:val="top"/>
+          </w:tcPr>
+          <w:p>
+            <w:pPr>
+              <w:spacing w:before="0" w:after="0" w:line="240"/>
+              <w:ind w:right="0" w:left="0" w:firstLine="0"/>
+              <w:jc w:val="left"/>
+              <w:rPr>
+                <w:rFonts w:ascii="Calibri" w:hAnsi="Calibri" w:cs="Calibri" w:eastAsia="Calibri"/>
+                <w:color w:val="auto"/>
+                <w:spacing w:val="0"/>
+                <w:position w:val="0"/>
+                <w:sz w:val="22"/>
+                <w:shd w:fill="auto" w:val="clear"/>
+              </w:rPr>
+            </w:pPr>
+          </w:p>
+        </w:tc>
+        <w:tc>
+          <w:tcPr>
+            <w:tcW w:w="1170" w:type="dxa"/>
+            <w:tcBorders>
+              <w:top w:val="single" w:color="000000" w:sz="8"/>
+              <w:left w:val="single" w:color="000000" w:sz="8"/>
+              <w:bottom w:val="single" w:color="000000" w:sz="8"/>
+              <w:right w:val="single" w:color="000000" w:sz="8"/>
+            </w:tcBorders>
+            <w:shd w:color="000000" w:fill="auto" w:val="clear"/>
+            <w:tcMar>
+              <w:left w:w="100" w:type="dxa"/>
+              <w:right w:w="100" w:type="dxa"/>
+            </w:tcMar>
+            <w:vAlign w:val="top"/>
+          </w:tcPr>
+          <w:p>
+            <w:pPr>
+              <w:spacing w:before="0" w:after="0" w:line="240"/>
+              <w:ind w:right="0" w:left="0" w:firstLine="0"/>
+              <w:jc w:val="left"/>
+              <w:rPr>
+                <w:rFonts w:ascii="Calibri" w:hAnsi="Calibri" w:cs="Calibri" w:eastAsia="Calibri"/>
+                <w:color w:val="auto"/>
+                <w:spacing w:val="0"/>
+                <w:position w:val="0"/>
+                <w:sz w:val="22"/>
                 <w:shd w:fill="auto" w:val="clear"/>
               </w:rPr>
             </w:pPr>
@@ -13054,6 +13493,975 @@
           <w:spacing w:val="0"/>
           <w:position w:val="0"/>
           <w:sz w:val="20"/>
+          <w:shd w:fill="auto" w:val="clear"/>
+        </w:rPr>
+      </w:pPr>
+    </w:p>
+    <w:p>
+      <w:pPr>
+        <w:keepNext w:val="true"/>
+        <w:keepLines w:val="true"/>
+        <w:spacing w:before="280" w:after="80" w:line="276"/>
+        <w:ind w:right="0" w:left="0" w:firstLine="0"/>
+        <w:jc w:val="left"/>
+        <w:rPr>
+          <w:rFonts w:ascii="Arial" w:hAnsi="Arial" w:cs="Arial" w:eastAsia="Arial"/>
+          <w:color w:val="666666"/>
+          <w:spacing w:val="0"/>
+          <w:position w:val="0"/>
+          <w:sz w:val="22"/>
+          <w:shd w:fill="auto" w:val="clear"/>
+        </w:rPr>
+      </w:pPr>
+      <w:r>
+        <w:rPr>
+          <w:rFonts w:ascii="Arial" w:hAnsi="Arial" w:cs="Arial" w:eastAsia="Arial"/>
+          <w:color w:val="666666"/>
+          <w:spacing w:val="0"/>
+          <w:position w:val="0"/>
+          <w:sz w:val="22"/>
+          <w:shd w:fill="auto" w:val="clear"/>
+        </w:rPr>
+        <w:t xml:space="preserve">Sprint #3 Testing Adding location form </w:t>
+      </w:r>
+    </w:p>
+    <w:p>
+      <w:pPr>
+        <w:spacing w:before="0" w:after="0" w:line="276"/>
+        <w:ind w:right="0" w:left="0" w:firstLine="0"/>
+        <w:jc w:val="left"/>
+        <w:rPr>
+          <w:rFonts w:ascii="Arial" w:hAnsi="Arial" w:cs="Arial" w:eastAsia="Arial"/>
+          <w:color w:val="auto"/>
+          <w:spacing w:val="0"/>
+          <w:position w:val="0"/>
+          <w:sz w:val="20"/>
+          <w:shd w:fill="auto" w:val="clear"/>
+        </w:rPr>
+      </w:pPr>
+      <w:r>
+        <w:rPr>
+          <w:rFonts w:ascii="Arial" w:hAnsi="Arial" w:cs="Arial" w:eastAsia="Arial"/>
+          <w:color w:val="auto"/>
+          <w:spacing w:val="0"/>
+          <w:position w:val="0"/>
+          <w:sz w:val="20"/>
+          <w:shd w:fill="auto" w:val="clear"/>
+        </w:rPr>
+        <w:t xml:space="preserve">Include tests for everything in your application including all links, input forms, correctness of data and correctness of queries. Add more columns as required.</w:t>
+      </w:r>
+    </w:p>
+    <w:tbl>
+      <w:tblPr/>
+      <w:tblGrid>
+        <w:gridCol w:w="8970"/>
+        <w:gridCol w:w="2690"/>
+        <w:gridCol w:w="1965"/>
+        <w:gridCol w:w="1785"/>
+      </w:tblGrid>
+      <w:tr>
+        <w:trPr>
+          <w:trHeight w:val="1" w:hRule="atLeast"/>
+          <w:jc w:val="left"/>
+        </w:trPr>
+        <w:tc>
+          <w:tcPr>
+            <w:tcW w:w="8970" w:type="dxa"/>
+            <w:tcBorders>
+              <w:top w:val="single" w:color="000000" w:sz="8"/>
+              <w:left w:val="single" w:color="000000" w:sz="8"/>
+              <w:bottom w:val="single" w:color="000000" w:sz="8"/>
+              <w:right w:val="single" w:color="000000" w:sz="8"/>
+            </w:tcBorders>
+            <w:shd w:color="000000" w:fill="auto" w:val="clear"/>
+            <w:tcMar>
+              <w:left w:w="100" w:type="dxa"/>
+              <w:right w:w="100" w:type="dxa"/>
+            </w:tcMar>
+            <w:vAlign w:val="top"/>
+          </w:tcPr>
+          <w:p>
+            <w:pPr>
+              <w:spacing w:before="0" w:after="0" w:line="276"/>
+              <w:ind w:right="0" w:left="0" w:firstLine="0"/>
+              <w:jc w:val="left"/>
+              <w:rPr>
+                <w:color w:val="auto"/>
+                <w:spacing w:val="0"/>
+                <w:position w:val="0"/>
+                <w:shd w:fill="auto" w:val="clear"/>
+              </w:rPr>
+            </w:pPr>
+            <w:r>
+              <w:rPr>
+                <w:rFonts w:ascii="Arial" w:hAnsi="Arial" w:cs="Arial" w:eastAsia="Arial"/>
+                <w:b/>
+                <w:color w:val="auto"/>
+                <w:spacing w:val="0"/>
+                <w:position w:val="0"/>
+                <w:sz w:val="20"/>
+                <w:shd w:fill="auto" w:val="clear"/>
+              </w:rPr>
+              <w:t xml:space="preserve">Testing Table</w:t>
+            </w:r>
+          </w:p>
+        </w:tc>
+        <w:tc>
+          <w:tcPr>
+            <w:tcW w:w="2690" w:type="dxa"/>
+            <w:tcBorders>
+              <w:top w:val="single" w:color="000000" w:sz="8"/>
+              <w:left w:val="single" w:color="000000" w:sz="8"/>
+              <w:bottom w:val="single" w:color="000000" w:sz="8"/>
+              <w:right w:val="single" w:color="000000" w:sz="8"/>
+            </w:tcBorders>
+            <w:shd w:color="000000" w:fill="auto" w:val="clear"/>
+            <w:tcMar>
+              <w:left w:w="100" w:type="dxa"/>
+              <w:right w:w="100" w:type="dxa"/>
+            </w:tcMar>
+            <w:vAlign w:val="top"/>
+          </w:tcPr>
+          <w:p>
+            <w:pPr>
+              <w:spacing w:before="0" w:after="0" w:line="240"/>
+              <w:ind w:right="0" w:left="0" w:firstLine="0"/>
+              <w:jc w:val="left"/>
+              <w:rPr>
+                <w:rFonts w:ascii="Calibri" w:hAnsi="Calibri" w:cs="Calibri" w:eastAsia="Calibri"/>
+                <w:color w:val="auto"/>
+                <w:spacing w:val="0"/>
+                <w:position w:val="0"/>
+                <w:sz w:val="22"/>
+                <w:shd w:fill="auto" w:val="clear"/>
+              </w:rPr>
+            </w:pPr>
+          </w:p>
+        </w:tc>
+        <w:tc>
+          <w:tcPr>
+            <w:tcW w:w="1965" w:type="dxa"/>
+            <w:tcBorders>
+              <w:top w:val="single" w:color="000000" w:sz="8"/>
+              <w:left w:val="single" w:color="000000" w:sz="8"/>
+              <w:bottom w:val="single" w:color="000000" w:sz="8"/>
+              <w:right w:val="single" w:color="000000" w:sz="8"/>
+            </w:tcBorders>
+            <w:shd w:color="000000" w:fill="auto" w:val="clear"/>
+            <w:tcMar>
+              <w:left w:w="100" w:type="dxa"/>
+              <w:right w:w="100" w:type="dxa"/>
+            </w:tcMar>
+            <w:vAlign w:val="top"/>
+          </w:tcPr>
+          <w:p>
+            <w:pPr>
+              <w:spacing w:before="0" w:after="0" w:line="240"/>
+              <w:ind w:right="0" w:left="0" w:firstLine="0"/>
+              <w:jc w:val="left"/>
+              <w:rPr>
+                <w:rFonts w:ascii="Calibri" w:hAnsi="Calibri" w:cs="Calibri" w:eastAsia="Calibri"/>
+                <w:color w:val="auto"/>
+                <w:spacing w:val="0"/>
+                <w:position w:val="0"/>
+                <w:sz w:val="22"/>
+                <w:shd w:fill="auto" w:val="clear"/>
+              </w:rPr>
+            </w:pPr>
+          </w:p>
+        </w:tc>
+        <w:tc>
+          <w:tcPr>
+            <w:tcW w:w="1785" w:type="dxa"/>
+            <w:tcBorders>
+              <w:top w:val="single" w:color="000000" w:sz="8"/>
+              <w:left w:val="single" w:color="000000" w:sz="8"/>
+              <w:bottom w:val="single" w:color="000000" w:sz="8"/>
+              <w:right w:val="single" w:color="000000" w:sz="8"/>
+            </w:tcBorders>
+            <w:shd w:color="000000" w:fill="auto" w:val="clear"/>
+            <w:tcMar>
+              <w:left w:w="100" w:type="dxa"/>
+              <w:right w:w="100" w:type="dxa"/>
+            </w:tcMar>
+            <w:vAlign w:val="top"/>
+          </w:tcPr>
+          <w:p>
+            <w:pPr>
+              <w:spacing w:before="0" w:after="0" w:line="240"/>
+              <w:ind w:right="0" w:left="0" w:firstLine="0"/>
+              <w:jc w:val="left"/>
+              <w:rPr>
+                <w:rFonts w:ascii="Calibri" w:hAnsi="Calibri" w:cs="Calibri" w:eastAsia="Calibri"/>
+                <w:color w:val="auto"/>
+                <w:spacing w:val="0"/>
+                <w:position w:val="0"/>
+                <w:sz w:val="22"/>
+                <w:shd w:fill="auto" w:val="clear"/>
+              </w:rPr>
+            </w:pPr>
+          </w:p>
+        </w:tc>
+      </w:tr>
+      <w:tr>
+        <w:trPr>
+          <w:trHeight w:val="1" w:hRule="atLeast"/>
+          <w:jc w:val="left"/>
+        </w:trPr>
+        <w:tc>
+          <w:tcPr>
+            <w:tcW w:w="8970" w:type="dxa"/>
+            <w:tcBorders>
+              <w:top w:val="single" w:color="000000" w:sz="8"/>
+              <w:left w:val="single" w:color="000000" w:sz="8"/>
+              <w:bottom w:val="single" w:color="000000" w:sz="8"/>
+              <w:right w:val="single" w:color="000000" w:sz="8"/>
+            </w:tcBorders>
+            <w:shd w:color="000000" w:fill="auto" w:val="clear"/>
+            <w:tcMar>
+              <w:left w:w="100" w:type="dxa"/>
+              <w:right w:w="100" w:type="dxa"/>
+            </w:tcMar>
+            <w:vAlign w:val="top"/>
+          </w:tcPr>
+          <w:p>
+            <w:pPr>
+              <w:spacing w:before="0" w:after="0" w:line="240"/>
+              <w:ind w:right="0" w:left="0" w:firstLine="0"/>
+              <w:jc w:val="left"/>
+              <w:rPr>
+                <w:rFonts w:ascii="Calibri" w:hAnsi="Calibri" w:cs="Calibri" w:eastAsia="Calibri"/>
+                <w:color w:val="auto"/>
+                <w:spacing w:val="0"/>
+                <w:position w:val="0"/>
+                <w:shd w:fill="auto" w:val="clear"/>
+              </w:rPr>
+            </w:pPr>
+            <w:r>
+              <w:rPr>
+                <w:rFonts w:ascii="Calibri" w:hAnsi="Calibri" w:cs="Calibri" w:eastAsia="Calibri"/>
+                <w:b/>
+                <w:color w:val="auto"/>
+                <w:spacing w:val="0"/>
+                <w:position w:val="0"/>
+                <w:sz w:val="20"/>
+                <w:shd w:fill="auto" w:val="clear"/>
+              </w:rPr>
+              <w:t xml:space="preserve">What are you testing</w:t>
+            </w:r>
+          </w:p>
+        </w:tc>
+        <w:tc>
+          <w:tcPr>
+            <w:tcW w:w="2690" w:type="dxa"/>
+            <w:tcBorders>
+              <w:top w:val="single" w:color="000000" w:sz="8"/>
+              <w:left w:val="single" w:color="000000" w:sz="8"/>
+              <w:bottom w:val="single" w:color="000000" w:sz="8"/>
+              <w:right w:val="single" w:color="000000" w:sz="8"/>
+            </w:tcBorders>
+            <w:shd w:color="000000" w:fill="auto" w:val="clear"/>
+            <w:tcMar>
+              <w:left w:w="100" w:type="dxa"/>
+              <w:right w:w="100" w:type="dxa"/>
+            </w:tcMar>
+            <w:vAlign w:val="top"/>
+          </w:tcPr>
+          <w:p>
+            <w:pPr>
+              <w:spacing w:before="0" w:after="0" w:line="240"/>
+              <w:ind w:right="0" w:left="0" w:firstLine="0"/>
+              <w:jc w:val="left"/>
+              <w:rPr>
+                <w:rFonts w:ascii="Calibri" w:hAnsi="Calibri" w:cs="Calibri" w:eastAsia="Calibri"/>
+                <w:color w:val="auto"/>
+                <w:spacing w:val="0"/>
+                <w:position w:val="0"/>
+                <w:shd w:fill="auto" w:val="clear"/>
+              </w:rPr>
+            </w:pPr>
+            <w:r>
+              <w:rPr>
+                <w:rFonts w:ascii="Calibri" w:hAnsi="Calibri" w:cs="Calibri" w:eastAsia="Calibri"/>
+                <w:b/>
+                <w:color w:val="auto"/>
+                <w:spacing w:val="0"/>
+                <w:position w:val="0"/>
+                <w:sz w:val="20"/>
+                <w:shd w:fill="auto" w:val="clear"/>
+              </w:rPr>
+              <w:t xml:space="preserve">How are you testing it</w:t>
+            </w:r>
+          </w:p>
+        </w:tc>
+        <w:tc>
+          <w:tcPr>
+            <w:tcW w:w="1965" w:type="dxa"/>
+            <w:tcBorders>
+              <w:top w:val="single" w:color="000000" w:sz="8"/>
+              <w:left w:val="single" w:color="000000" w:sz="8"/>
+              <w:bottom w:val="single" w:color="000000" w:sz="8"/>
+              <w:right w:val="single" w:color="000000" w:sz="8"/>
+            </w:tcBorders>
+            <w:shd w:color="000000" w:fill="auto" w:val="clear"/>
+            <w:tcMar>
+              <w:left w:w="100" w:type="dxa"/>
+              <w:right w:w="100" w:type="dxa"/>
+            </w:tcMar>
+            <w:vAlign w:val="top"/>
+          </w:tcPr>
+          <w:p>
+            <w:pPr>
+              <w:spacing w:before="0" w:after="0" w:line="240"/>
+              <w:ind w:right="0" w:left="0" w:firstLine="0"/>
+              <w:jc w:val="left"/>
+              <w:rPr>
+                <w:rFonts w:ascii="Calibri" w:hAnsi="Calibri" w:cs="Calibri" w:eastAsia="Calibri"/>
+                <w:color w:val="auto"/>
+                <w:spacing w:val="0"/>
+                <w:position w:val="0"/>
+                <w:shd w:fill="auto" w:val="clear"/>
+              </w:rPr>
+            </w:pPr>
+            <w:r>
+              <w:rPr>
+                <w:rFonts w:ascii="Calibri" w:hAnsi="Calibri" w:cs="Calibri" w:eastAsia="Calibri"/>
+                <w:b/>
+                <w:color w:val="auto"/>
+                <w:spacing w:val="0"/>
+                <w:position w:val="0"/>
+                <w:sz w:val="20"/>
+                <w:shd w:fill="auto" w:val="clear"/>
+              </w:rPr>
+              <w:t xml:space="preserve">Expected Result</w:t>
+            </w:r>
+          </w:p>
+        </w:tc>
+        <w:tc>
+          <w:tcPr>
+            <w:tcW w:w="1785" w:type="dxa"/>
+            <w:tcBorders>
+              <w:top w:val="single" w:color="000000" w:sz="8"/>
+              <w:left w:val="single" w:color="000000" w:sz="8"/>
+              <w:bottom w:val="single" w:color="000000" w:sz="8"/>
+              <w:right w:val="single" w:color="000000" w:sz="8"/>
+            </w:tcBorders>
+            <w:shd w:color="000000" w:fill="auto" w:val="clear"/>
+            <w:tcMar>
+              <w:left w:w="100" w:type="dxa"/>
+              <w:right w:w="100" w:type="dxa"/>
+            </w:tcMar>
+            <w:vAlign w:val="top"/>
+          </w:tcPr>
+          <w:p>
+            <w:pPr>
+              <w:spacing w:before="0" w:after="0" w:line="240"/>
+              <w:ind w:right="0" w:left="0" w:firstLine="0"/>
+              <w:jc w:val="left"/>
+              <w:rPr>
+                <w:rFonts w:ascii="Calibri" w:hAnsi="Calibri" w:cs="Calibri" w:eastAsia="Calibri"/>
+                <w:color w:val="auto"/>
+                <w:spacing w:val="0"/>
+                <w:position w:val="0"/>
+                <w:shd w:fill="auto" w:val="clear"/>
+              </w:rPr>
+            </w:pPr>
+            <w:r>
+              <w:rPr>
+                <w:rFonts w:ascii="Calibri" w:hAnsi="Calibri" w:cs="Calibri" w:eastAsia="Calibri"/>
+                <w:b/>
+                <w:color w:val="auto"/>
+                <w:spacing w:val="0"/>
+                <w:position w:val="0"/>
+                <w:sz w:val="20"/>
+                <w:shd w:fill="auto" w:val="clear"/>
+              </w:rPr>
+              <w:t xml:space="preserve">Pass/Fail</w:t>
+            </w:r>
+          </w:p>
+        </w:tc>
+      </w:tr>
+      <w:tr>
+        <w:trPr>
+          <w:trHeight w:val="1" w:hRule="atLeast"/>
+          <w:jc w:val="left"/>
+        </w:trPr>
+        <w:tc>
+          <w:tcPr>
+            <w:tcW w:w="8970" w:type="dxa"/>
+            <w:tcBorders>
+              <w:top w:val="single" w:color="000000" w:sz="8"/>
+              <w:left w:val="single" w:color="000000" w:sz="8"/>
+              <w:bottom w:val="single" w:color="000000" w:sz="8"/>
+              <w:right w:val="single" w:color="000000" w:sz="8"/>
+            </w:tcBorders>
+            <w:shd w:color="000000" w:fill="auto" w:val="clear"/>
+            <w:tcMar>
+              <w:left w:w="100" w:type="dxa"/>
+              <w:right w:w="100" w:type="dxa"/>
+            </w:tcMar>
+            <w:vAlign w:val="top"/>
+          </w:tcPr>
+          <w:p>
+            <w:pPr>
+              <w:spacing w:before="0" w:after="0" w:line="240"/>
+              <w:ind w:right="0" w:left="0" w:firstLine="0"/>
+              <w:jc w:val="left"/>
+              <w:rPr>
+                <w:rFonts w:ascii="Calibri" w:hAnsi="Calibri" w:cs="Calibri" w:eastAsia="Calibri"/>
+                <w:color w:val="auto"/>
+                <w:spacing w:val="0"/>
+                <w:position w:val="0"/>
+                <w:sz w:val="22"/>
+                <w:shd w:fill="auto" w:val="clear"/>
+              </w:rPr>
+            </w:pPr>
+            <w:r>
+              <w:object w:dxaOrig="8683" w:dyaOrig="4967">
+                <v:rect xmlns:o="urn:schemas-microsoft-com:office:office" xmlns:v="urn:schemas-microsoft-com:vml" id="rectole0000000032" style="width:434.150000pt;height:248.350000pt" o:preferrelative="t" o:ole="">
+                  <o:lock v:ext="edit"/>
+                  <v:imagedata xmlns:r="http://schemas.openxmlformats.org/officeDocument/2006/relationships" r:id="docRId66" o:title=""/>
+                </v:rect>
+                <o:OLEObject xmlns:r="http://schemas.openxmlformats.org/officeDocument/2006/relationships" xmlns:o="urn:schemas-microsoft-com:office:office" Type="Embed" ProgID="StaticDib" DrawAspect="Content" ObjectID="0000000032" ShapeID="rectole0000000032" r:id="docRId65"/>
+              </w:object>
+            </w:r>
+          </w:p>
+          <w:p>
+            <w:pPr>
+              <w:spacing w:before="0" w:after="0" w:line="240"/>
+              <w:ind w:right="0" w:left="0" w:firstLine="0"/>
+              <w:jc w:val="left"/>
+              <w:rPr>
+                <w:rFonts w:ascii="Calibri" w:hAnsi="Calibri" w:cs="Calibri" w:eastAsia="Calibri"/>
+                <w:color w:val="auto"/>
+                <w:spacing w:val="0"/>
+                <w:position w:val="0"/>
+                <w:sz w:val="22"/>
+                <w:shd w:fill="auto" w:val="clear"/>
+              </w:rPr>
+            </w:pPr>
+          </w:p>
+        </w:tc>
+        <w:tc>
+          <w:tcPr>
+            <w:tcW w:w="2690" w:type="dxa"/>
+            <w:tcBorders>
+              <w:top w:val="single" w:color="000000" w:sz="8"/>
+              <w:left w:val="single" w:color="000000" w:sz="8"/>
+              <w:bottom w:val="single" w:color="000000" w:sz="8"/>
+              <w:right w:val="single" w:color="000000" w:sz="8"/>
+            </w:tcBorders>
+            <w:shd w:color="000000" w:fill="auto" w:val="clear"/>
+            <w:tcMar>
+              <w:left w:w="100" w:type="dxa"/>
+              <w:right w:w="100" w:type="dxa"/>
+            </w:tcMar>
+            <w:vAlign w:val="top"/>
+          </w:tcPr>
+          <w:p>
+            <w:pPr>
+              <w:spacing w:before="0" w:after="0" w:line="240"/>
+              <w:ind w:right="0" w:left="0" w:firstLine="0"/>
+              <w:jc w:val="left"/>
+              <w:rPr>
+                <w:rFonts w:ascii="Calibri" w:hAnsi="Calibri" w:cs="Calibri" w:eastAsia="Calibri"/>
+                <w:color w:val="auto"/>
+                <w:spacing w:val="0"/>
+                <w:position w:val="0"/>
+                <w:sz w:val="22"/>
+                <w:shd w:fill="auto" w:val="clear"/>
+              </w:rPr>
+            </w:pPr>
+            <w:r>
+              <w:rPr>
+                <w:rFonts w:ascii="Calibri" w:hAnsi="Calibri" w:cs="Calibri" w:eastAsia="Calibri"/>
+                <w:color w:val="auto"/>
+                <w:spacing w:val="0"/>
+                <w:position w:val="0"/>
+                <w:sz w:val="22"/>
+                <w:shd w:fill="auto" w:val="clear"/>
+              </w:rPr>
+              <w:t xml:space="preserve">filled out the enitre form and submitting it </w:t>
+            </w:r>
+          </w:p>
+        </w:tc>
+        <w:tc>
+          <w:tcPr>
+            <w:tcW w:w="1965" w:type="dxa"/>
+            <w:tcBorders>
+              <w:top w:val="single" w:color="000000" w:sz="8"/>
+              <w:left w:val="single" w:color="000000" w:sz="8"/>
+              <w:bottom w:val="single" w:color="000000" w:sz="8"/>
+              <w:right w:val="single" w:color="000000" w:sz="8"/>
+            </w:tcBorders>
+            <w:shd w:color="000000" w:fill="auto" w:val="clear"/>
+            <w:tcMar>
+              <w:left w:w="100" w:type="dxa"/>
+              <w:right w:w="100" w:type="dxa"/>
+            </w:tcMar>
+            <w:vAlign w:val="top"/>
+          </w:tcPr>
+          <w:p>
+            <w:pPr>
+              <w:spacing w:before="0" w:after="0" w:line="240"/>
+              <w:ind w:right="0" w:left="0" w:firstLine="0"/>
+              <w:jc w:val="left"/>
+              <w:rPr>
+                <w:rFonts w:ascii="Calibri" w:hAnsi="Calibri" w:cs="Calibri" w:eastAsia="Calibri"/>
+                <w:color w:val="auto"/>
+                <w:spacing w:val="0"/>
+                <w:position w:val="0"/>
+                <w:sz w:val="22"/>
+                <w:shd w:fill="auto" w:val="clear"/>
+              </w:rPr>
+            </w:pPr>
+            <w:r>
+              <w:rPr>
+                <w:rFonts w:ascii="Calibri" w:hAnsi="Calibri" w:cs="Calibri" w:eastAsia="Calibri"/>
+                <w:color w:val="auto"/>
+                <w:spacing w:val="0"/>
+                <w:position w:val="0"/>
+                <w:sz w:val="22"/>
+                <w:shd w:fill="auto" w:val="clear"/>
+              </w:rPr>
+              <w:t xml:space="preserve">take the infomation given on the form and posts it to the database </w:t>
+            </w:r>
+          </w:p>
+        </w:tc>
+        <w:tc>
+          <w:tcPr>
+            <w:tcW w:w="1785" w:type="dxa"/>
+            <w:tcBorders>
+              <w:top w:val="single" w:color="000000" w:sz="8"/>
+              <w:left w:val="single" w:color="000000" w:sz="8"/>
+              <w:bottom w:val="single" w:color="000000" w:sz="8"/>
+              <w:right w:val="single" w:color="000000" w:sz="8"/>
+            </w:tcBorders>
+            <w:shd w:color="000000" w:fill="auto" w:val="clear"/>
+            <w:tcMar>
+              <w:left w:w="100" w:type="dxa"/>
+              <w:right w:w="100" w:type="dxa"/>
+            </w:tcMar>
+            <w:vAlign w:val="top"/>
+          </w:tcPr>
+          <w:p>
+            <w:pPr>
+              <w:spacing w:before="0" w:after="0" w:line="240"/>
+              <w:ind w:right="0" w:left="0" w:firstLine="0"/>
+              <w:jc w:val="left"/>
+              <w:rPr>
+                <w:rFonts w:ascii="Calibri" w:hAnsi="Calibri" w:cs="Calibri" w:eastAsia="Calibri"/>
+                <w:spacing w:val="0"/>
+                <w:position w:val="0"/>
+                <w:shd w:fill="auto" w:val="clear"/>
+              </w:rPr>
+            </w:pPr>
+            <w:r>
+              <w:rPr>
+                <w:rFonts w:ascii="Calibri" w:hAnsi="Calibri" w:cs="Calibri" w:eastAsia="Calibri"/>
+                <w:color w:val="00B050"/>
+                <w:spacing w:val="0"/>
+                <w:position w:val="0"/>
+                <w:sz w:val="28"/>
+                <w:shd w:fill="auto" w:val="clear"/>
+              </w:rPr>
+              <w:t xml:space="preserve">Pass</w:t>
+            </w:r>
+          </w:p>
+        </w:tc>
+      </w:tr>
+      <w:tr>
+        <w:trPr>
+          <w:trHeight w:val="1" w:hRule="atLeast"/>
+          <w:jc w:val="left"/>
+        </w:trPr>
+        <w:tc>
+          <w:tcPr>
+            <w:tcW w:w="8970" w:type="dxa"/>
+            <w:tcBorders>
+              <w:top w:val="single" w:color="000000" w:sz="8"/>
+              <w:left w:val="single" w:color="000000" w:sz="8"/>
+              <w:bottom w:val="single" w:color="000000" w:sz="8"/>
+              <w:right w:val="single" w:color="000000" w:sz="8"/>
+            </w:tcBorders>
+            <w:shd w:color="000000" w:fill="auto" w:val="clear"/>
+            <w:tcMar>
+              <w:left w:w="100" w:type="dxa"/>
+              <w:right w:w="100" w:type="dxa"/>
+            </w:tcMar>
+            <w:vAlign w:val="top"/>
+          </w:tcPr>
+          <w:p>
+            <w:pPr>
+              <w:spacing w:before="0" w:after="0" w:line="240"/>
+              <w:ind w:right="0" w:left="0" w:firstLine="0"/>
+              <w:jc w:val="left"/>
+              <w:rPr>
+                <w:rFonts w:ascii="Calibri" w:hAnsi="Calibri" w:cs="Calibri" w:eastAsia="Calibri"/>
+                <w:color w:val="auto"/>
+                <w:spacing w:val="0"/>
+                <w:position w:val="0"/>
+                <w:sz w:val="22"/>
+                <w:shd w:fill="auto" w:val="clear"/>
+              </w:rPr>
+            </w:pPr>
+            <w:r>
+              <w:object w:dxaOrig="8755" w:dyaOrig="5084">
+                <v:rect xmlns:o="urn:schemas-microsoft-com:office:office" xmlns:v="urn:schemas-microsoft-com:vml" id="rectole0000000033" style="width:437.750000pt;height:254.200000pt" o:preferrelative="t" o:ole="">
+                  <o:lock v:ext="edit"/>
+                  <v:imagedata xmlns:r="http://schemas.openxmlformats.org/officeDocument/2006/relationships" r:id="docRId68" o:title=""/>
+                </v:rect>
+                <o:OLEObject xmlns:r="http://schemas.openxmlformats.org/officeDocument/2006/relationships" xmlns:o="urn:schemas-microsoft-com:office:office" Type="Embed" ProgID="StaticDib" DrawAspect="Content" ObjectID="0000000033" ShapeID="rectole0000000033" r:id="docRId67"/>
+              </w:object>
+            </w:r>
+          </w:p>
+          <w:p>
+            <w:pPr>
+              <w:spacing w:before="0" w:after="0" w:line="240"/>
+              <w:ind w:right="0" w:left="0" w:firstLine="0"/>
+              <w:jc w:val="left"/>
+              <w:rPr>
+                <w:rFonts w:ascii="Calibri" w:hAnsi="Calibri" w:cs="Calibri" w:eastAsia="Calibri"/>
+                <w:color w:val="auto"/>
+                <w:spacing w:val="0"/>
+                <w:position w:val="0"/>
+                <w:sz w:val="22"/>
+                <w:shd w:fill="auto" w:val="clear"/>
+              </w:rPr>
+            </w:pPr>
+          </w:p>
+        </w:tc>
+        <w:tc>
+          <w:tcPr>
+            <w:tcW w:w="2690" w:type="dxa"/>
+            <w:tcBorders>
+              <w:top w:val="single" w:color="000000" w:sz="8"/>
+              <w:left w:val="single" w:color="000000" w:sz="8"/>
+              <w:bottom w:val="single" w:color="000000" w:sz="8"/>
+              <w:right w:val="single" w:color="000000" w:sz="8"/>
+            </w:tcBorders>
+            <w:shd w:color="000000" w:fill="auto" w:val="clear"/>
+            <w:tcMar>
+              <w:left w:w="100" w:type="dxa"/>
+              <w:right w:w="100" w:type="dxa"/>
+            </w:tcMar>
+            <w:vAlign w:val="top"/>
+          </w:tcPr>
+          <w:p>
+            <w:pPr>
+              <w:spacing w:before="0" w:after="0" w:line="240"/>
+              <w:ind w:right="0" w:left="0" w:firstLine="0"/>
+              <w:jc w:val="left"/>
+              <w:rPr>
+                <w:rFonts w:ascii="Calibri" w:hAnsi="Calibri" w:cs="Calibri" w:eastAsia="Calibri"/>
+                <w:color w:val="auto"/>
+                <w:spacing w:val="0"/>
+                <w:position w:val="0"/>
+                <w:sz w:val="22"/>
+                <w:shd w:fill="auto" w:val="clear"/>
+              </w:rPr>
+            </w:pPr>
+            <w:r>
+              <w:rPr>
+                <w:rFonts w:ascii="Calibri" w:hAnsi="Calibri" w:cs="Calibri" w:eastAsia="Calibri"/>
+                <w:color w:val="auto"/>
+                <w:spacing w:val="0"/>
+                <w:position w:val="0"/>
+                <w:sz w:val="22"/>
+                <w:shd w:fill="auto" w:val="clear"/>
+              </w:rPr>
+              <w:t xml:space="preserve">only fill out a couple of the form boxes before submiting </w:t>
+            </w:r>
+          </w:p>
+        </w:tc>
+        <w:tc>
+          <w:tcPr>
+            <w:tcW w:w="1965" w:type="dxa"/>
+            <w:tcBorders>
+              <w:top w:val="single" w:color="000000" w:sz="8"/>
+              <w:left w:val="single" w:color="000000" w:sz="8"/>
+              <w:bottom w:val="single" w:color="000000" w:sz="8"/>
+              <w:right w:val="single" w:color="000000" w:sz="8"/>
+            </w:tcBorders>
+            <w:shd w:color="000000" w:fill="auto" w:val="clear"/>
+            <w:tcMar>
+              <w:left w:w="100" w:type="dxa"/>
+              <w:right w:w="100" w:type="dxa"/>
+            </w:tcMar>
+            <w:vAlign w:val="top"/>
+          </w:tcPr>
+          <w:p>
+            <w:pPr>
+              <w:spacing w:before="0" w:after="0" w:line="240"/>
+              <w:ind w:right="0" w:left="0" w:firstLine="0"/>
+              <w:jc w:val="left"/>
+              <w:rPr>
+                <w:rFonts w:ascii="Calibri" w:hAnsi="Calibri" w:cs="Calibri" w:eastAsia="Calibri"/>
+                <w:color w:val="auto"/>
+                <w:spacing w:val="0"/>
+                <w:position w:val="0"/>
+                <w:sz w:val="22"/>
+                <w:shd w:fill="auto" w:val="clear"/>
+              </w:rPr>
+            </w:pPr>
+            <w:r>
+              <w:rPr>
+                <w:rFonts w:ascii="Calibri" w:hAnsi="Calibri" w:cs="Calibri" w:eastAsia="Calibri"/>
+                <w:color w:val="auto"/>
+                <w:spacing w:val="0"/>
+                <w:position w:val="0"/>
+                <w:sz w:val="22"/>
+                <w:shd w:fill="auto" w:val="clear"/>
+              </w:rPr>
+              <w:t xml:space="preserve">not accpet the form till all required boxes in the form is entered in </w:t>
+            </w:r>
+          </w:p>
+        </w:tc>
+        <w:tc>
+          <w:tcPr>
+            <w:tcW w:w="1785" w:type="dxa"/>
+            <w:tcBorders>
+              <w:top w:val="single" w:color="000000" w:sz="8"/>
+              <w:left w:val="single" w:color="000000" w:sz="8"/>
+              <w:bottom w:val="single" w:color="000000" w:sz="8"/>
+              <w:right w:val="single" w:color="000000" w:sz="8"/>
+            </w:tcBorders>
+            <w:shd w:color="000000" w:fill="auto" w:val="clear"/>
+            <w:tcMar>
+              <w:left w:w="100" w:type="dxa"/>
+              <w:right w:w="100" w:type="dxa"/>
+            </w:tcMar>
+            <w:vAlign w:val="top"/>
+          </w:tcPr>
+          <w:p>
+            <w:pPr>
+              <w:spacing w:before="0" w:after="0" w:line="240"/>
+              <w:ind w:right="0" w:left="0" w:firstLine="0"/>
+              <w:jc w:val="left"/>
+              <w:rPr>
+                <w:rFonts w:ascii="Calibri" w:hAnsi="Calibri" w:cs="Calibri" w:eastAsia="Calibri"/>
+                <w:spacing w:val="0"/>
+                <w:position w:val="0"/>
+                <w:shd w:fill="auto" w:val="clear"/>
+              </w:rPr>
+            </w:pPr>
+            <w:r>
+              <w:rPr>
+                <w:rFonts w:ascii="Calibri" w:hAnsi="Calibri" w:cs="Calibri" w:eastAsia="Calibri"/>
+                <w:color w:val="00B050"/>
+                <w:spacing w:val="0"/>
+                <w:position w:val="0"/>
+                <w:sz w:val="28"/>
+                <w:shd w:fill="auto" w:val="clear"/>
+              </w:rPr>
+              <w:t xml:space="preserve">Pass</w:t>
+            </w:r>
+          </w:p>
+        </w:tc>
+      </w:tr>
+      <w:tr>
+        <w:trPr>
+          <w:trHeight w:val="1" w:hRule="atLeast"/>
+          <w:jc w:val="left"/>
+        </w:trPr>
+        <w:tc>
+          <w:tcPr>
+            <w:tcW w:w="8970" w:type="dxa"/>
+            <w:tcBorders>
+              <w:top w:val="single" w:color="000000" w:sz="8"/>
+              <w:left w:val="single" w:color="000000" w:sz="8"/>
+              <w:bottom w:val="single" w:color="000000" w:sz="8"/>
+              <w:right w:val="single" w:color="000000" w:sz="8"/>
+            </w:tcBorders>
+            <w:shd w:color="000000" w:fill="auto" w:val="clear"/>
+            <w:tcMar>
+              <w:left w:w="100" w:type="dxa"/>
+              <w:right w:w="100" w:type="dxa"/>
+            </w:tcMar>
+            <w:vAlign w:val="top"/>
+          </w:tcPr>
+          <w:p>
+            <w:pPr>
+              <w:spacing w:before="0" w:after="0" w:line="240"/>
+              <w:ind w:right="0" w:left="0" w:firstLine="0"/>
+              <w:jc w:val="left"/>
+              <w:rPr>
+                <w:rFonts w:ascii="Calibri" w:hAnsi="Calibri" w:cs="Calibri" w:eastAsia="Calibri"/>
+                <w:color w:val="auto"/>
+                <w:spacing w:val="0"/>
+                <w:position w:val="0"/>
+                <w:sz w:val="22"/>
+                <w:shd w:fill="auto" w:val="clear"/>
+              </w:rPr>
+            </w:pPr>
+            <w:r>
+              <w:object w:dxaOrig="11775" w:dyaOrig="3165">
+                <v:rect xmlns:o="urn:schemas-microsoft-com:office:office" xmlns:v="urn:schemas-microsoft-com:vml" id="rectole0000000034" style="width:588.750000pt;height:158.250000pt" o:preferrelative="t" o:ole="">
+                  <o:lock v:ext="edit"/>
+                  <v:imagedata xmlns:r="http://schemas.openxmlformats.org/officeDocument/2006/relationships" r:id="docRId70" o:title=""/>
+                </v:rect>
+                <o:OLEObject xmlns:r="http://schemas.openxmlformats.org/officeDocument/2006/relationships" xmlns:o="urn:schemas-microsoft-com:office:office" Type="Embed" ProgID="StaticDib" DrawAspect="Content" ObjectID="0000000034" ShapeID="rectole0000000034" r:id="docRId69"/>
+              </w:object>
+            </w:r>
+          </w:p>
+          <w:p>
+            <w:pPr>
+              <w:spacing w:before="0" w:after="0" w:line="240"/>
+              <w:ind w:right="0" w:left="0" w:firstLine="0"/>
+              <w:jc w:val="left"/>
+              <w:rPr>
+                <w:rFonts w:ascii="Calibri" w:hAnsi="Calibri" w:cs="Calibri" w:eastAsia="Calibri"/>
+                <w:color w:val="auto"/>
+                <w:spacing w:val="0"/>
+                <w:position w:val="0"/>
+                <w:sz w:val="22"/>
+                <w:shd w:fill="auto" w:val="clear"/>
+              </w:rPr>
+            </w:pPr>
+          </w:p>
+        </w:tc>
+        <w:tc>
+          <w:tcPr>
+            <w:tcW w:w="2690" w:type="dxa"/>
+            <w:tcBorders>
+              <w:top w:val="single" w:color="000000" w:sz="8"/>
+              <w:left w:val="single" w:color="000000" w:sz="8"/>
+              <w:bottom w:val="single" w:color="000000" w:sz="8"/>
+              <w:right w:val="single" w:color="000000" w:sz="8"/>
+            </w:tcBorders>
+            <w:shd w:color="000000" w:fill="auto" w:val="clear"/>
+            <w:tcMar>
+              <w:left w:w="100" w:type="dxa"/>
+              <w:right w:w="100" w:type="dxa"/>
+            </w:tcMar>
+            <w:vAlign w:val="top"/>
+          </w:tcPr>
+          <w:p>
+            <w:pPr>
+              <w:spacing w:before="0" w:after="0" w:line="240"/>
+              <w:ind w:right="0" w:left="0" w:firstLine="0"/>
+              <w:jc w:val="left"/>
+              <w:rPr>
+                <w:rFonts w:ascii="Calibri" w:hAnsi="Calibri" w:cs="Calibri" w:eastAsia="Calibri"/>
+                <w:color w:val="auto"/>
+                <w:spacing w:val="0"/>
+                <w:position w:val="0"/>
+                <w:sz w:val="22"/>
+                <w:shd w:fill="auto" w:val="clear"/>
+              </w:rPr>
+            </w:pPr>
+            <w:r>
+              <w:rPr>
+                <w:rFonts w:ascii="Calibri" w:hAnsi="Calibri" w:cs="Calibri" w:eastAsia="Calibri"/>
+                <w:color w:val="auto"/>
+                <w:spacing w:val="0"/>
+                <w:position w:val="0"/>
+                <w:sz w:val="22"/>
+                <w:shd w:fill="auto" w:val="clear"/>
+              </w:rPr>
+              <w:t xml:space="preserve">by putting the link into the url it will change the background into the url image and making the background size to cover the screen fully </w:t>
+            </w:r>
+          </w:p>
+        </w:tc>
+        <w:tc>
+          <w:tcPr>
+            <w:tcW w:w="1965" w:type="dxa"/>
+            <w:tcBorders>
+              <w:top w:val="single" w:color="000000" w:sz="8"/>
+              <w:left w:val="single" w:color="000000" w:sz="8"/>
+              <w:bottom w:val="single" w:color="000000" w:sz="8"/>
+              <w:right w:val="single" w:color="000000" w:sz="8"/>
+            </w:tcBorders>
+            <w:shd w:color="000000" w:fill="auto" w:val="clear"/>
+            <w:tcMar>
+              <w:left w:w="100" w:type="dxa"/>
+              <w:right w:w="100" w:type="dxa"/>
+            </w:tcMar>
+            <w:vAlign w:val="top"/>
+          </w:tcPr>
+          <w:p>
+            <w:pPr>
+              <w:spacing w:before="0" w:after="0" w:line="240"/>
+              <w:ind w:right="0" w:left="0" w:firstLine="0"/>
+              <w:jc w:val="left"/>
+              <w:rPr>
+                <w:rFonts w:ascii="Calibri" w:hAnsi="Calibri" w:cs="Calibri" w:eastAsia="Calibri"/>
+                <w:color w:val="auto"/>
+                <w:spacing w:val="0"/>
+                <w:position w:val="0"/>
+                <w:sz w:val="22"/>
+                <w:shd w:fill="auto" w:val="clear"/>
+              </w:rPr>
+            </w:pPr>
+            <w:r>
+              <w:rPr>
+                <w:rFonts w:ascii="Calibri" w:hAnsi="Calibri" w:cs="Calibri" w:eastAsia="Calibri"/>
+                <w:color w:val="auto"/>
+                <w:spacing w:val="0"/>
+                <w:position w:val="0"/>
+                <w:sz w:val="22"/>
+                <w:shd w:fill="auto" w:val="clear"/>
+              </w:rPr>
+              <w:t xml:space="preserve">inserts the background image and makes it full up the entire space with no repeat </w:t>
+            </w:r>
+          </w:p>
+        </w:tc>
+        <w:tc>
+          <w:tcPr>
+            <w:tcW w:w="1785" w:type="dxa"/>
+            <w:tcBorders>
+              <w:top w:val="single" w:color="000000" w:sz="8"/>
+              <w:left w:val="single" w:color="000000" w:sz="8"/>
+              <w:bottom w:val="single" w:color="000000" w:sz="8"/>
+              <w:right w:val="single" w:color="000000" w:sz="8"/>
+            </w:tcBorders>
+            <w:shd w:color="000000" w:fill="auto" w:val="clear"/>
+            <w:tcMar>
+              <w:left w:w="100" w:type="dxa"/>
+              <w:right w:w="100" w:type="dxa"/>
+            </w:tcMar>
+            <w:vAlign w:val="top"/>
+          </w:tcPr>
+          <w:p>
+            <w:pPr>
+              <w:spacing w:before="0" w:after="0" w:line="240"/>
+              <w:ind w:right="0" w:left="0" w:firstLine="0"/>
+              <w:jc w:val="left"/>
+              <w:rPr>
+                <w:rFonts w:ascii="Calibri" w:hAnsi="Calibri" w:cs="Calibri" w:eastAsia="Calibri"/>
+                <w:spacing w:val="0"/>
+                <w:position w:val="0"/>
+                <w:shd w:fill="auto" w:val="clear"/>
+              </w:rPr>
+            </w:pPr>
+            <w:r>
+              <w:rPr>
+                <w:rFonts w:ascii="Calibri" w:hAnsi="Calibri" w:cs="Calibri" w:eastAsia="Calibri"/>
+                <w:color w:val="00B050"/>
+                <w:spacing w:val="0"/>
+                <w:position w:val="0"/>
+                <w:sz w:val="28"/>
+                <w:shd w:fill="auto" w:val="clear"/>
+              </w:rPr>
+              <w:t xml:space="preserve">Pass</w:t>
+            </w:r>
+          </w:p>
+        </w:tc>
+      </w:tr>
+    </w:tbl>
+    <w:p>
+      <w:pPr>
+        <w:keepNext w:val="true"/>
+        <w:keepLines w:val="true"/>
+        <w:spacing w:before="320" w:after="80" w:line="276"/>
+        <w:ind w:right="0" w:left="0" w:firstLine="0"/>
+        <w:jc w:val="left"/>
+        <w:rPr>
+          <w:rFonts w:ascii="Calibri" w:hAnsi="Calibri" w:cs="Calibri" w:eastAsia="Calibri"/>
+          <w:color w:val="434343"/>
+          <w:spacing w:val="0"/>
+          <w:position w:val="0"/>
+          <w:sz w:val="24"/>
           <w:shd w:fill="auto" w:val="clear"/>
         </w:rPr>
       </w:pPr>
@@ -13228,258 +14636,331 @@
                 <w:shd w:fill="auto" w:val="clear"/>
               </w:rPr>
             </w:pPr>
-          </w:p>
-          <w:p>
-            <w:pPr>
-              <w:spacing w:before="0" w:after="0" w:line="240"/>
-              <w:ind w:right="0" w:left="0" w:firstLine="0"/>
-              <w:jc w:val="left"/>
-              <w:rPr>
-                <w:rFonts w:ascii="Calibri" w:hAnsi="Calibri" w:cs="Calibri" w:eastAsia="Calibri"/>
-                <w:color w:val="auto"/>
-                <w:spacing w:val="0"/>
-                <w:position w:val="0"/>
-                <w:sz w:val="20"/>
-                <w:shd w:fill="auto" w:val="clear"/>
-              </w:rPr>
-            </w:pPr>
-          </w:p>
-          <w:p>
-            <w:pPr>
-              <w:spacing w:before="0" w:after="0" w:line="240"/>
-              <w:ind w:right="0" w:left="0" w:firstLine="0"/>
-              <w:jc w:val="left"/>
-              <w:rPr>
-                <w:rFonts w:ascii="Calibri" w:hAnsi="Calibri" w:cs="Calibri" w:eastAsia="Calibri"/>
-                <w:color w:val="auto"/>
-                <w:spacing w:val="0"/>
-                <w:position w:val="0"/>
-                <w:sz w:val="20"/>
-                <w:shd w:fill="auto" w:val="clear"/>
-              </w:rPr>
-            </w:pPr>
-          </w:p>
-          <w:p>
-            <w:pPr>
-              <w:spacing w:before="0" w:after="0" w:line="240"/>
-              <w:ind w:right="0" w:left="0" w:firstLine="0"/>
-              <w:jc w:val="left"/>
-              <w:rPr>
-                <w:rFonts w:ascii="Calibri" w:hAnsi="Calibri" w:cs="Calibri" w:eastAsia="Calibri"/>
-                <w:color w:val="auto"/>
-                <w:spacing w:val="0"/>
-                <w:position w:val="0"/>
-                <w:sz w:val="20"/>
-                <w:shd w:fill="auto" w:val="clear"/>
-              </w:rPr>
-            </w:pPr>
-          </w:p>
-          <w:p>
-            <w:pPr>
-              <w:spacing w:before="0" w:after="0" w:line="240"/>
-              <w:ind w:right="0" w:left="0" w:firstLine="0"/>
-              <w:jc w:val="left"/>
-              <w:rPr>
-                <w:rFonts w:ascii="Calibri" w:hAnsi="Calibri" w:cs="Calibri" w:eastAsia="Calibri"/>
-                <w:color w:val="auto"/>
-                <w:spacing w:val="0"/>
-                <w:position w:val="0"/>
-                <w:sz w:val="20"/>
-                <w:shd w:fill="auto" w:val="clear"/>
-              </w:rPr>
-            </w:pPr>
-          </w:p>
-          <w:p>
-            <w:pPr>
-              <w:spacing w:before="0" w:after="0" w:line="240"/>
-              <w:ind w:right="0" w:left="0" w:firstLine="0"/>
-              <w:jc w:val="left"/>
-              <w:rPr>
-                <w:rFonts w:ascii="Calibri" w:hAnsi="Calibri" w:cs="Calibri" w:eastAsia="Calibri"/>
-                <w:color w:val="auto"/>
-                <w:spacing w:val="0"/>
-                <w:position w:val="0"/>
-                <w:sz w:val="20"/>
-                <w:shd w:fill="auto" w:val="clear"/>
-              </w:rPr>
-            </w:pPr>
-          </w:p>
-          <w:p>
-            <w:pPr>
-              <w:spacing w:before="0" w:after="0" w:line="240"/>
-              <w:ind w:right="0" w:left="0" w:firstLine="0"/>
-              <w:jc w:val="left"/>
-              <w:rPr>
-                <w:rFonts w:ascii="Calibri" w:hAnsi="Calibri" w:cs="Calibri" w:eastAsia="Calibri"/>
-                <w:color w:val="auto"/>
-                <w:spacing w:val="0"/>
-                <w:position w:val="0"/>
-                <w:sz w:val="20"/>
-                <w:shd w:fill="auto" w:val="clear"/>
-              </w:rPr>
-            </w:pPr>
-          </w:p>
-          <w:p>
-            <w:pPr>
-              <w:spacing w:before="0" w:after="0" w:line="240"/>
-              <w:ind w:right="0" w:left="0" w:firstLine="0"/>
-              <w:jc w:val="left"/>
-              <w:rPr>
-                <w:rFonts w:ascii="Calibri" w:hAnsi="Calibri" w:cs="Calibri" w:eastAsia="Calibri"/>
-                <w:color w:val="auto"/>
-                <w:spacing w:val="0"/>
-                <w:position w:val="0"/>
-                <w:sz w:val="20"/>
-                <w:shd w:fill="auto" w:val="clear"/>
-              </w:rPr>
-            </w:pPr>
-          </w:p>
-          <w:p>
-            <w:pPr>
-              <w:spacing w:before="0" w:after="0" w:line="240"/>
-              <w:ind w:right="0" w:left="0" w:firstLine="0"/>
-              <w:jc w:val="left"/>
-              <w:rPr>
-                <w:rFonts w:ascii="Calibri" w:hAnsi="Calibri" w:cs="Calibri" w:eastAsia="Calibri"/>
-                <w:color w:val="auto"/>
-                <w:spacing w:val="0"/>
-                <w:position w:val="0"/>
-                <w:sz w:val="20"/>
-                <w:shd w:fill="auto" w:val="clear"/>
-              </w:rPr>
-            </w:pPr>
-          </w:p>
-          <w:p>
-            <w:pPr>
-              <w:spacing w:before="0" w:after="0" w:line="240"/>
-              <w:ind w:right="0" w:left="0" w:firstLine="0"/>
-              <w:jc w:val="left"/>
-              <w:rPr>
-                <w:rFonts w:ascii="Calibri" w:hAnsi="Calibri" w:cs="Calibri" w:eastAsia="Calibri"/>
-                <w:color w:val="auto"/>
-                <w:spacing w:val="0"/>
-                <w:position w:val="0"/>
-                <w:sz w:val="20"/>
-                <w:shd w:fill="auto" w:val="clear"/>
-              </w:rPr>
-            </w:pPr>
-          </w:p>
-          <w:p>
-            <w:pPr>
-              <w:spacing w:before="0" w:after="0" w:line="240"/>
-              <w:ind w:right="0" w:left="0" w:firstLine="0"/>
-              <w:jc w:val="left"/>
-              <w:rPr>
-                <w:rFonts w:ascii="Calibri" w:hAnsi="Calibri" w:cs="Calibri" w:eastAsia="Calibri"/>
-                <w:color w:val="auto"/>
-                <w:spacing w:val="0"/>
-                <w:position w:val="0"/>
-                <w:sz w:val="20"/>
-                <w:shd w:fill="auto" w:val="clear"/>
-              </w:rPr>
-            </w:pPr>
-          </w:p>
-          <w:p>
-            <w:pPr>
-              <w:spacing w:before="0" w:after="0" w:line="240"/>
-              <w:ind w:right="0" w:left="0" w:firstLine="0"/>
-              <w:jc w:val="left"/>
-              <w:rPr>
-                <w:rFonts w:ascii="Calibri" w:hAnsi="Calibri" w:cs="Calibri" w:eastAsia="Calibri"/>
-                <w:color w:val="auto"/>
-                <w:spacing w:val="0"/>
-                <w:position w:val="0"/>
-                <w:sz w:val="20"/>
-                <w:shd w:fill="auto" w:val="clear"/>
-              </w:rPr>
-            </w:pPr>
-          </w:p>
-          <w:p>
-            <w:pPr>
-              <w:spacing w:before="0" w:after="0" w:line="240"/>
-              <w:ind w:right="0" w:left="0" w:firstLine="0"/>
-              <w:jc w:val="left"/>
-              <w:rPr>
-                <w:rFonts w:ascii="Calibri" w:hAnsi="Calibri" w:cs="Calibri" w:eastAsia="Calibri"/>
-                <w:color w:val="auto"/>
-                <w:spacing w:val="0"/>
-                <w:position w:val="0"/>
-                <w:sz w:val="20"/>
-                <w:shd w:fill="auto" w:val="clear"/>
-              </w:rPr>
-            </w:pPr>
-          </w:p>
-          <w:p>
-            <w:pPr>
-              <w:spacing w:before="0" w:after="0" w:line="240"/>
-              <w:ind w:right="0" w:left="0" w:firstLine="0"/>
-              <w:jc w:val="left"/>
-              <w:rPr>
-                <w:rFonts w:ascii="Calibri" w:hAnsi="Calibri" w:cs="Calibri" w:eastAsia="Calibri"/>
-                <w:color w:val="auto"/>
-                <w:spacing w:val="0"/>
-                <w:position w:val="0"/>
-                <w:sz w:val="20"/>
-                <w:shd w:fill="auto" w:val="clear"/>
-              </w:rPr>
-            </w:pPr>
-          </w:p>
-          <w:p>
-            <w:pPr>
-              <w:spacing w:before="0" w:after="0" w:line="240"/>
-              <w:ind w:right="0" w:left="0" w:firstLine="0"/>
-              <w:jc w:val="left"/>
-              <w:rPr>
-                <w:rFonts w:ascii="Calibri" w:hAnsi="Calibri" w:cs="Calibri" w:eastAsia="Calibri"/>
-                <w:color w:val="auto"/>
-                <w:spacing w:val="0"/>
-                <w:position w:val="0"/>
-                <w:sz w:val="20"/>
-                <w:shd w:fill="auto" w:val="clear"/>
-              </w:rPr>
-            </w:pPr>
-          </w:p>
-          <w:p>
-            <w:pPr>
-              <w:spacing w:before="0" w:after="0" w:line="240"/>
-              <w:ind w:right="0" w:left="0" w:firstLine="0"/>
-              <w:jc w:val="left"/>
-              <w:rPr>
-                <w:rFonts w:ascii="Calibri" w:hAnsi="Calibri" w:cs="Calibri" w:eastAsia="Calibri"/>
-                <w:color w:val="auto"/>
-                <w:spacing w:val="0"/>
-                <w:position w:val="0"/>
-                <w:sz w:val="20"/>
-                <w:shd w:fill="auto" w:val="clear"/>
-              </w:rPr>
-            </w:pPr>
-          </w:p>
-          <w:p>
-            <w:pPr>
-              <w:spacing w:before="0" w:after="0" w:line="240"/>
-              <w:ind w:right="0" w:left="0" w:firstLine="0"/>
-              <w:jc w:val="left"/>
-              <w:rPr>
-                <w:rFonts w:ascii="Calibri" w:hAnsi="Calibri" w:cs="Calibri" w:eastAsia="Calibri"/>
-                <w:color w:val="auto"/>
-                <w:spacing w:val="0"/>
-                <w:position w:val="0"/>
-                <w:sz w:val="20"/>
-                <w:shd w:fill="auto" w:val="clear"/>
-              </w:rPr>
-            </w:pPr>
-          </w:p>
-          <w:p>
-            <w:pPr>
-              <w:spacing w:before="0" w:after="0" w:line="240"/>
-              <w:ind w:right="0" w:left="0" w:firstLine="0"/>
-              <w:jc w:val="left"/>
-              <w:rPr>
-                <w:rFonts w:ascii="Calibri" w:hAnsi="Calibri" w:cs="Calibri" w:eastAsia="Calibri"/>
-                <w:color w:val="auto"/>
-                <w:spacing w:val="0"/>
-                <w:position w:val="0"/>
-                <w:sz w:val="20"/>
+            <w:r>
+              <w:rPr>
+                <w:rFonts w:ascii="Calibri" w:hAnsi="Calibri" w:cs="Calibri" w:eastAsia="Calibri"/>
+                <w:color w:val="auto"/>
+                <w:spacing w:val="0"/>
+                <w:position w:val="0"/>
+                <w:sz w:val="20"/>
+                <w:shd w:fill="auto" w:val="clear"/>
+              </w:rPr>
+              <w:t xml:space="preserve">the results of my testing showed that my forms and CSS was able to preform the functions i had coded them to do. my website was able to demonstrate the functionality, aesthetics and usability that i had said i wanted my website to show from the beginning. unfortunately i wasn't able to complete all of the features i wanted to add and had planed to do, like, a cute folder system where it simulated the users looking through folders to find their stored characters and locations as well as having an uploading section in the forms to add an artistic image of the users character or location. </w:t>
+            </w:r>
+          </w:p>
+          <w:p>
+            <w:pPr>
+              <w:spacing w:before="0" w:after="0" w:line="240"/>
+              <w:ind w:right="0" w:left="0" w:firstLine="0"/>
+              <w:jc w:val="left"/>
+              <w:rPr>
+                <w:rFonts w:ascii="Calibri" w:hAnsi="Calibri" w:cs="Calibri" w:eastAsia="Calibri"/>
+                <w:color w:val="auto"/>
+                <w:spacing w:val="0"/>
+                <w:position w:val="0"/>
+                <w:sz w:val="20"/>
+                <w:shd w:fill="auto" w:val="clear"/>
+              </w:rPr>
+            </w:pPr>
+            <w:r>
+              <w:rPr>
+                <w:rFonts w:ascii="Calibri" w:hAnsi="Calibri" w:cs="Calibri" w:eastAsia="Calibri"/>
+                <w:color w:val="auto"/>
+                <w:spacing w:val="0"/>
+                <w:position w:val="0"/>
+                <w:sz w:val="20"/>
+                <w:shd w:fill="auto" w:val="clear"/>
+              </w:rPr>
+              <w:t xml:space="preserve">i would say the main challenges that i had faced was definitely all the things related to SQL queries in my app.ply file. SQL isn't my strongest area and i had some trouble understanding the code i was writing and how it all worked. this really made it hard to put in the features i had planned. </w:t>
+            </w:r>
+          </w:p>
+          <w:p>
+            <w:pPr>
+              <w:spacing w:before="0" w:after="0" w:line="240"/>
+              <w:ind w:right="0" w:left="0" w:firstLine="0"/>
+              <w:jc w:val="left"/>
+              <w:rPr>
+                <w:rFonts w:ascii="Calibri" w:hAnsi="Calibri" w:cs="Calibri" w:eastAsia="Calibri"/>
+                <w:color w:val="auto"/>
+                <w:spacing w:val="0"/>
+                <w:position w:val="0"/>
+                <w:sz w:val="20"/>
+                <w:shd w:fill="auto" w:val="clear"/>
+              </w:rPr>
+            </w:pPr>
+            <w:r>
+              <w:rPr>
+                <w:rFonts w:ascii="Calibri" w:hAnsi="Calibri" w:cs="Calibri" w:eastAsia="Calibri"/>
+                <w:color w:val="auto"/>
+                <w:spacing w:val="0"/>
+                <w:position w:val="0"/>
+                <w:sz w:val="20"/>
+                <w:shd w:fill="auto" w:val="clear"/>
+              </w:rPr>
+              <w:t xml:space="preserve">One part i think went the best for me and wasn't challenging at all was the CSS. even though i didn't put it into a style.css file, i really enjoyed coding all the different ways to express the stylization in background, visual element and the fonts with colour.  i also had heaps of fun exploring different ways to style the website to improve it overtime which made it the most enjoyable part of the codding progress. </w:t>
+            </w:r>
+          </w:p>
+          <w:p>
+            <w:pPr>
+              <w:spacing w:before="0" w:after="0" w:line="240"/>
+              <w:ind w:right="0" w:left="0" w:firstLine="0"/>
+              <w:jc w:val="left"/>
+              <w:rPr>
+                <w:rFonts w:ascii="Calibri" w:hAnsi="Calibri" w:cs="Calibri" w:eastAsia="Calibri"/>
+                <w:color w:val="auto"/>
+                <w:spacing w:val="0"/>
+                <w:position w:val="0"/>
+                <w:sz w:val="20"/>
+                <w:shd w:fill="auto" w:val="clear"/>
+              </w:rPr>
+            </w:pPr>
+            <w:r>
+              <w:rPr>
+                <w:rFonts w:ascii="Calibri" w:hAnsi="Calibri" w:cs="Calibri" w:eastAsia="Calibri"/>
+                <w:color w:val="auto"/>
+                <w:spacing w:val="0"/>
+                <w:position w:val="0"/>
+                <w:sz w:val="20"/>
+                <w:shd w:fill="auto" w:val="clear"/>
+              </w:rPr>
+              <w:t xml:space="preserve">if i had the opportunity to do this project again i would 100% focus more on creating a better library and display system for the users while spending more time looking into SQL more and trying more to understand it. the last thing i would do would probably be  making that upload image part in the forms  so the users are able to have a more visual of their character. </w:t>
+            </w:r>
+          </w:p>
+          <w:p>
+            <w:pPr>
+              <w:spacing w:before="0" w:after="0" w:line="240"/>
+              <w:ind w:right="0" w:left="0" w:firstLine="0"/>
+              <w:jc w:val="left"/>
+              <w:rPr>
+                <w:rFonts w:ascii="Calibri" w:hAnsi="Calibri" w:cs="Calibri" w:eastAsia="Calibri"/>
+                <w:color w:val="auto"/>
+                <w:spacing w:val="0"/>
+                <w:position w:val="0"/>
+                <w:sz w:val="20"/>
+                <w:shd w:fill="auto" w:val="clear"/>
+              </w:rPr>
+            </w:pPr>
+          </w:p>
+          <w:p>
+            <w:pPr>
+              <w:spacing w:before="0" w:after="0" w:line="240"/>
+              <w:ind w:right="0" w:left="0" w:firstLine="0"/>
+              <w:jc w:val="left"/>
+              <w:rPr>
+                <w:rFonts w:ascii="Calibri" w:hAnsi="Calibri" w:cs="Calibri" w:eastAsia="Calibri"/>
+                <w:color w:val="auto"/>
+                <w:spacing w:val="0"/>
+                <w:position w:val="0"/>
+                <w:sz w:val="20"/>
+                <w:shd w:fill="auto" w:val="clear"/>
+              </w:rPr>
+            </w:pPr>
+          </w:p>
+          <w:p>
+            <w:pPr>
+              <w:spacing w:before="0" w:after="0" w:line="240"/>
+              <w:ind w:right="0" w:left="0" w:firstLine="0"/>
+              <w:jc w:val="left"/>
+              <w:rPr>
+                <w:rFonts w:ascii="Calibri" w:hAnsi="Calibri" w:cs="Calibri" w:eastAsia="Calibri"/>
+                <w:color w:val="auto"/>
+                <w:spacing w:val="0"/>
+                <w:position w:val="0"/>
+                <w:sz w:val="20"/>
+                <w:shd w:fill="auto" w:val="clear"/>
+              </w:rPr>
+            </w:pPr>
+          </w:p>
+          <w:p>
+            <w:pPr>
+              <w:spacing w:before="0" w:after="0" w:line="240"/>
+              <w:ind w:right="0" w:left="0" w:firstLine="0"/>
+              <w:jc w:val="left"/>
+              <w:rPr>
+                <w:rFonts w:ascii="Calibri" w:hAnsi="Calibri" w:cs="Calibri" w:eastAsia="Calibri"/>
+                <w:color w:val="auto"/>
+                <w:spacing w:val="0"/>
+                <w:position w:val="0"/>
+                <w:sz w:val="20"/>
+                <w:shd w:fill="auto" w:val="clear"/>
+              </w:rPr>
+            </w:pPr>
+          </w:p>
+          <w:p>
+            <w:pPr>
+              <w:spacing w:before="0" w:after="0" w:line="240"/>
+              <w:ind w:right="0" w:left="0" w:firstLine="0"/>
+              <w:jc w:val="left"/>
+              <w:rPr>
+                <w:rFonts w:ascii="Calibri" w:hAnsi="Calibri" w:cs="Calibri" w:eastAsia="Calibri"/>
+                <w:color w:val="auto"/>
+                <w:spacing w:val="0"/>
+                <w:position w:val="0"/>
+                <w:sz w:val="20"/>
+                <w:shd w:fill="auto" w:val="clear"/>
+              </w:rPr>
+            </w:pPr>
+          </w:p>
+          <w:p>
+            <w:pPr>
+              <w:spacing w:before="0" w:after="0" w:line="240"/>
+              <w:ind w:right="0" w:left="0" w:firstLine="0"/>
+              <w:jc w:val="left"/>
+              <w:rPr>
+                <w:rFonts w:ascii="Calibri" w:hAnsi="Calibri" w:cs="Calibri" w:eastAsia="Calibri"/>
+                <w:color w:val="auto"/>
+                <w:spacing w:val="0"/>
+                <w:position w:val="0"/>
+                <w:sz w:val="20"/>
+                <w:shd w:fill="auto" w:val="clear"/>
+              </w:rPr>
+            </w:pPr>
+          </w:p>
+          <w:p>
+            <w:pPr>
+              <w:spacing w:before="0" w:after="0" w:line="240"/>
+              <w:ind w:right="0" w:left="0" w:firstLine="0"/>
+              <w:jc w:val="left"/>
+              <w:rPr>
+                <w:rFonts w:ascii="Calibri" w:hAnsi="Calibri" w:cs="Calibri" w:eastAsia="Calibri"/>
+                <w:color w:val="auto"/>
+                <w:spacing w:val="0"/>
+                <w:position w:val="0"/>
+                <w:sz w:val="20"/>
+                <w:shd w:fill="auto" w:val="clear"/>
+              </w:rPr>
+            </w:pPr>
+          </w:p>
+          <w:p>
+            <w:pPr>
+              <w:spacing w:before="0" w:after="0" w:line="240"/>
+              <w:ind w:right="0" w:left="0" w:firstLine="0"/>
+              <w:jc w:val="left"/>
+              <w:rPr>
+                <w:rFonts w:ascii="Calibri" w:hAnsi="Calibri" w:cs="Calibri" w:eastAsia="Calibri"/>
+                <w:color w:val="auto"/>
+                <w:spacing w:val="0"/>
+                <w:position w:val="0"/>
+                <w:sz w:val="20"/>
+                <w:shd w:fill="auto" w:val="clear"/>
+              </w:rPr>
+            </w:pPr>
+          </w:p>
+          <w:p>
+            <w:pPr>
+              <w:spacing w:before="0" w:after="0" w:line="240"/>
+              <w:ind w:right="0" w:left="0" w:firstLine="0"/>
+              <w:jc w:val="left"/>
+              <w:rPr>
+                <w:rFonts w:ascii="Calibri" w:hAnsi="Calibri" w:cs="Calibri" w:eastAsia="Calibri"/>
+                <w:color w:val="auto"/>
+                <w:spacing w:val="0"/>
+                <w:position w:val="0"/>
+                <w:sz w:val="20"/>
+                <w:shd w:fill="auto" w:val="clear"/>
+              </w:rPr>
+            </w:pPr>
+          </w:p>
+          <w:p>
+            <w:pPr>
+              <w:spacing w:before="0" w:after="0" w:line="240"/>
+              <w:ind w:right="0" w:left="0" w:firstLine="0"/>
+              <w:jc w:val="left"/>
+              <w:rPr>
+                <w:rFonts w:ascii="Calibri" w:hAnsi="Calibri" w:cs="Calibri" w:eastAsia="Calibri"/>
+                <w:color w:val="auto"/>
+                <w:spacing w:val="0"/>
+                <w:position w:val="0"/>
+                <w:sz w:val="20"/>
+                <w:shd w:fill="auto" w:val="clear"/>
+              </w:rPr>
+            </w:pPr>
+          </w:p>
+          <w:p>
+            <w:pPr>
+              <w:spacing w:before="0" w:after="0" w:line="240"/>
+              <w:ind w:right="0" w:left="0" w:firstLine="0"/>
+              <w:jc w:val="left"/>
+              <w:rPr>
+                <w:rFonts w:ascii="Calibri" w:hAnsi="Calibri" w:cs="Calibri" w:eastAsia="Calibri"/>
+                <w:color w:val="auto"/>
+                <w:spacing w:val="0"/>
+                <w:position w:val="0"/>
+                <w:sz w:val="20"/>
+                <w:shd w:fill="auto" w:val="clear"/>
+              </w:rPr>
+            </w:pPr>
+          </w:p>
+          <w:p>
+            <w:pPr>
+              <w:spacing w:before="0" w:after="0" w:line="240"/>
+              <w:ind w:right="0" w:left="0" w:firstLine="0"/>
+              <w:jc w:val="left"/>
+              <w:rPr>
+                <w:rFonts w:ascii="Calibri" w:hAnsi="Calibri" w:cs="Calibri" w:eastAsia="Calibri"/>
+                <w:color w:val="auto"/>
+                <w:spacing w:val="0"/>
+                <w:position w:val="0"/>
+                <w:sz w:val="20"/>
+                <w:shd w:fill="auto" w:val="clear"/>
+              </w:rPr>
+            </w:pPr>
+          </w:p>
+          <w:p>
+            <w:pPr>
+              <w:spacing w:before="0" w:after="0" w:line="240"/>
+              <w:ind w:right="0" w:left="0" w:firstLine="0"/>
+              <w:jc w:val="left"/>
+              <w:rPr>
+                <w:rFonts w:ascii="Calibri" w:hAnsi="Calibri" w:cs="Calibri" w:eastAsia="Calibri"/>
+                <w:color w:val="auto"/>
+                <w:spacing w:val="0"/>
+                <w:position w:val="0"/>
+                <w:sz w:val="20"/>
+                <w:shd w:fill="auto" w:val="clear"/>
+              </w:rPr>
+            </w:pPr>
+          </w:p>
+          <w:p>
+            <w:pPr>
+              <w:spacing w:before="0" w:after="0" w:line="240"/>
+              <w:ind w:right="0" w:left="0" w:firstLine="0"/>
+              <w:jc w:val="left"/>
+              <w:rPr>
+                <w:rFonts w:ascii="Calibri" w:hAnsi="Calibri" w:cs="Calibri" w:eastAsia="Calibri"/>
+                <w:color w:val="auto"/>
+                <w:spacing w:val="0"/>
+                <w:position w:val="0"/>
+                <w:sz w:val="20"/>
+                <w:shd w:fill="auto" w:val="clear"/>
+              </w:rPr>
+            </w:pPr>
+          </w:p>
+          <w:p>
+            <w:pPr>
+              <w:spacing w:before="0" w:after="0" w:line="240"/>
+              <w:ind w:right="0" w:left="0" w:firstLine="0"/>
+              <w:jc w:val="left"/>
+              <w:rPr>
+                <w:rFonts w:ascii="Calibri" w:hAnsi="Calibri" w:cs="Calibri" w:eastAsia="Calibri"/>
+                <w:color w:val="auto"/>
+                <w:spacing w:val="0"/>
+                <w:position w:val="0"/>
+                <w:sz w:val="20"/>
+                <w:shd w:fill="auto" w:val="clear"/>
+              </w:rPr>
+            </w:pPr>
+          </w:p>
+          <w:p>
+            <w:pPr>
+              <w:spacing w:before="0" w:after="0" w:line="240"/>
+              <w:ind w:right="0" w:left="0" w:firstLine="0"/>
+              <w:jc w:val="left"/>
+              <w:rPr>
+                <w:rFonts w:ascii="Calibri" w:hAnsi="Calibri" w:cs="Calibri" w:eastAsia="Calibri"/>
+                <w:color w:val="auto"/>
+                <w:spacing w:val="0"/>
+                <w:position w:val="0"/>
               </w:rPr>
             </w:pPr>
           </w:p>
@@ -13660,6 +15141,17 @@
                 <w:shd w:fill="auto" w:val="clear"/>
               </w:rPr>
             </w:pPr>
+            <w:r>
+              <w:rPr>
+                <w:rFonts w:ascii="Calibri" w:hAnsi="Calibri" w:cs="Calibri" w:eastAsia="Calibri"/>
+                <w:color w:val="auto"/>
+                <w:spacing w:val="0"/>
+                <w:position w:val="0"/>
+                <w:sz w:val="20"/>
+                <w:shd w:fill="auto" w:val="clear"/>
+              </w:rPr>
+              <w:t xml:space="preserve">my relevant implications were Functionality, usability and aesthetics and throughout my website development i had made sure to take all three into account while coding. the functionality for my website was shown through the forms i made to create the characters and locations as they are functional to use making it easy for them and for useability i made sure my website was easy to navigate and go through and interact with an lastly with the aesthetics i had used my CSS to have the colour Platte that was consistent out through my entire website as well as experimenting with other ways to style like backgrounds for example.</w:t>
+            </w:r>
           </w:p>
           <w:p>
             <w:pPr>
@@ -13806,22 +15298,6 @@
                 <w:color w:val="auto"/>
                 <w:spacing w:val="0"/>
                 <w:position w:val="0"/>
-                <w:sz w:val="20"/>
-                <w:shd w:fill="auto" w:val="clear"/>
-              </w:rPr>
-            </w:pPr>
-          </w:p>
-          <w:p>
-            <w:pPr>
-              <w:spacing w:before="0" w:after="0" w:line="276"/>
-              <w:ind w:right="0" w:left="0" w:firstLine="0"/>
-              <w:jc w:val="left"/>
-              <w:rPr>
-                <w:rFonts w:ascii="Calibri" w:hAnsi="Calibri" w:cs="Calibri" w:eastAsia="Calibri"/>
-                <w:color w:val="auto"/>
-                <w:spacing w:val="0"/>
-                <w:position w:val="0"/>
-                <w:sz w:val="20"/>
               </w:rPr>
             </w:pPr>
           </w:p>
@@ -14022,7 +15498,7 @@
         </w:rPr>
         <w:tab/>
       </w:r>
-      <w:hyperlink xmlns:r="http://schemas.openxmlformats.org/officeDocument/2006/relationships" r:id="docRId57">
+      <w:hyperlink xmlns:r="http://schemas.openxmlformats.org/officeDocument/2006/relationships" r:id="docRId71">
         <w:r>
           <w:rPr>
             <w:rFonts w:ascii="Arial" w:hAnsi="Arial" w:cs="Arial" w:eastAsia="Arial"/>
@@ -14298,7 +15774,7 @@
                 <w:color w:val="auto"/>
                 <w:spacing w:val="0"/>
                 <w:position w:val="0"/>
-                <w:sz w:val="20"/>
+                <w:sz w:val="22"/>
                 <w:shd w:fill="auto" w:val="clear"/>
               </w:rPr>
             </w:pPr>
@@ -14483,7 +15959,7 @@
                 <w:color w:val="auto"/>
                 <w:spacing w:val="0"/>
                 <w:position w:val="0"/>
-                <w:sz w:val="20"/>
+                <w:sz w:val="22"/>
                 <w:shd w:fill="auto" w:val="clear"/>
               </w:rPr>
             </w:pPr>
@@ -14601,7 +16077,7 @@
                 <w:color w:val="auto"/>
                 <w:spacing w:val="0"/>
                 <w:position w:val="0"/>
-                <w:sz w:val="20"/>
+                <w:sz w:val="22"/>
                 <w:shd w:fill="auto" w:val="clear"/>
               </w:rPr>
             </w:pPr>
@@ -14719,7 +16195,7 @@
                 <w:color w:val="auto"/>
                 <w:spacing w:val="0"/>
                 <w:position w:val="0"/>
-                <w:sz w:val="20"/>
+                <w:sz w:val="22"/>
                 <w:shd w:fill="auto" w:val="clear"/>
               </w:rPr>
             </w:pPr>
@@ -14798,7 +16274,7 @@
                 <w:color w:val="auto"/>
                 <w:spacing w:val="0"/>
                 <w:position w:val="0"/>
-                <w:sz w:val="20"/>
+                <w:sz w:val="22"/>
                 <w:shd w:fill="auto" w:val="clear"/>
               </w:rPr>
             </w:pPr>
@@ -14830,7 +16306,7 @@
                 <w:color w:val="auto"/>
                 <w:spacing w:val="0"/>
                 <w:position w:val="0"/>
-                <w:sz w:val="20"/>
+                <w:sz w:val="22"/>
                 <w:shd w:fill="auto" w:val="clear"/>
               </w:rPr>
             </w:pPr>
@@ -14974,7 +16450,7 @@
                 <w:color w:val="auto"/>
                 <w:spacing w:val="0"/>
                 <w:position w:val="0"/>
-                <w:sz w:val="20"/>
+                <w:sz w:val="22"/>
                 <w:shd w:fill="auto" w:val="clear"/>
               </w:rPr>
             </w:pPr>
@@ -15118,7 +16594,7 @@
                 <w:color w:val="auto"/>
                 <w:spacing w:val="0"/>
                 <w:position w:val="0"/>
-                <w:sz w:val="20"/>
+                <w:sz w:val="22"/>
                 <w:shd w:fill="auto" w:val="clear"/>
               </w:rPr>
             </w:pPr>
@@ -15197,7 +16673,7 @@
                 <w:color w:val="auto"/>
                 <w:spacing w:val="0"/>
                 <w:position w:val="0"/>
-                <w:sz w:val="20"/>
+                <w:sz w:val="22"/>
                 <w:shd w:fill="auto" w:val="clear"/>
               </w:rPr>
             </w:pPr>
@@ -15229,7 +16705,7 @@
                 <w:color w:val="auto"/>
                 <w:spacing w:val="0"/>
                 <w:position w:val="0"/>
-                <w:sz w:val="20"/>
+                <w:sz w:val="22"/>
                 <w:shd w:fill="auto" w:val="clear"/>
               </w:rPr>
             </w:pPr>
@@ -15347,7 +16823,7 @@
                 <w:color w:val="auto"/>
                 <w:spacing w:val="0"/>
                 <w:position w:val="0"/>
-                <w:sz w:val="20"/>
+                <w:sz w:val="22"/>
                 <w:shd w:fill="auto" w:val="clear"/>
               </w:rPr>
             </w:pPr>
@@ -15465,7 +16941,7 @@
                 <w:color w:val="auto"/>
                 <w:spacing w:val="0"/>
                 <w:position w:val="0"/>
-                <w:sz w:val="20"/>
+                <w:sz w:val="22"/>
                 <w:shd w:fill="auto" w:val="clear"/>
               </w:rPr>
             </w:pPr>
@@ -15583,7 +17059,7 @@
                 <w:color w:val="auto"/>
                 <w:spacing w:val="0"/>
                 <w:position w:val="0"/>
-                <w:sz w:val="20"/>
+                <w:sz w:val="22"/>
                 <w:shd w:fill="auto" w:val="clear"/>
               </w:rPr>
             </w:pPr>
@@ -15757,7 +17233,7 @@
         </w:rPr>
         <w:tab/>
       </w:r>
-      <w:hyperlink xmlns:r="http://schemas.openxmlformats.org/officeDocument/2006/relationships" r:id="docRId58">
+      <w:hyperlink xmlns:r="http://schemas.openxmlformats.org/officeDocument/2006/relationships" r:id="docRId72">
         <w:r>
           <w:rPr>
             <w:rFonts w:ascii="Arial" w:hAnsi="Arial" w:cs="Arial" w:eastAsia="Arial"/>
@@ -15918,7 +17394,7 @@
                 <w:color w:val="auto"/>
                 <w:spacing w:val="0"/>
                 <w:position w:val="0"/>
-                <w:sz w:val="20"/>
+                <w:sz w:val="22"/>
                 <w:shd w:fill="auto" w:val="clear"/>
               </w:rPr>
             </w:pPr>
@@ -16036,7 +17512,7 @@
                 <w:color w:val="auto"/>
                 <w:spacing w:val="0"/>
                 <w:position w:val="0"/>
-                <w:sz w:val="20"/>
+                <w:sz w:val="22"/>
                 <w:shd w:fill="auto" w:val="clear"/>
               </w:rPr>
             </w:pPr>
@@ -16154,7 +17630,7 @@
                 <w:color w:val="auto"/>
                 <w:spacing w:val="0"/>
                 <w:position w:val="0"/>
-                <w:sz w:val="20"/>
+                <w:sz w:val="22"/>
                 <w:shd w:fill="auto" w:val="clear"/>
               </w:rPr>
             </w:pPr>
@@ -16272,7 +17748,7 @@
                 <w:color w:val="auto"/>
                 <w:spacing w:val="0"/>
                 <w:position w:val="0"/>
-                <w:sz w:val="20"/>
+                <w:sz w:val="22"/>
                 <w:shd w:fill="auto" w:val="clear"/>
               </w:rPr>
             </w:pPr>
@@ -16390,7 +17866,7 @@
                 <w:color w:val="auto"/>
                 <w:spacing w:val="0"/>
                 <w:position w:val="0"/>
-                <w:sz w:val="20"/>
+                <w:sz w:val="22"/>
                 <w:shd w:fill="auto" w:val="clear"/>
               </w:rPr>
             </w:pPr>
@@ -16469,7 +17945,7 @@
                 <w:color w:val="auto"/>
                 <w:spacing w:val="0"/>
                 <w:position w:val="0"/>
-                <w:sz w:val="20"/>
+                <w:sz w:val="22"/>
                 <w:shd w:fill="auto" w:val="clear"/>
               </w:rPr>
             </w:pPr>
@@ -16501,7 +17977,7 @@
                 <w:color w:val="auto"/>
                 <w:spacing w:val="0"/>
                 <w:position w:val="0"/>
-                <w:sz w:val="20"/>
+                <w:sz w:val="22"/>
                 <w:shd w:fill="auto" w:val="clear"/>
               </w:rPr>
             </w:pPr>
@@ -16619,7 +18095,7 @@
                 <w:color w:val="auto"/>
                 <w:spacing w:val="0"/>
                 <w:position w:val="0"/>
-                <w:sz w:val="20"/>
+                <w:sz w:val="22"/>
                 <w:shd w:fill="auto" w:val="clear"/>
               </w:rPr>
             </w:pPr>
@@ -16737,7 +18213,7 @@
                 <w:color w:val="auto"/>
                 <w:spacing w:val="0"/>
                 <w:position w:val="0"/>
-                <w:sz w:val="20"/>
+                <w:sz w:val="22"/>
                 <w:shd w:fill="auto" w:val="clear"/>
               </w:rPr>
             </w:pPr>
@@ -16816,7 +18292,7 @@
                 <w:color w:val="auto"/>
                 <w:spacing w:val="0"/>
                 <w:position w:val="0"/>
-                <w:sz w:val="20"/>
+                <w:sz w:val="22"/>
                 <w:shd w:fill="auto" w:val="clear"/>
               </w:rPr>
             </w:pPr>
@@ -16848,7 +18324,7 @@
                 <w:color w:val="auto"/>
                 <w:spacing w:val="0"/>
                 <w:position w:val="0"/>
-                <w:sz w:val="20"/>
+                <w:sz w:val="22"/>
                 <w:shd w:fill="auto" w:val="clear"/>
               </w:rPr>
             </w:pPr>
@@ -16960,7 +18436,7 @@
             <w:pPr>
               <w:numPr>
                 <w:ilvl w:val="0"/>
-                <w:numId w:val="331"/>
+                <w:numId w:val="347"/>
               </w:numPr>
               <w:spacing w:before="0" w:after="0" w:line="240"/>
               <w:ind w:right="105" w:left="2880" w:firstLine="2520"/>
@@ -16970,7 +18446,7 @@
                 <w:color w:val="auto"/>
                 <w:spacing w:val="0"/>
                 <w:position w:val="0"/>
-                <w:sz w:val="20"/>
+                <w:sz w:val="22"/>
                 <w:shd w:fill="auto" w:val="clear"/>
               </w:rPr>
             </w:pPr>
@@ -17088,7 +18564,7 @@
                 <w:color w:val="auto"/>
                 <w:spacing w:val="0"/>
                 <w:position w:val="0"/>
-                <w:sz w:val="20"/>
+                <w:sz w:val="22"/>
                 <w:shd w:fill="auto" w:val="clear"/>
               </w:rPr>
             </w:pPr>
@@ -17277,7 +18753,7 @@
         </w:rPr>
         <w:tab/>
       </w:r>
-      <w:hyperlink xmlns:r="http://schemas.openxmlformats.org/officeDocument/2006/relationships" r:id="docRId59">
+      <w:hyperlink xmlns:r="http://schemas.openxmlformats.org/officeDocument/2006/relationships" r:id="docRId73">
         <w:r>
           <w:rPr>
             <w:rFonts w:ascii="Arial" w:hAnsi="Arial" w:cs="Arial" w:eastAsia="Arial"/>
@@ -17440,7 +18916,7 @@
                 <w:color w:val="auto"/>
                 <w:spacing w:val="0"/>
                 <w:position w:val="0"/>
-                <w:sz w:val="20"/>
+                <w:sz w:val="22"/>
                 <w:shd w:fill="auto" w:val="clear"/>
               </w:rPr>
             </w:pPr>
@@ -17558,7 +19034,7 @@
                 <w:color w:val="auto"/>
                 <w:spacing w:val="0"/>
                 <w:position w:val="0"/>
-                <w:sz w:val="20"/>
+                <w:sz w:val="22"/>
                 <w:shd w:fill="auto" w:val="clear"/>
               </w:rPr>
             </w:pPr>
@@ -17728,7 +19204,7 @@
                 <w:color w:val="auto"/>
                 <w:spacing w:val="0"/>
                 <w:position w:val="0"/>
-                <w:sz w:val="20"/>
+                <w:sz w:val="22"/>
                 <w:shd w:fill="auto" w:val="clear"/>
               </w:rPr>
             </w:pPr>
@@ -17846,7 +19322,7 @@
                 <w:color w:val="auto"/>
                 <w:spacing w:val="0"/>
                 <w:position w:val="0"/>
-                <w:sz w:val="20"/>
+                <w:sz w:val="22"/>
                 <w:shd w:fill="auto" w:val="clear"/>
               </w:rPr>
             </w:pPr>
@@ -17964,7 +19440,7 @@
                 <w:color w:val="auto"/>
                 <w:spacing w:val="0"/>
                 <w:position w:val="0"/>
-                <w:sz w:val="20"/>
+                <w:sz w:val="22"/>
                 <w:shd w:fill="auto" w:val="clear"/>
               </w:rPr>
             </w:pPr>
@@ -18043,7 +19519,7 @@
                 <w:color w:val="auto"/>
                 <w:spacing w:val="0"/>
                 <w:position w:val="0"/>
-                <w:sz w:val="20"/>
+                <w:sz w:val="22"/>
                 <w:shd w:fill="auto" w:val="clear"/>
               </w:rPr>
             </w:pPr>
@@ -18075,7 +19551,7 @@
                 <w:color w:val="auto"/>
                 <w:spacing w:val="0"/>
                 <w:position w:val="0"/>
-                <w:sz w:val="20"/>
+                <w:sz w:val="22"/>
                 <w:shd w:fill="auto" w:val="clear"/>
               </w:rPr>
             </w:pPr>
@@ -18193,7 +19669,7 @@
                 <w:color w:val="auto"/>
                 <w:spacing w:val="0"/>
                 <w:position w:val="0"/>
-                <w:sz w:val="20"/>
+                <w:sz w:val="22"/>
                 <w:shd w:fill="auto" w:val="clear"/>
               </w:rPr>
             </w:pPr>
@@ -18311,7 +19787,7 @@
                 <w:color w:val="auto"/>
                 <w:spacing w:val="0"/>
                 <w:position w:val="0"/>
-                <w:sz w:val="20"/>
+                <w:sz w:val="22"/>
                 <w:shd w:fill="auto" w:val="clear"/>
               </w:rPr>
             </w:pPr>
@@ -18429,7 +19905,7 @@
                 <w:color w:val="auto"/>
                 <w:spacing w:val="0"/>
                 <w:position w:val="0"/>
-                <w:sz w:val="20"/>
+                <w:sz w:val="22"/>
                 <w:shd w:fill="auto" w:val="clear"/>
               </w:rPr>
             </w:pPr>
@@ -18508,7 +19984,7 @@
                 <w:color w:val="auto"/>
                 <w:spacing w:val="0"/>
                 <w:position w:val="0"/>
-                <w:sz w:val="20"/>
+                <w:sz w:val="22"/>
                 <w:shd w:fill="auto" w:val="clear"/>
               </w:rPr>
             </w:pPr>
@@ -18540,7 +20016,7 @@
                 <w:color w:val="auto"/>
                 <w:spacing w:val="0"/>
                 <w:position w:val="0"/>
-                <w:sz w:val="20"/>
+                <w:sz w:val="22"/>
                 <w:shd w:fill="auto" w:val="clear"/>
               </w:rPr>
             </w:pPr>
@@ -18658,7 +20134,7 @@
                 <w:color w:val="auto"/>
                 <w:spacing w:val="0"/>
                 <w:position w:val="0"/>
-                <w:sz w:val="20"/>
+                <w:sz w:val="22"/>
                 <w:shd w:fill="auto" w:val="clear"/>
               </w:rPr>
             </w:pPr>
@@ -18776,7 +20252,7 @@
                 <w:color w:val="auto"/>
                 <w:spacing w:val="0"/>
                 <w:position w:val="0"/>
-                <w:sz w:val="20"/>
+                <w:sz w:val="22"/>
                 <w:shd w:fill="auto" w:val="clear"/>
               </w:rPr>
             </w:pPr>
@@ -18894,7 +20370,7 @@
                 <w:color w:val="auto"/>
                 <w:spacing w:val="0"/>
                 <w:position w:val="0"/>
-                <w:sz w:val="20"/>
+                <w:sz w:val="22"/>
                 <w:shd w:fill="auto" w:val="clear"/>
               </w:rPr>
             </w:pPr>
@@ -18945,7 +20421,7 @@
       <w:lvlText w:val="•"/>
     </w:lvl>
   </w:abstractNum>
-  <w:num w:numId="331">
+  <w:num w:numId="347">
     <w:abstractNumId w:val="0"/>
   </w:num>
 </w:numbering>
